--- a/cblm-builder/templates/IA TEMPLATES/01_iaplan.docx
+++ b/cblm-builder/templates/IA TEMPLATES/01_iaplan.docx
@@ -2,44 +2,6 @@
 <file path=word/document.xml><?xml version="1.0" encoding="utf-8"?>
 <w:document xmlns:wpc="http://schemas.microsoft.com/office/word/2010/wordprocessingCanvas" xmlns:cx="http://schemas.microsoft.com/office/drawing/2014/chartex" xmlns:cx1="http://schemas.microsoft.com/office/drawing/2015/9/8/chartex" xmlns:cx2="http://schemas.microsoft.com/office/drawing/2015/10/21/chartex" xmlns:cx3="http://schemas.microsoft.com/office/drawing/2016/5/9/chartex" xmlns:cx4="http://schemas.microsoft.com/office/drawing/2016/5/10/chartex" xmlns:cx5="http://schemas.microsoft.com/office/drawing/2016/5/11/chartex" xmlns:cx6="http://schemas.microsoft.com/office/drawing/2016/5/12/chartex" xmlns:cx7="http://schemas.microsoft.com/office/drawing/2016/5/13/chartex" xmlns:cx8="http://schemas.microsoft.com/office/drawing/2016/5/14/chartex" xmlns:mc="http://schemas.openxmlformats.org/markup-compatibility/2006" xmlns:aink="http://schemas.microsoft.com/office/drawing/2016/ink" xmlns:am3d="http://schemas.microsoft.com/office/drawing/2017/model3d" xmlns:o="urn:schemas-microsoft-com:office:office" xmlns:oel="http://schemas.microsoft.com/office/2019/extlst" xmlns:r="http://schemas.openxmlformats.org/officeDocument/2006/relationships" xmlns:m="http://schemas.openxmlformats.org/officeDocument/2006/math" xmlns:v="urn:schemas-microsoft-com:vml" xmlns:wp14="http://schemas.microsoft.com/office/word/2010/wordprocessingDrawing" xmlns:wp="http://schemas.openxmlformats.org/drawingml/2006/wordprocessingDrawing" xmlns:w10="urn:schemas-microsoft-com:office:word" xmlns:w="http://schemas.openxmlformats.org/wordprocessingml/2006/main" xmlns:w14="http://schemas.microsoft.com/office/word/2010/wordml" xmlns:w15="http://schemas.microsoft.com/office/word/2012/wordml" xmlns:w16cex="http://schemas.microsoft.com/office/word/2018/wordml/cex" xmlns:w16cid="http://schemas.microsoft.com/office/word/2016/wordml/cid" xmlns:w16="http://schemas.microsoft.com/office/word/2018/wordml" xmlns:w16du="http://schemas.microsoft.com/office/word/2023/wordml/word16du" xmlns:w16sdtdh="http://schemas.microsoft.com/office/word/2020/wordml/sdtdatahash" xmlns:w16sdtfl="http://schemas.microsoft.com/office/word/2024/wordml/sdtformatlock" xmlns:w16se="http://schemas.microsoft.com/office/word/2015/wordml/symex" xmlns:wpg="http://schemas.microsoft.com/office/word/2010/wordprocessingGroup" xmlns:wpi="http://schemas.microsoft.com/office/word/2010/wordprocessingInk" xmlns:wne="http://schemas.microsoft.com/office/word/2006/wordml" xmlns:wps="http://schemas.microsoft.com/office/word/2010/wordprocessingShape" mc:Ignorable="w14 w15 w16se w16cid w16 w16cex w16sdtdh w16sdtfl w16du wp14">
   <w:body>
-    <w:p>
-      <w:pPr>
-        <w:widowControl w:val="0"/>
-        <w:pBdr>
-          <w:top w:val="nil"/>
-          <w:left w:val="nil"/>
-          <w:bottom w:val="nil"/>
-          <w:right w:val="nil"/>
-          <w:between w:val="nil"/>
-        </w:pBdr>
-        <w:spacing w:line="276" w:lineRule="auto"/>
-        <w:rPr>
-          <w:rFonts w:ascii="Bookman Old Style" w:hAnsi="Bookman Old Style"/>
-          <w:sz w:val="24"/>
-          <w:szCs w:val="24"/>
-        </w:rPr>
-      </w:pPr>
-    </w:p>
-    <w:p>
-      <w:pPr>
-        <w:jc w:val="center"/>
-        <w:rPr>
-          <w:rFonts w:ascii="Bookman Old Style" w:eastAsia="Arial" w:hAnsi="Bookman Old Style" w:cs="Arial"/>
-          <w:b/>
-          <w:sz w:val="24"/>
-          <w:szCs w:val="24"/>
-        </w:rPr>
-      </w:pPr>
-      <w:r>
-        <w:rPr>
-          <w:rFonts w:ascii="Bookman Old Style" w:eastAsia="Arial" w:hAnsi="Bookman Old Style" w:cs="Arial"/>
-          <w:b/>
-          <w:sz w:val="24"/>
-          <w:szCs w:val="24"/>
-        </w:rPr>
-        <w:t>INSTITUTIONAL ASSESSMENT PLAN</w:t>
-      </w:r>
-    </w:p>
     <w:p>
       <w:pPr>
         <w:rPr>
@@ -100,7 +62,7 @@
                 <w:sz w:val="24"/>
                 <w:szCs w:val="24"/>
               </w:rPr>
-              <w:t>Unit of competency:</w:t>
+              <w:t>Subject</w:t>
             </w:r>
           </w:p>
         </w:tc>
@@ -127,110 +89,7 @@
                 <w:sz w:val="24"/>
                 <w:szCs w:val="24"/>
               </w:rPr>
-              <w:t>{{</w:t>
-            </w:r>
-            <w:proofErr w:type="spellStart"/>
-            <w:r>
-              <w:rPr>
-                <w:rFonts w:ascii="Bookman Old Style" w:hAnsi="Bookman Old Style"/>
-                <w:b/>
-                <w:bCs/>
-                <w:sz w:val="24"/>
-                <w:szCs w:val="24"/>
-              </w:rPr>
-              <w:t>unit_of_competency</w:t>
-            </w:r>
-            <w:proofErr w:type="spellEnd"/>
-            <w:r>
-              <w:rPr>
-                <w:rFonts w:ascii="Bookman Old Style" w:hAnsi="Bookman Old Style"/>
-                <w:b/>
-                <w:bCs/>
-                <w:sz w:val="24"/>
-                <w:szCs w:val="24"/>
-              </w:rPr>
-              <w:t>}}</w:t>
-            </w:r>
-          </w:p>
-        </w:tc>
-      </w:tr>
-      <w:tr>
-        <w:trPr>
-          <w:trHeight w:val="390"/>
-        </w:trPr>
-        <w:tc>
-          <w:tcPr>
-            <w:tcW w:w="2546" w:type="dxa"/>
-            <w:shd w:val="clear" w:color="auto" w:fill="E6E6E6"/>
-            <w:vAlign w:val="center"/>
-          </w:tcPr>
-          <w:p>
-            <w:pPr>
-              <w:keepNext/>
-              <w:rPr>
-                <w:rFonts w:ascii="Bookman Old Style" w:eastAsia="Arial" w:hAnsi="Bookman Old Style" w:cs="Arial"/>
-                <w:b/>
-                <w:sz w:val="24"/>
-                <w:szCs w:val="24"/>
-              </w:rPr>
-            </w:pPr>
-            <w:r>
-              <w:rPr>
-                <w:rFonts w:ascii="Bookman Old Style" w:eastAsia="Arial" w:hAnsi="Bookman Old Style" w:cs="Arial"/>
-                <w:b/>
-                <w:sz w:val="24"/>
-                <w:szCs w:val="24"/>
-              </w:rPr>
-              <w:t>Module Title:</w:t>
-            </w:r>
-          </w:p>
-        </w:tc>
-        <w:tc>
-          <w:tcPr>
-            <w:tcW w:w="8433" w:type="dxa"/>
-            <w:gridSpan w:val="5"/>
-            <w:shd w:val="clear" w:color="auto" w:fill="FFFFFF"/>
-          </w:tcPr>
-          <w:p>
-            <w:pPr>
-              <w:keepNext/>
-              <w:rPr>
-                <w:rFonts w:ascii="Bookman Old Style" w:eastAsia="Arial" w:hAnsi="Bookman Old Style" w:cs="Arial"/>
-                <w:sz w:val="24"/>
-                <w:szCs w:val="24"/>
-              </w:rPr>
-            </w:pPr>
-            <w:r>
-              <w:rPr>
-                <w:rFonts w:ascii="Bookman Old Style" w:hAnsi="Bookman Old Style"/>
-                <w:b/>
-                <w:bCs/>
-                <w:sz w:val="24"/>
-                <w:szCs w:val="24"/>
-              </w:rPr>
-              <w:t>{{</w:t>
-            </w:r>
-            <w:proofErr w:type="spellStart"/>
-            <w:r>
-              <w:rPr>
-                <w:rFonts w:ascii="Bookman Old Style" w:hAnsi="Bookman Old Style"/>
-                <w:b/>
-                <w:bCs/>
-                <w:sz w:val="24"/>
-                <w:szCs w:val="24"/>
-              </w:rPr>
-              <w:t>module_title</w:t>
-            </w:r>
-            <w:proofErr w:type="spellEnd"/>
-            <w:r>
-              <w:rPr>
-                <w:rFonts w:ascii="Bookman Old Style" w:hAnsi="Bookman Old Style"/>
-                <w:b/>
-                <w:bCs/>
-                <w:sz w:val="24"/>
-                <w:szCs w:val="24"/>
-              </w:rPr>
-              <w:t>}}</w:t>
+              <w:t>{{qualification}}</w:t>
             </w:r>
           </w:p>
         </w:tc>
@@ -3004,7 +2863,6 @@
                 <w:sz w:val="24"/>
                 <w:szCs w:val="24"/>
               </w:rPr>
-              <w:lastRenderedPageBreak/>
               <w:t>LO {{</w:t>
             </w:r>
             <w:r>
@@ -3324,6 +3182,7 @@
                 <w:sz w:val="24"/>
                 <w:szCs w:val="24"/>
               </w:rPr>
+              <w:lastRenderedPageBreak/>
               <w:t>{{Y}</w:t>
             </w:r>
             <w:proofErr w:type="gramStart"/>
@@ -6680,7 +6539,6 @@
                 <w:sz w:val="24"/>
                 <w:szCs w:val="24"/>
               </w:rPr>
-              <w:lastRenderedPageBreak/>
               <w:t>{{Y}</w:t>
             </w:r>
             <w:proofErr w:type="gramStart"/>
@@ -6993,6 +6851,7 @@
                 <w:sz w:val="24"/>
                 <w:szCs w:val="24"/>
               </w:rPr>
+              <w:lastRenderedPageBreak/>
               <w:t>{{Y}</w:t>
             </w:r>
             <w:proofErr w:type="gramStart"/>
@@ -10436,7 +10295,6 @@
                 <w:sz w:val="24"/>
                 <w:szCs w:val="24"/>
               </w:rPr>
-              <w:lastRenderedPageBreak/>
               <w:t>{{Y}</w:t>
             </w:r>
             <w:proofErr w:type="gramStart"/>
@@ -10749,6 +10607,7 @@
                 <w:sz w:val="24"/>
                 <w:szCs w:val="24"/>
               </w:rPr>
+              <w:lastRenderedPageBreak/>
               <w:t>{{Y}</w:t>
             </w:r>
             <w:proofErr w:type="gramStart"/>
@@ -14200,7 +14059,6 @@
                 <w:sz w:val="24"/>
                 <w:szCs w:val="24"/>
               </w:rPr>
-              <w:lastRenderedPageBreak/>
               <w:t>{{Y}</w:t>
             </w:r>
             <w:proofErr w:type="gramStart"/>
@@ -14514,6 +14372,7 @@
                 <w:sz w:val="24"/>
                 <w:szCs w:val="24"/>
               </w:rPr>
+              <w:lastRenderedPageBreak/>
               <w:t>{{Y}</w:t>
             </w:r>
             <w:proofErr w:type="gramStart"/>
@@ -17973,7 +17832,6 @@
                 <w:sz w:val="24"/>
                 <w:szCs w:val="24"/>
               </w:rPr>
-              <w:lastRenderedPageBreak/>
               <w:t>{{Y}</w:t>
             </w:r>
             <w:proofErr w:type="gramStart"/>
@@ -18282,6 +18140,7 @@
                 <w:sz w:val="24"/>
                 <w:szCs w:val="24"/>
               </w:rPr>
+              <w:lastRenderedPageBreak/>
               <w:t>{{Y}</w:t>
             </w:r>
             <w:proofErr w:type="gramStart"/>
@@ -21647,7 +21506,6 @@
                 <w:sz w:val="24"/>
                 <w:szCs w:val="24"/>
               </w:rPr>
-              <w:lastRenderedPageBreak/>
               <w:t>LO {{</w:t>
             </w:r>
             <w:r>
@@ -21976,6 +21834,7 @@
                 <w:sz w:val="24"/>
                 <w:szCs w:val="24"/>
               </w:rPr>
+              <w:lastRenderedPageBreak/>
               <w:t>{{Y}</w:t>
             </w:r>
             <w:proofErr w:type="gramStart"/>
@@ -25431,7 +25290,6 @@
                 <w:sz w:val="24"/>
                 <w:szCs w:val="24"/>
               </w:rPr>
-              <w:lastRenderedPageBreak/>
               <w:t>{{Y}</w:t>
             </w:r>
             <w:proofErr w:type="gramStart"/>
@@ -25744,6 +25602,7 @@
                 <w:sz w:val="24"/>
                 <w:szCs w:val="24"/>
               </w:rPr>
+              <w:lastRenderedPageBreak/>
               <w:t>{{Y}</w:t>
             </w:r>
             <w:proofErr w:type="gramStart"/>
@@ -29186,7 +29045,6 @@
                 <w:sz w:val="24"/>
                 <w:szCs w:val="24"/>
               </w:rPr>
-              <w:lastRenderedPageBreak/>
               <w:t>{{Y}</w:t>
             </w:r>
             <w:proofErr w:type="gramStart"/>
@@ -29527,6 +29385,7 @@
                 <w:sz w:val="24"/>
                 <w:szCs w:val="24"/>
               </w:rPr>
+              <w:lastRenderedPageBreak/>
               <w:t>{{Y}</w:t>
             </w:r>
             <w:proofErr w:type="gramStart"/>
@@ -32978,7 +32837,6 @@
                 <w:sz w:val="24"/>
                 <w:szCs w:val="24"/>
               </w:rPr>
-              <w:lastRenderedPageBreak/>
               <w:t>{{Y}</w:t>
             </w:r>
             <w:proofErr w:type="gramStart"/>
@@ -33291,6 +33149,7 @@
                 <w:sz w:val="24"/>
                 <w:szCs w:val="24"/>
               </w:rPr>
+              <w:lastRenderedPageBreak/>
               <w:t>{{Y}</w:t>
             </w:r>
             <w:proofErr w:type="gramStart"/>

--- a/cblm-builder/templates/IA TEMPLATES/01_iaplan.docx
+++ b/cblm-builder/templates/IA TEMPLATES/01_iaplan.docx
@@ -657,17 +657,7 @@
                 <w:sz w:val="24"/>
                 <w:szCs w:val="24"/>
               </w:rPr>
-              <w:t>}</w:t>
-            </w:r>
-            <w:proofErr w:type="gramStart"/>
-            <w:r>
-              <w:rPr>
-                <w:rFonts w:ascii="Bookman Old Style" w:eastAsia="Arial" w:hAnsi="Bookman Old Style" w:cs="Arial"/>
-                <w:b/>
-                <w:sz w:val="24"/>
-                <w:szCs w:val="24"/>
-              </w:rPr>
-              <w:t>}</w:t>
+              <w:t>}}</w:t>
             </w:r>
             <w:r>
               <w:rPr>
@@ -684,17 +674,7 @@
                 <w:sz w:val="24"/>
                 <w:szCs w:val="24"/>
               </w:rPr>
-              <w:t>{</w:t>
-            </w:r>
-            <w:proofErr w:type="gramEnd"/>
-            <w:r>
-              <w:rPr>
-                <w:rFonts w:ascii="Bookman Old Style" w:eastAsia="Arial" w:hAnsi="Bookman Old Style" w:cs="Arial"/>
-                <w:b/>
-                <w:sz w:val="24"/>
-                <w:szCs w:val="24"/>
-              </w:rPr>
-              <w:t>{</w:t>
+              <w:t>{{</w:t>
             </w:r>
             <w:r>
               <w:rPr>
@@ -750,29 +730,7 @@
                 <w:sz w:val="24"/>
                 <w:szCs w:val="24"/>
               </w:rPr>
-              <w:t>{{</w:t>
-            </w:r>
-            <w:proofErr w:type="spellStart"/>
-            <w:r>
-              <w:rPr>
-                <w:rFonts w:ascii="Bookman Old Style" w:hAnsi="Bookman Old Style"/>
-                <w:b/>
-                <w:bCs/>
-                <w:sz w:val="24"/>
-                <w:szCs w:val="24"/>
-              </w:rPr>
-              <w:t>Contents_Z</w:t>
-            </w:r>
-            <w:proofErr w:type="spellEnd"/>
-            <w:r>
-              <w:rPr>
-                <w:rFonts w:ascii="Bookman Old Style" w:hAnsi="Bookman Old Style"/>
-                <w:b/>
-                <w:bCs/>
-                <w:sz w:val="24"/>
-                <w:szCs w:val="24"/>
-              </w:rPr>
-              <w:t>}}</w:t>
+              <w:t>{{Contents_Z}}</w:t>
             </w:r>
           </w:p>
         </w:tc>
@@ -856,17 +814,7 @@
                 <w:sz w:val="24"/>
                 <w:szCs w:val="24"/>
               </w:rPr>
-              <w:t>{{Y}</w:t>
-            </w:r>
-            <w:proofErr w:type="gramStart"/>
-            <w:r>
-              <w:rPr>
-                <w:rFonts w:ascii="Bookman Old Style" w:eastAsia="Arial" w:hAnsi="Bookman Old Style" w:cs="Arial"/>
-                <w:b/>
-                <w:sz w:val="24"/>
-                <w:szCs w:val="24"/>
-              </w:rPr>
-              <w:t>}</w:t>
+              <w:t>{{Y}}</w:t>
             </w:r>
             <w:r>
               <w:rPr>
@@ -883,17 +831,7 @@
                 <w:sz w:val="24"/>
                 <w:szCs w:val="24"/>
               </w:rPr>
-              <w:t>{</w:t>
-            </w:r>
-            <w:proofErr w:type="gramEnd"/>
-            <w:r>
-              <w:rPr>
-                <w:rFonts w:ascii="Bookman Old Style" w:eastAsia="Arial" w:hAnsi="Bookman Old Style" w:cs="Arial"/>
-                <w:b/>
-                <w:sz w:val="24"/>
-                <w:szCs w:val="24"/>
-              </w:rPr>
-              <w:t xml:space="preserve">{Z}}. </w:t>
+              <w:t xml:space="preserve">{{Z}}. </w:t>
             </w:r>
             <w:r>
               <w:rPr>
@@ -1011,17 +949,7 @@
                 <w:sz w:val="24"/>
                 <w:szCs w:val="24"/>
               </w:rPr>
-              <w:t>{{Y}</w:t>
-            </w:r>
-            <w:proofErr w:type="gramStart"/>
-            <w:r>
-              <w:rPr>
-                <w:rFonts w:ascii="Bookman Old Style" w:eastAsia="Arial" w:hAnsi="Bookman Old Style" w:cs="Arial"/>
-                <w:b/>
-                <w:sz w:val="24"/>
-                <w:szCs w:val="24"/>
-              </w:rPr>
-              <w:t>}</w:t>
+              <w:t>{{Y}}</w:t>
             </w:r>
             <w:r>
               <w:rPr>
@@ -1038,17 +966,7 @@
                 <w:sz w:val="24"/>
                 <w:szCs w:val="24"/>
               </w:rPr>
-              <w:t>{</w:t>
-            </w:r>
-            <w:proofErr w:type="gramEnd"/>
-            <w:r>
-              <w:rPr>
-                <w:rFonts w:ascii="Bookman Old Style" w:eastAsia="Arial" w:hAnsi="Bookman Old Style" w:cs="Arial"/>
-                <w:b/>
-                <w:sz w:val="24"/>
-                <w:szCs w:val="24"/>
-              </w:rPr>
-              <w:t xml:space="preserve">{Z}}. </w:t>
+              <w:t xml:space="preserve">{{Z}}. </w:t>
             </w:r>
             <w:r>
               <w:rPr>
@@ -1166,17 +1084,7 @@
                 <w:sz w:val="24"/>
                 <w:szCs w:val="24"/>
               </w:rPr>
-              <w:t>{{Y}</w:t>
-            </w:r>
-            <w:proofErr w:type="gramStart"/>
-            <w:r>
-              <w:rPr>
-                <w:rFonts w:ascii="Bookman Old Style" w:eastAsia="Arial" w:hAnsi="Bookman Old Style" w:cs="Arial"/>
-                <w:b/>
-                <w:sz w:val="24"/>
-                <w:szCs w:val="24"/>
-              </w:rPr>
-              <w:t>}</w:t>
+              <w:t>{{Y}}</w:t>
             </w:r>
             <w:r>
               <w:rPr>
@@ -1193,17 +1101,7 @@
                 <w:sz w:val="24"/>
                 <w:szCs w:val="24"/>
               </w:rPr>
-              <w:t>{</w:t>
-            </w:r>
-            <w:proofErr w:type="gramEnd"/>
-            <w:r>
-              <w:rPr>
-                <w:rFonts w:ascii="Bookman Old Style" w:eastAsia="Arial" w:hAnsi="Bookman Old Style" w:cs="Arial"/>
-                <w:b/>
-                <w:sz w:val="24"/>
-                <w:szCs w:val="24"/>
-              </w:rPr>
-              <w:t xml:space="preserve">{Z}}. </w:t>
+              <w:t xml:space="preserve">{{Z}}. </w:t>
             </w:r>
             <w:r>
               <w:rPr>
@@ -1320,17 +1218,7 @@
                 <w:sz w:val="24"/>
                 <w:szCs w:val="24"/>
               </w:rPr>
-              <w:t>{{Y}</w:t>
-            </w:r>
-            <w:proofErr w:type="gramStart"/>
-            <w:r>
-              <w:rPr>
-                <w:rFonts w:ascii="Bookman Old Style" w:eastAsia="Arial" w:hAnsi="Bookman Old Style" w:cs="Arial"/>
-                <w:b/>
-                <w:sz w:val="24"/>
-                <w:szCs w:val="24"/>
-              </w:rPr>
-              <w:t>}</w:t>
+              <w:t>{{Y}}</w:t>
             </w:r>
             <w:r>
               <w:rPr>
@@ -1347,17 +1235,7 @@
                 <w:sz w:val="24"/>
                 <w:szCs w:val="24"/>
               </w:rPr>
-              <w:t>{</w:t>
-            </w:r>
-            <w:proofErr w:type="gramEnd"/>
-            <w:r>
-              <w:rPr>
-                <w:rFonts w:ascii="Bookman Old Style" w:eastAsia="Arial" w:hAnsi="Bookman Old Style" w:cs="Arial"/>
-                <w:b/>
-                <w:sz w:val="24"/>
-                <w:szCs w:val="24"/>
-              </w:rPr>
-              <w:t xml:space="preserve">{Z}}. </w:t>
+              <w:t xml:space="preserve">{{Z}}. </w:t>
             </w:r>
             <w:r>
               <w:rPr>
@@ -1474,17 +1352,7 @@
                 <w:sz w:val="24"/>
                 <w:szCs w:val="24"/>
               </w:rPr>
-              <w:t>{{Y}</w:t>
-            </w:r>
-            <w:proofErr w:type="gramStart"/>
-            <w:r>
-              <w:rPr>
-                <w:rFonts w:ascii="Bookman Old Style" w:eastAsia="Arial" w:hAnsi="Bookman Old Style" w:cs="Arial"/>
-                <w:b/>
-                <w:sz w:val="24"/>
-                <w:szCs w:val="24"/>
-              </w:rPr>
-              <w:t>}</w:t>
+              <w:t>{{Y}}</w:t>
             </w:r>
             <w:r>
               <w:rPr>
@@ -1501,17 +1369,7 @@
                 <w:sz w:val="24"/>
                 <w:szCs w:val="24"/>
               </w:rPr>
-              <w:t>{</w:t>
-            </w:r>
-            <w:proofErr w:type="gramEnd"/>
-            <w:r>
-              <w:rPr>
-                <w:rFonts w:ascii="Bookman Old Style" w:eastAsia="Arial" w:hAnsi="Bookman Old Style" w:cs="Arial"/>
-                <w:b/>
-                <w:sz w:val="24"/>
-                <w:szCs w:val="24"/>
-              </w:rPr>
-              <w:t xml:space="preserve">{Z}}. </w:t>
+              <w:t xml:space="preserve">{{Z}}. </w:t>
             </w:r>
             <w:r>
               <w:rPr>
@@ -1628,17 +1486,7 @@
                 <w:sz w:val="24"/>
                 <w:szCs w:val="24"/>
               </w:rPr>
-              <w:t>{{Y}</w:t>
-            </w:r>
-            <w:proofErr w:type="gramStart"/>
-            <w:r>
-              <w:rPr>
-                <w:rFonts w:ascii="Bookman Old Style" w:eastAsia="Arial" w:hAnsi="Bookman Old Style" w:cs="Arial"/>
-                <w:b/>
-                <w:sz w:val="24"/>
-                <w:szCs w:val="24"/>
-              </w:rPr>
-              <w:t>}</w:t>
+              <w:t>{{Y}}</w:t>
             </w:r>
             <w:r>
               <w:rPr>
@@ -1655,17 +1503,7 @@
                 <w:sz w:val="24"/>
                 <w:szCs w:val="24"/>
               </w:rPr>
-              <w:t>{</w:t>
-            </w:r>
-            <w:proofErr w:type="gramEnd"/>
-            <w:r>
-              <w:rPr>
-                <w:rFonts w:ascii="Bookman Old Style" w:eastAsia="Arial" w:hAnsi="Bookman Old Style" w:cs="Arial"/>
-                <w:b/>
-                <w:sz w:val="24"/>
-                <w:szCs w:val="24"/>
-              </w:rPr>
-              <w:t xml:space="preserve">{Z}}. </w:t>
+              <w:t xml:space="preserve">{{Z}}. </w:t>
             </w:r>
             <w:r>
               <w:rPr>
@@ -1782,17 +1620,7 @@
                 <w:sz w:val="24"/>
                 <w:szCs w:val="24"/>
               </w:rPr>
-              <w:t>{{Y}</w:t>
-            </w:r>
-            <w:proofErr w:type="gramStart"/>
-            <w:r>
-              <w:rPr>
-                <w:rFonts w:ascii="Bookman Old Style" w:eastAsia="Arial" w:hAnsi="Bookman Old Style" w:cs="Arial"/>
-                <w:b/>
-                <w:sz w:val="24"/>
-                <w:szCs w:val="24"/>
-              </w:rPr>
-              <w:t>}</w:t>
+              <w:t>{{Y}}</w:t>
             </w:r>
             <w:r>
               <w:rPr>
@@ -1809,17 +1637,7 @@
                 <w:sz w:val="24"/>
                 <w:szCs w:val="24"/>
               </w:rPr>
-              <w:t>{</w:t>
-            </w:r>
-            <w:proofErr w:type="gramEnd"/>
-            <w:r>
-              <w:rPr>
-                <w:rFonts w:ascii="Bookman Old Style" w:eastAsia="Arial" w:hAnsi="Bookman Old Style" w:cs="Arial"/>
-                <w:b/>
-                <w:sz w:val="24"/>
-                <w:szCs w:val="24"/>
-              </w:rPr>
-              <w:t xml:space="preserve">{Z}}. </w:t>
+              <w:t xml:space="preserve">{{Z}}. </w:t>
             </w:r>
             <w:r>
               <w:rPr>
@@ -1936,17 +1754,7 @@
                 <w:sz w:val="24"/>
                 <w:szCs w:val="24"/>
               </w:rPr>
-              <w:t>{{Y}</w:t>
-            </w:r>
-            <w:proofErr w:type="gramStart"/>
-            <w:r>
-              <w:rPr>
-                <w:rFonts w:ascii="Bookman Old Style" w:eastAsia="Arial" w:hAnsi="Bookman Old Style" w:cs="Arial"/>
-                <w:b/>
-                <w:sz w:val="24"/>
-                <w:szCs w:val="24"/>
-              </w:rPr>
-              <w:t>}</w:t>
+              <w:t>{{Y}}</w:t>
             </w:r>
             <w:r>
               <w:rPr>
@@ -1963,17 +1771,7 @@
                 <w:sz w:val="24"/>
                 <w:szCs w:val="24"/>
               </w:rPr>
-              <w:t>{</w:t>
-            </w:r>
-            <w:proofErr w:type="gramEnd"/>
-            <w:r>
-              <w:rPr>
-                <w:rFonts w:ascii="Bookman Old Style" w:eastAsia="Arial" w:hAnsi="Bookman Old Style" w:cs="Arial"/>
-                <w:b/>
-                <w:sz w:val="24"/>
-                <w:szCs w:val="24"/>
-              </w:rPr>
-              <w:t xml:space="preserve">{Z}}. </w:t>
+              <w:t xml:space="preserve">{{Z}}. </w:t>
             </w:r>
             <w:r>
               <w:rPr>
@@ -2090,17 +1888,7 @@
                 <w:sz w:val="24"/>
                 <w:szCs w:val="24"/>
               </w:rPr>
-              <w:t>{{Y}</w:t>
-            </w:r>
-            <w:proofErr w:type="gramStart"/>
-            <w:r>
-              <w:rPr>
-                <w:rFonts w:ascii="Bookman Old Style" w:eastAsia="Arial" w:hAnsi="Bookman Old Style" w:cs="Arial"/>
-                <w:b/>
-                <w:sz w:val="24"/>
-                <w:szCs w:val="24"/>
-              </w:rPr>
-              <w:t>}</w:t>
+              <w:t>{{Y}}</w:t>
             </w:r>
             <w:r>
               <w:rPr>
@@ -2117,17 +1905,7 @@
                 <w:sz w:val="24"/>
                 <w:szCs w:val="24"/>
               </w:rPr>
-              <w:t>{</w:t>
-            </w:r>
-            <w:proofErr w:type="gramEnd"/>
-            <w:r>
-              <w:rPr>
-                <w:rFonts w:ascii="Bookman Old Style" w:eastAsia="Arial" w:hAnsi="Bookman Old Style" w:cs="Arial"/>
-                <w:b/>
-                <w:sz w:val="24"/>
-                <w:szCs w:val="24"/>
-              </w:rPr>
-              <w:t xml:space="preserve">{Z}}. </w:t>
+              <w:t xml:space="preserve">{{Z}}. </w:t>
             </w:r>
             <w:r>
               <w:rPr>
@@ -2244,17 +2022,7 @@
                 <w:sz w:val="24"/>
                 <w:szCs w:val="24"/>
               </w:rPr>
-              <w:t>{{Y}</w:t>
-            </w:r>
-            <w:proofErr w:type="gramStart"/>
-            <w:r>
-              <w:rPr>
-                <w:rFonts w:ascii="Bookman Old Style" w:eastAsia="Arial" w:hAnsi="Bookman Old Style" w:cs="Arial"/>
-                <w:b/>
-                <w:sz w:val="24"/>
-                <w:szCs w:val="24"/>
-              </w:rPr>
-              <w:t>}</w:t>
+              <w:t>{{Y}}</w:t>
             </w:r>
             <w:r>
               <w:rPr>
@@ -2271,17 +2039,7 @@
                 <w:sz w:val="24"/>
                 <w:szCs w:val="24"/>
               </w:rPr>
-              <w:t>{</w:t>
-            </w:r>
-            <w:proofErr w:type="gramEnd"/>
-            <w:r>
-              <w:rPr>
-                <w:rFonts w:ascii="Bookman Old Style" w:eastAsia="Arial" w:hAnsi="Bookman Old Style" w:cs="Arial"/>
-                <w:b/>
-                <w:sz w:val="24"/>
-                <w:szCs w:val="24"/>
-              </w:rPr>
-              <w:t xml:space="preserve">{Z}}. </w:t>
+              <w:t xml:space="preserve">{{Z}}. </w:t>
             </w:r>
             <w:r>
               <w:rPr>
@@ -2399,17 +2157,7 @@
                 <w:sz w:val="24"/>
                 <w:szCs w:val="24"/>
               </w:rPr>
-              <w:t>{{Y}</w:t>
-            </w:r>
-            <w:proofErr w:type="gramStart"/>
-            <w:r>
-              <w:rPr>
-                <w:rFonts w:ascii="Bookman Old Style" w:eastAsia="Arial" w:hAnsi="Bookman Old Style" w:cs="Arial"/>
-                <w:b/>
-                <w:sz w:val="24"/>
-                <w:szCs w:val="24"/>
-              </w:rPr>
-              <w:t>}</w:t>
+              <w:t>{{Y}}</w:t>
             </w:r>
             <w:r>
               <w:rPr>
@@ -2426,17 +2174,7 @@
                 <w:sz w:val="24"/>
                 <w:szCs w:val="24"/>
               </w:rPr>
-              <w:t>{</w:t>
-            </w:r>
-            <w:proofErr w:type="gramEnd"/>
-            <w:r>
-              <w:rPr>
-                <w:rFonts w:ascii="Bookman Old Style" w:eastAsia="Arial" w:hAnsi="Bookman Old Style" w:cs="Arial"/>
-                <w:b/>
-                <w:sz w:val="24"/>
-                <w:szCs w:val="24"/>
-              </w:rPr>
-              <w:t xml:space="preserve">{Z}}. </w:t>
+              <w:t xml:space="preserve">{{Z}}. </w:t>
             </w:r>
             <w:r>
               <w:rPr>
@@ -2554,17 +2292,7 @@
                 <w:sz w:val="24"/>
                 <w:szCs w:val="24"/>
               </w:rPr>
-              <w:t>{{Y}</w:t>
-            </w:r>
-            <w:proofErr w:type="gramStart"/>
-            <w:r>
-              <w:rPr>
-                <w:rFonts w:ascii="Bookman Old Style" w:eastAsia="Arial" w:hAnsi="Bookman Old Style" w:cs="Arial"/>
-                <w:b/>
-                <w:sz w:val="24"/>
-                <w:szCs w:val="24"/>
-              </w:rPr>
-              <w:t>}</w:t>
+              <w:t>{{Y}}</w:t>
             </w:r>
             <w:r>
               <w:rPr>
@@ -2581,17 +2309,7 @@
                 <w:sz w:val="24"/>
                 <w:szCs w:val="24"/>
               </w:rPr>
-              <w:t>{</w:t>
-            </w:r>
-            <w:proofErr w:type="gramEnd"/>
-            <w:r>
-              <w:rPr>
-                <w:rFonts w:ascii="Bookman Old Style" w:eastAsia="Arial" w:hAnsi="Bookman Old Style" w:cs="Arial"/>
-                <w:b/>
-                <w:sz w:val="24"/>
-                <w:szCs w:val="24"/>
-              </w:rPr>
-              <w:t xml:space="preserve">{Z}}. </w:t>
+              <w:t xml:space="preserve">{{Z}}. </w:t>
             </w:r>
             <w:r>
               <w:rPr>
@@ -2708,17 +2426,7 @@
                 <w:sz w:val="24"/>
                 <w:szCs w:val="24"/>
               </w:rPr>
-              <w:t>{{Y}</w:t>
-            </w:r>
-            <w:proofErr w:type="gramStart"/>
-            <w:r>
-              <w:rPr>
-                <w:rFonts w:ascii="Bookman Old Style" w:eastAsia="Arial" w:hAnsi="Bookman Old Style" w:cs="Arial"/>
-                <w:b/>
-                <w:sz w:val="24"/>
-                <w:szCs w:val="24"/>
-              </w:rPr>
-              <w:t>}</w:t>
+              <w:t>{{Y}}</w:t>
             </w:r>
             <w:r>
               <w:rPr>
@@ -2735,17 +2443,7 @@
                 <w:sz w:val="24"/>
                 <w:szCs w:val="24"/>
               </w:rPr>
-              <w:t>{</w:t>
-            </w:r>
-            <w:proofErr w:type="gramEnd"/>
-            <w:r>
-              <w:rPr>
-                <w:rFonts w:ascii="Bookman Old Style" w:eastAsia="Arial" w:hAnsi="Bookman Old Style" w:cs="Arial"/>
-                <w:b/>
-                <w:sz w:val="24"/>
-                <w:szCs w:val="24"/>
-              </w:rPr>
-              <w:t xml:space="preserve">{Z}}. </w:t>
+              <w:t xml:space="preserve">{{Z}}. </w:t>
             </w:r>
             <w:r>
               <w:rPr>
@@ -3005,17 +2703,7 @@
                 <w:sz w:val="24"/>
                 <w:szCs w:val="24"/>
               </w:rPr>
-              <w:t>{{Y}</w:t>
-            </w:r>
-            <w:proofErr w:type="gramStart"/>
-            <w:r>
-              <w:rPr>
-                <w:rFonts w:ascii="Bookman Old Style" w:eastAsia="Arial" w:hAnsi="Bookman Old Style" w:cs="Arial"/>
-                <w:b/>
-                <w:sz w:val="24"/>
-                <w:szCs w:val="24"/>
-              </w:rPr>
-              <w:t>}</w:t>
+              <w:t>{{Y}}</w:t>
             </w:r>
             <w:r>
               <w:rPr>
@@ -3032,17 +2720,7 @@
                 <w:sz w:val="24"/>
                 <w:szCs w:val="24"/>
               </w:rPr>
-              <w:t>{</w:t>
-            </w:r>
-            <w:proofErr w:type="gramEnd"/>
-            <w:r>
-              <w:rPr>
-                <w:rFonts w:ascii="Bookman Old Style" w:eastAsia="Arial" w:hAnsi="Bookman Old Style" w:cs="Arial"/>
-                <w:b/>
-                <w:sz w:val="24"/>
-                <w:szCs w:val="24"/>
-              </w:rPr>
-              <w:t xml:space="preserve">{Z}}. </w:t>
+              <w:t xml:space="preserve">{{Z}}. </w:t>
             </w:r>
             <w:r>
               <w:rPr>
@@ -3078,27 +2756,7 @@
                 <w:sz w:val="24"/>
                 <w:szCs w:val="24"/>
               </w:rPr>
-              <w:t>{{</w:t>
-            </w:r>
-            <w:proofErr w:type="spellStart"/>
-            <w:r>
-              <w:rPr>
-                <w:rFonts w:ascii="Bookman Old Style" w:eastAsia="Arial" w:hAnsi="Bookman Old Style" w:cs="Arial"/>
-                <w:b/>
-                <w:sz w:val="24"/>
-                <w:szCs w:val="24"/>
-              </w:rPr>
-              <w:t>Contents_Z</w:t>
-            </w:r>
-            <w:proofErr w:type="spellEnd"/>
-            <w:r>
-              <w:rPr>
-                <w:rFonts w:ascii="Bookman Old Style" w:eastAsia="Arial" w:hAnsi="Bookman Old Style" w:cs="Arial"/>
-                <w:b/>
-                <w:sz w:val="24"/>
-                <w:szCs w:val="24"/>
-              </w:rPr>
-              <w:t>}}</w:t>
+              <w:t>{{Contents_Z}}</w:t>
             </w:r>
           </w:p>
         </w:tc>
@@ -3183,17 +2841,7 @@
                 <w:szCs w:val="24"/>
               </w:rPr>
               <w:lastRenderedPageBreak/>
-              <w:t>{{Y}</w:t>
-            </w:r>
-            <w:proofErr w:type="gramStart"/>
-            <w:r>
-              <w:rPr>
-                <w:rFonts w:ascii="Bookman Old Style" w:eastAsia="Arial" w:hAnsi="Bookman Old Style" w:cs="Arial"/>
-                <w:b/>
-                <w:sz w:val="24"/>
-                <w:szCs w:val="24"/>
-              </w:rPr>
-              <w:t>}</w:t>
+              <w:t>{{Y}}</w:t>
             </w:r>
             <w:r>
               <w:rPr>
@@ -3210,17 +2858,7 @@
                 <w:sz w:val="24"/>
                 <w:szCs w:val="24"/>
               </w:rPr>
-              <w:t>{</w:t>
-            </w:r>
-            <w:proofErr w:type="gramEnd"/>
-            <w:r>
-              <w:rPr>
-                <w:rFonts w:ascii="Bookman Old Style" w:eastAsia="Arial" w:hAnsi="Bookman Old Style" w:cs="Arial"/>
-                <w:b/>
-                <w:sz w:val="24"/>
-                <w:szCs w:val="24"/>
-              </w:rPr>
-              <w:t xml:space="preserve">{Z}}. </w:t>
+              <w:t xml:space="preserve">{{Z}}. </w:t>
             </w:r>
             <w:r>
               <w:rPr>
@@ -3331,17 +2969,7 @@
                 <w:sz w:val="24"/>
                 <w:szCs w:val="24"/>
               </w:rPr>
-              <w:t>{{Y}</w:t>
-            </w:r>
-            <w:proofErr w:type="gramStart"/>
-            <w:r>
-              <w:rPr>
-                <w:rFonts w:ascii="Bookman Old Style" w:eastAsia="Arial" w:hAnsi="Bookman Old Style" w:cs="Arial"/>
-                <w:b/>
-                <w:sz w:val="24"/>
-                <w:szCs w:val="24"/>
-              </w:rPr>
-              <w:t>}</w:t>
+              <w:t>{{Y}}</w:t>
             </w:r>
             <w:r>
               <w:rPr>
@@ -3358,17 +2986,7 @@
                 <w:sz w:val="24"/>
                 <w:szCs w:val="24"/>
               </w:rPr>
-              <w:t>{</w:t>
-            </w:r>
-            <w:proofErr w:type="gramEnd"/>
-            <w:r>
-              <w:rPr>
-                <w:rFonts w:ascii="Bookman Old Style" w:eastAsia="Arial" w:hAnsi="Bookman Old Style" w:cs="Arial"/>
-                <w:b/>
-                <w:sz w:val="24"/>
-                <w:szCs w:val="24"/>
-              </w:rPr>
-              <w:t xml:space="preserve">{Z}}. </w:t>
+              <w:t xml:space="preserve">{{Z}}. </w:t>
             </w:r>
             <w:r>
               <w:rPr>
@@ -3479,17 +3097,7 @@
                 <w:sz w:val="24"/>
                 <w:szCs w:val="24"/>
               </w:rPr>
-              <w:t>{{Y}</w:t>
-            </w:r>
-            <w:proofErr w:type="gramStart"/>
-            <w:r>
-              <w:rPr>
-                <w:rFonts w:ascii="Bookman Old Style" w:eastAsia="Arial" w:hAnsi="Bookman Old Style" w:cs="Arial"/>
-                <w:b/>
-                <w:sz w:val="24"/>
-                <w:szCs w:val="24"/>
-              </w:rPr>
-              <w:t>}</w:t>
+              <w:t>{{Y}}</w:t>
             </w:r>
             <w:r>
               <w:rPr>
@@ -3506,17 +3114,7 @@
                 <w:sz w:val="24"/>
                 <w:szCs w:val="24"/>
               </w:rPr>
-              <w:t>{</w:t>
-            </w:r>
-            <w:proofErr w:type="gramEnd"/>
-            <w:r>
-              <w:rPr>
-                <w:rFonts w:ascii="Bookman Old Style" w:eastAsia="Arial" w:hAnsi="Bookman Old Style" w:cs="Arial"/>
-                <w:b/>
-                <w:sz w:val="24"/>
-                <w:szCs w:val="24"/>
-              </w:rPr>
-              <w:t xml:space="preserve">{Z}}. </w:t>
+              <w:t xml:space="preserve">{{Z}}. </w:t>
             </w:r>
             <w:r>
               <w:rPr>
@@ -3627,17 +3225,7 @@
                 <w:sz w:val="24"/>
                 <w:szCs w:val="24"/>
               </w:rPr>
-              <w:t>{{Y}</w:t>
-            </w:r>
-            <w:proofErr w:type="gramStart"/>
-            <w:r>
-              <w:rPr>
-                <w:rFonts w:ascii="Bookman Old Style" w:eastAsia="Arial" w:hAnsi="Bookman Old Style" w:cs="Arial"/>
-                <w:b/>
-                <w:sz w:val="24"/>
-                <w:szCs w:val="24"/>
-              </w:rPr>
-              <w:t>}</w:t>
+              <w:t>{{Y}}</w:t>
             </w:r>
             <w:r>
               <w:rPr>
@@ -3654,17 +3242,7 @@
                 <w:sz w:val="24"/>
                 <w:szCs w:val="24"/>
               </w:rPr>
-              <w:t>{</w:t>
-            </w:r>
-            <w:proofErr w:type="gramEnd"/>
-            <w:r>
-              <w:rPr>
-                <w:rFonts w:ascii="Bookman Old Style" w:eastAsia="Arial" w:hAnsi="Bookman Old Style" w:cs="Arial"/>
-                <w:b/>
-                <w:sz w:val="24"/>
-                <w:szCs w:val="24"/>
-              </w:rPr>
-              <w:t xml:space="preserve">{Z}}. </w:t>
+              <w:t xml:space="preserve">{{Z}}. </w:t>
             </w:r>
             <w:r>
               <w:rPr>
@@ -3775,17 +3353,7 @@
                 <w:sz w:val="24"/>
                 <w:szCs w:val="24"/>
               </w:rPr>
-              <w:t>{{Y}</w:t>
-            </w:r>
-            <w:proofErr w:type="gramStart"/>
-            <w:r>
-              <w:rPr>
-                <w:rFonts w:ascii="Bookman Old Style" w:eastAsia="Arial" w:hAnsi="Bookman Old Style" w:cs="Arial"/>
-                <w:b/>
-                <w:sz w:val="24"/>
-                <w:szCs w:val="24"/>
-              </w:rPr>
-              <w:t>}</w:t>
+              <w:t>{{Y}}</w:t>
             </w:r>
             <w:r>
               <w:rPr>
@@ -3802,17 +3370,7 @@
                 <w:sz w:val="24"/>
                 <w:szCs w:val="24"/>
               </w:rPr>
-              <w:t>{</w:t>
-            </w:r>
-            <w:proofErr w:type="gramEnd"/>
-            <w:r>
-              <w:rPr>
-                <w:rFonts w:ascii="Bookman Old Style" w:eastAsia="Arial" w:hAnsi="Bookman Old Style" w:cs="Arial"/>
-                <w:b/>
-                <w:sz w:val="24"/>
-                <w:szCs w:val="24"/>
-              </w:rPr>
-              <w:t xml:space="preserve">{Z}}. </w:t>
+              <w:t xml:space="preserve">{{Z}}. </w:t>
             </w:r>
             <w:r>
               <w:rPr>
@@ -3923,17 +3481,7 @@
                 <w:sz w:val="24"/>
                 <w:szCs w:val="24"/>
               </w:rPr>
-              <w:t>{{Y}</w:t>
-            </w:r>
-            <w:proofErr w:type="gramStart"/>
-            <w:r>
-              <w:rPr>
-                <w:rFonts w:ascii="Bookman Old Style" w:eastAsia="Arial" w:hAnsi="Bookman Old Style" w:cs="Arial"/>
-                <w:b/>
-                <w:sz w:val="24"/>
-                <w:szCs w:val="24"/>
-              </w:rPr>
-              <w:t>}</w:t>
+              <w:t>{{Y}}</w:t>
             </w:r>
             <w:r>
               <w:rPr>
@@ -3950,17 +3498,7 @@
                 <w:sz w:val="24"/>
                 <w:szCs w:val="24"/>
               </w:rPr>
-              <w:t>{</w:t>
-            </w:r>
-            <w:proofErr w:type="gramEnd"/>
-            <w:r>
-              <w:rPr>
-                <w:rFonts w:ascii="Bookman Old Style" w:eastAsia="Arial" w:hAnsi="Bookman Old Style" w:cs="Arial"/>
-                <w:b/>
-                <w:sz w:val="24"/>
-                <w:szCs w:val="24"/>
-              </w:rPr>
-              <w:t xml:space="preserve">{Z}}. </w:t>
+              <w:t xml:space="preserve">{{Z}}. </w:t>
             </w:r>
             <w:r>
               <w:rPr>
@@ -4071,17 +3609,7 @@
                 <w:sz w:val="24"/>
                 <w:szCs w:val="24"/>
               </w:rPr>
-              <w:t>{{Y}</w:t>
-            </w:r>
-            <w:proofErr w:type="gramStart"/>
-            <w:r>
-              <w:rPr>
-                <w:rFonts w:ascii="Bookman Old Style" w:eastAsia="Arial" w:hAnsi="Bookman Old Style" w:cs="Arial"/>
-                <w:b/>
-                <w:sz w:val="24"/>
-                <w:szCs w:val="24"/>
-              </w:rPr>
-              <w:t>}</w:t>
+              <w:t>{{Y}}</w:t>
             </w:r>
             <w:r>
               <w:rPr>
@@ -4098,17 +3626,7 @@
                 <w:sz w:val="24"/>
                 <w:szCs w:val="24"/>
               </w:rPr>
-              <w:t>{</w:t>
-            </w:r>
-            <w:proofErr w:type="gramEnd"/>
-            <w:r>
-              <w:rPr>
-                <w:rFonts w:ascii="Bookman Old Style" w:eastAsia="Arial" w:hAnsi="Bookman Old Style" w:cs="Arial"/>
-                <w:b/>
-                <w:sz w:val="24"/>
-                <w:szCs w:val="24"/>
-              </w:rPr>
-              <w:t xml:space="preserve">{Z}}. </w:t>
+              <w:t xml:space="preserve">{{Z}}. </w:t>
             </w:r>
             <w:r>
               <w:rPr>
@@ -4219,17 +3737,7 @@
                 <w:sz w:val="24"/>
                 <w:szCs w:val="24"/>
               </w:rPr>
-              <w:t>{{Y}</w:t>
-            </w:r>
-            <w:proofErr w:type="gramStart"/>
-            <w:r>
-              <w:rPr>
-                <w:rFonts w:ascii="Bookman Old Style" w:eastAsia="Arial" w:hAnsi="Bookman Old Style" w:cs="Arial"/>
-                <w:b/>
-                <w:sz w:val="24"/>
-                <w:szCs w:val="24"/>
-              </w:rPr>
-              <w:t>}</w:t>
+              <w:t>{{Y}}</w:t>
             </w:r>
             <w:r>
               <w:rPr>
@@ -4246,17 +3754,7 @@
                 <w:sz w:val="24"/>
                 <w:szCs w:val="24"/>
               </w:rPr>
-              <w:t>{</w:t>
-            </w:r>
-            <w:proofErr w:type="gramEnd"/>
-            <w:r>
-              <w:rPr>
-                <w:rFonts w:ascii="Bookman Old Style" w:eastAsia="Arial" w:hAnsi="Bookman Old Style" w:cs="Arial"/>
-                <w:b/>
-                <w:sz w:val="24"/>
-                <w:szCs w:val="24"/>
-              </w:rPr>
-              <w:t xml:space="preserve">{Z}}. </w:t>
+              <w:t xml:space="preserve">{{Z}}. </w:t>
             </w:r>
             <w:r>
               <w:rPr>
@@ -4366,17 +3864,7 @@
                 <w:sz w:val="24"/>
                 <w:szCs w:val="24"/>
               </w:rPr>
-              <w:t>{{Y}</w:t>
-            </w:r>
-            <w:proofErr w:type="gramStart"/>
-            <w:r>
-              <w:rPr>
-                <w:rFonts w:ascii="Bookman Old Style" w:eastAsia="Arial" w:hAnsi="Bookman Old Style" w:cs="Arial"/>
-                <w:b/>
-                <w:sz w:val="24"/>
-                <w:szCs w:val="24"/>
-              </w:rPr>
-              <w:t>}</w:t>
+              <w:t>{{Y}}</w:t>
             </w:r>
             <w:r>
               <w:rPr>
@@ -4393,17 +3881,7 @@
                 <w:sz w:val="24"/>
                 <w:szCs w:val="24"/>
               </w:rPr>
-              <w:t>{</w:t>
-            </w:r>
-            <w:proofErr w:type="gramEnd"/>
-            <w:r>
-              <w:rPr>
-                <w:rFonts w:ascii="Bookman Old Style" w:eastAsia="Arial" w:hAnsi="Bookman Old Style" w:cs="Arial"/>
-                <w:b/>
-                <w:sz w:val="24"/>
-                <w:szCs w:val="24"/>
-              </w:rPr>
-              <w:t xml:space="preserve">{Z}}. </w:t>
+              <w:t xml:space="preserve">{{Z}}. </w:t>
             </w:r>
             <w:r>
               <w:rPr>
@@ -4510,17 +3988,7 @@
                 <w:sz w:val="24"/>
                 <w:szCs w:val="24"/>
               </w:rPr>
-              <w:t>{{Y}</w:t>
-            </w:r>
-            <w:proofErr w:type="gramStart"/>
-            <w:r>
-              <w:rPr>
-                <w:rFonts w:ascii="Bookman Old Style" w:eastAsia="Arial" w:hAnsi="Bookman Old Style" w:cs="Arial"/>
-                <w:b/>
-                <w:sz w:val="24"/>
-                <w:szCs w:val="24"/>
-              </w:rPr>
-              <w:t>}</w:t>
+              <w:t>{{Y}}</w:t>
             </w:r>
             <w:r>
               <w:rPr>
@@ -4537,17 +4005,7 @@
                 <w:sz w:val="24"/>
                 <w:szCs w:val="24"/>
               </w:rPr>
-              <w:t>{</w:t>
-            </w:r>
-            <w:proofErr w:type="gramEnd"/>
-            <w:r>
-              <w:rPr>
-                <w:rFonts w:ascii="Bookman Old Style" w:eastAsia="Arial" w:hAnsi="Bookman Old Style" w:cs="Arial"/>
-                <w:b/>
-                <w:sz w:val="24"/>
-                <w:szCs w:val="24"/>
-              </w:rPr>
-              <w:t xml:space="preserve">{Z}}. </w:t>
+              <w:t xml:space="preserve">{{Z}}. </w:t>
             </w:r>
             <w:r>
               <w:rPr>
@@ -4663,17 +4121,7 @@
                 <w:sz w:val="24"/>
                 <w:szCs w:val="24"/>
               </w:rPr>
-              <w:t>{{Y}</w:t>
-            </w:r>
-            <w:proofErr w:type="gramStart"/>
-            <w:r>
-              <w:rPr>
-                <w:rFonts w:ascii="Bookman Old Style" w:eastAsia="Arial" w:hAnsi="Bookman Old Style" w:cs="Arial"/>
-                <w:b/>
-                <w:sz w:val="24"/>
-                <w:szCs w:val="24"/>
-              </w:rPr>
-              <w:t>}</w:t>
+              <w:t>{{Y}}</w:t>
             </w:r>
             <w:r>
               <w:rPr>
@@ -4690,17 +4138,7 @@
                 <w:sz w:val="24"/>
                 <w:szCs w:val="24"/>
               </w:rPr>
-              <w:t>{</w:t>
-            </w:r>
-            <w:proofErr w:type="gramEnd"/>
-            <w:r>
-              <w:rPr>
-                <w:rFonts w:ascii="Bookman Old Style" w:eastAsia="Arial" w:hAnsi="Bookman Old Style" w:cs="Arial"/>
-                <w:b/>
-                <w:sz w:val="24"/>
-                <w:szCs w:val="24"/>
-              </w:rPr>
-              <w:t xml:space="preserve">{Z}}. </w:t>
+              <w:t xml:space="preserve">{{Z}}. </w:t>
             </w:r>
             <w:r>
               <w:rPr>
@@ -4962,17 +4400,7 @@
                 <w:sz w:val="24"/>
                 <w:szCs w:val="24"/>
               </w:rPr>
-              <w:t>{{Y}</w:t>
-            </w:r>
-            <w:proofErr w:type="gramStart"/>
-            <w:r>
-              <w:rPr>
-                <w:rFonts w:ascii="Bookman Old Style" w:eastAsia="Arial" w:hAnsi="Bookman Old Style" w:cs="Arial"/>
-                <w:b/>
-                <w:sz w:val="24"/>
-                <w:szCs w:val="24"/>
-              </w:rPr>
-              <w:t>}</w:t>
+              <w:t>{{Y}}</w:t>
             </w:r>
             <w:r>
               <w:rPr>
@@ -4989,17 +4417,7 @@
                 <w:sz w:val="24"/>
                 <w:szCs w:val="24"/>
               </w:rPr>
-              <w:t>{</w:t>
-            </w:r>
-            <w:proofErr w:type="gramEnd"/>
-            <w:r>
-              <w:rPr>
-                <w:rFonts w:ascii="Bookman Old Style" w:eastAsia="Arial" w:hAnsi="Bookman Old Style" w:cs="Arial"/>
-                <w:b/>
-                <w:sz w:val="24"/>
-                <w:szCs w:val="24"/>
-              </w:rPr>
-              <w:t xml:space="preserve">{Z}}. </w:t>
+              <w:t xml:space="preserve">{{Z}}. </w:t>
             </w:r>
             <w:r>
               <w:rPr>
@@ -5043,27 +4461,7 @@
                 <w:sz w:val="24"/>
                 <w:szCs w:val="24"/>
               </w:rPr>
-              <w:t>{{</w:t>
-            </w:r>
-            <w:proofErr w:type="spellStart"/>
-            <w:r>
-              <w:rPr>
-                <w:rFonts w:ascii="Bookman Old Style" w:eastAsia="Arial" w:hAnsi="Bookman Old Style" w:cs="Arial"/>
-                <w:b/>
-                <w:sz w:val="24"/>
-                <w:szCs w:val="24"/>
-              </w:rPr>
-              <w:t>Contents_Z</w:t>
-            </w:r>
-            <w:proofErr w:type="spellEnd"/>
-            <w:r>
-              <w:rPr>
-                <w:rFonts w:ascii="Bookman Old Style" w:eastAsia="Arial" w:hAnsi="Bookman Old Style" w:cs="Arial"/>
-                <w:b/>
-                <w:sz w:val="24"/>
-                <w:szCs w:val="24"/>
-              </w:rPr>
-              <w:t>}}</w:t>
+              <w:t>{{Contents_Z}}</w:t>
             </w:r>
           </w:p>
         </w:tc>
@@ -5144,17 +4542,7 @@
                 <w:sz w:val="24"/>
                 <w:szCs w:val="24"/>
               </w:rPr>
-              <w:t>{{Y}</w:t>
-            </w:r>
-            <w:proofErr w:type="gramStart"/>
-            <w:r>
-              <w:rPr>
-                <w:rFonts w:ascii="Bookman Old Style" w:eastAsia="Arial" w:hAnsi="Bookman Old Style" w:cs="Arial"/>
-                <w:b/>
-                <w:sz w:val="24"/>
-                <w:szCs w:val="24"/>
-              </w:rPr>
-              <w:t>}</w:t>
+              <w:t>{{Y}}</w:t>
             </w:r>
             <w:r>
               <w:rPr>
@@ -5171,17 +4559,7 @@
                 <w:sz w:val="24"/>
                 <w:szCs w:val="24"/>
               </w:rPr>
-              <w:t>{</w:t>
-            </w:r>
-            <w:proofErr w:type="gramEnd"/>
-            <w:r>
-              <w:rPr>
-                <w:rFonts w:ascii="Bookman Old Style" w:eastAsia="Arial" w:hAnsi="Bookman Old Style" w:cs="Arial"/>
-                <w:b/>
-                <w:sz w:val="24"/>
-                <w:szCs w:val="24"/>
-              </w:rPr>
-              <w:t xml:space="preserve">{Z}}. </w:t>
+              <w:t xml:space="preserve">{{Z}}. </w:t>
             </w:r>
             <w:r>
               <w:rPr>
@@ -5299,17 +4677,7 @@
                 <w:sz w:val="24"/>
                 <w:szCs w:val="24"/>
               </w:rPr>
-              <w:t>{{Y}</w:t>
-            </w:r>
-            <w:proofErr w:type="gramStart"/>
-            <w:r>
-              <w:rPr>
-                <w:rFonts w:ascii="Bookman Old Style" w:eastAsia="Arial" w:hAnsi="Bookman Old Style" w:cs="Arial"/>
-                <w:b/>
-                <w:sz w:val="24"/>
-                <w:szCs w:val="24"/>
-              </w:rPr>
-              <w:t>}</w:t>
+              <w:t>{{Y}}</w:t>
             </w:r>
             <w:r>
               <w:rPr>
@@ -5326,17 +4694,7 @@
                 <w:sz w:val="24"/>
                 <w:szCs w:val="24"/>
               </w:rPr>
-              <w:t>{</w:t>
-            </w:r>
-            <w:proofErr w:type="gramEnd"/>
-            <w:r>
-              <w:rPr>
-                <w:rFonts w:ascii="Bookman Old Style" w:eastAsia="Arial" w:hAnsi="Bookman Old Style" w:cs="Arial"/>
-                <w:b/>
-                <w:sz w:val="24"/>
-                <w:szCs w:val="24"/>
-              </w:rPr>
-              <w:t xml:space="preserve">{Z}}. </w:t>
+              <w:t xml:space="preserve">{{Z}}. </w:t>
             </w:r>
             <w:r>
               <w:rPr>
@@ -5454,17 +4812,7 @@
                 <w:sz w:val="24"/>
                 <w:szCs w:val="24"/>
               </w:rPr>
-              <w:t>{{Y}</w:t>
-            </w:r>
-            <w:proofErr w:type="gramStart"/>
-            <w:r>
-              <w:rPr>
-                <w:rFonts w:ascii="Bookman Old Style" w:eastAsia="Arial" w:hAnsi="Bookman Old Style" w:cs="Arial"/>
-                <w:b/>
-                <w:sz w:val="24"/>
-                <w:szCs w:val="24"/>
-              </w:rPr>
-              <w:t>}</w:t>
+              <w:t>{{Y}}</w:t>
             </w:r>
             <w:r>
               <w:rPr>
@@ -5481,17 +4829,7 @@
                 <w:sz w:val="24"/>
                 <w:szCs w:val="24"/>
               </w:rPr>
-              <w:t>{</w:t>
-            </w:r>
-            <w:proofErr w:type="gramEnd"/>
-            <w:r>
-              <w:rPr>
-                <w:rFonts w:ascii="Bookman Old Style" w:eastAsia="Arial" w:hAnsi="Bookman Old Style" w:cs="Arial"/>
-                <w:b/>
-                <w:sz w:val="24"/>
-                <w:szCs w:val="24"/>
-              </w:rPr>
-              <w:t xml:space="preserve">{Z}}. </w:t>
+              <w:t xml:space="preserve">{{Z}}. </w:t>
             </w:r>
             <w:r>
               <w:rPr>
@@ -5609,17 +4947,7 @@
                 <w:sz w:val="24"/>
                 <w:szCs w:val="24"/>
               </w:rPr>
-              <w:t>{{Y}</w:t>
-            </w:r>
-            <w:proofErr w:type="gramStart"/>
-            <w:r>
-              <w:rPr>
-                <w:rFonts w:ascii="Bookman Old Style" w:eastAsia="Arial" w:hAnsi="Bookman Old Style" w:cs="Arial"/>
-                <w:b/>
-                <w:sz w:val="24"/>
-                <w:szCs w:val="24"/>
-              </w:rPr>
-              <w:t>}</w:t>
+              <w:t>{{Y}}</w:t>
             </w:r>
             <w:r>
               <w:rPr>
@@ -5636,17 +4964,7 @@
                 <w:sz w:val="24"/>
                 <w:szCs w:val="24"/>
               </w:rPr>
-              <w:t>{</w:t>
-            </w:r>
-            <w:proofErr w:type="gramEnd"/>
-            <w:r>
-              <w:rPr>
-                <w:rFonts w:ascii="Bookman Old Style" w:eastAsia="Arial" w:hAnsi="Bookman Old Style" w:cs="Arial"/>
-                <w:b/>
-                <w:sz w:val="24"/>
-                <w:szCs w:val="24"/>
-              </w:rPr>
-              <w:t xml:space="preserve">{Z}}. </w:t>
+              <w:t xml:space="preserve">{{Z}}. </w:t>
             </w:r>
             <w:r>
               <w:rPr>
@@ -5764,17 +5082,7 @@
                 <w:sz w:val="24"/>
                 <w:szCs w:val="24"/>
               </w:rPr>
-              <w:t>{{Y}</w:t>
-            </w:r>
-            <w:proofErr w:type="gramStart"/>
-            <w:r>
-              <w:rPr>
-                <w:rFonts w:ascii="Bookman Old Style" w:eastAsia="Arial" w:hAnsi="Bookman Old Style" w:cs="Arial"/>
-                <w:b/>
-                <w:sz w:val="24"/>
-                <w:szCs w:val="24"/>
-              </w:rPr>
-              <w:t>}</w:t>
+              <w:t>{{Y}}</w:t>
             </w:r>
             <w:r>
               <w:rPr>
@@ -5791,17 +5099,7 @@
                 <w:sz w:val="24"/>
                 <w:szCs w:val="24"/>
               </w:rPr>
-              <w:t>{</w:t>
-            </w:r>
-            <w:proofErr w:type="gramEnd"/>
-            <w:r>
-              <w:rPr>
-                <w:rFonts w:ascii="Bookman Old Style" w:eastAsia="Arial" w:hAnsi="Bookman Old Style" w:cs="Arial"/>
-                <w:b/>
-                <w:sz w:val="24"/>
-                <w:szCs w:val="24"/>
-              </w:rPr>
-              <w:t xml:space="preserve">{Z}}. </w:t>
+              <w:t xml:space="preserve">{{Z}}. </w:t>
             </w:r>
             <w:r>
               <w:rPr>
@@ -5919,17 +5217,7 @@
                 <w:sz w:val="24"/>
                 <w:szCs w:val="24"/>
               </w:rPr>
-              <w:t>{{Y}</w:t>
-            </w:r>
-            <w:proofErr w:type="gramStart"/>
-            <w:r>
-              <w:rPr>
-                <w:rFonts w:ascii="Bookman Old Style" w:eastAsia="Arial" w:hAnsi="Bookman Old Style" w:cs="Arial"/>
-                <w:b/>
-                <w:sz w:val="24"/>
-                <w:szCs w:val="24"/>
-              </w:rPr>
-              <w:t>}</w:t>
+              <w:t>{{Y}}</w:t>
             </w:r>
             <w:r>
               <w:rPr>
@@ -5946,17 +5234,7 @@
                 <w:sz w:val="24"/>
                 <w:szCs w:val="24"/>
               </w:rPr>
-              <w:t>{</w:t>
-            </w:r>
-            <w:proofErr w:type="gramEnd"/>
-            <w:r>
-              <w:rPr>
-                <w:rFonts w:ascii="Bookman Old Style" w:eastAsia="Arial" w:hAnsi="Bookman Old Style" w:cs="Arial"/>
-                <w:b/>
-                <w:sz w:val="24"/>
-                <w:szCs w:val="24"/>
-              </w:rPr>
-              <w:t xml:space="preserve">{Z}}. </w:t>
+              <w:t xml:space="preserve">{{Z}}. </w:t>
             </w:r>
             <w:r>
               <w:rPr>
@@ -6074,17 +5352,7 @@
                 <w:sz w:val="24"/>
                 <w:szCs w:val="24"/>
               </w:rPr>
-              <w:t>{{Y}</w:t>
-            </w:r>
-            <w:proofErr w:type="gramStart"/>
-            <w:r>
-              <w:rPr>
-                <w:rFonts w:ascii="Bookman Old Style" w:eastAsia="Arial" w:hAnsi="Bookman Old Style" w:cs="Arial"/>
-                <w:b/>
-                <w:sz w:val="24"/>
-                <w:szCs w:val="24"/>
-              </w:rPr>
-              <w:t>}</w:t>
+              <w:t>{{Y}}</w:t>
             </w:r>
             <w:r>
               <w:rPr>
@@ -6101,17 +5369,7 @@
                 <w:sz w:val="24"/>
                 <w:szCs w:val="24"/>
               </w:rPr>
-              <w:t>{</w:t>
-            </w:r>
-            <w:proofErr w:type="gramEnd"/>
-            <w:r>
-              <w:rPr>
-                <w:rFonts w:ascii="Bookman Old Style" w:eastAsia="Arial" w:hAnsi="Bookman Old Style" w:cs="Arial"/>
-                <w:b/>
-                <w:sz w:val="24"/>
-                <w:szCs w:val="24"/>
-              </w:rPr>
-              <w:t xml:space="preserve">{Z}}. </w:t>
+              <w:t xml:space="preserve">{{Z}}. </w:t>
             </w:r>
             <w:r>
               <w:rPr>
@@ -6229,17 +5487,7 @@
                 <w:sz w:val="24"/>
                 <w:szCs w:val="24"/>
               </w:rPr>
-              <w:t>{{Y}</w:t>
-            </w:r>
-            <w:proofErr w:type="gramStart"/>
-            <w:r>
-              <w:rPr>
-                <w:rFonts w:ascii="Bookman Old Style" w:eastAsia="Arial" w:hAnsi="Bookman Old Style" w:cs="Arial"/>
-                <w:b/>
-                <w:sz w:val="24"/>
-                <w:szCs w:val="24"/>
-              </w:rPr>
-              <w:t>}</w:t>
+              <w:t>{{Y}}</w:t>
             </w:r>
             <w:r>
               <w:rPr>
@@ -6256,17 +5504,7 @@
                 <w:sz w:val="24"/>
                 <w:szCs w:val="24"/>
               </w:rPr>
-              <w:t>{</w:t>
-            </w:r>
-            <w:proofErr w:type="gramEnd"/>
-            <w:r>
-              <w:rPr>
-                <w:rFonts w:ascii="Bookman Old Style" w:eastAsia="Arial" w:hAnsi="Bookman Old Style" w:cs="Arial"/>
-                <w:b/>
-                <w:sz w:val="24"/>
-                <w:szCs w:val="24"/>
-              </w:rPr>
-              <w:t xml:space="preserve">{Z}}. </w:t>
+              <w:t xml:space="preserve">{{Z}}. </w:t>
             </w:r>
             <w:r>
               <w:rPr>
@@ -6384,17 +5622,7 @@
                 <w:sz w:val="24"/>
                 <w:szCs w:val="24"/>
               </w:rPr>
-              <w:t>{{Y}</w:t>
-            </w:r>
-            <w:proofErr w:type="gramStart"/>
-            <w:r>
-              <w:rPr>
-                <w:rFonts w:ascii="Bookman Old Style" w:eastAsia="Arial" w:hAnsi="Bookman Old Style" w:cs="Arial"/>
-                <w:b/>
-                <w:sz w:val="24"/>
-                <w:szCs w:val="24"/>
-              </w:rPr>
-              <w:t>}</w:t>
+              <w:t>{{Y}}</w:t>
             </w:r>
             <w:r>
               <w:rPr>
@@ -6411,17 +5639,7 @@
                 <w:sz w:val="24"/>
                 <w:szCs w:val="24"/>
               </w:rPr>
-              <w:t>{</w:t>
-            </w:r>
-            <w:proofErr w:type="gramEnd"/>
-            <w:r>
-              <w:rPr>
-                <w:rFonts w:ascii="Bookman Old Style" w:eastAsia="Arial" w:hAnsi="Bookman Old Style" w:cs="Arial"/>
-                <w:b/>
-                <w:sz w:val="24"/>
-                <w:szCs w:val="24"/>
-              </w:rPr>
-              <w:t xml:space="preserve">{Z}}. </w:t>
+              <w:t xml:space="preserve">{{Z}}. </w:t>
             </w:r>
             <w:r>
               <w:rPr>
@@ -6539,17 +5757,7 @@
                 <w:sz w:val="24"/>
                 <w:szCs w:val="24"/>
               </w:rPr>
-              <w:t>{{Y}</w:t>
-            </w:r>
-            <w:proofErr w:type="gramStart"/>
-            <w:r>
-              <w:rPr>
-                <w:rFonts w:ascii="Bookman Old Style" w:eastAsia="Arial" w:hAnsi="Bookman Old Style" w:cs="Arial"/>
-                <w:b/>
-                <w:sz w:val="24"/>
-                <w:szCs w:val="24"/>
-              </w:rPr>
-              <w:t>}</w:t>
+              <w:t>{{Y}}</w:t>
             </w:r>
             <w:r>
               <w:rPr>
@@ -6566,17 +5774,7 @@
                 <w:sz w:val="24"/>
                 <w:szCs w:val="24"/>
               </w:rPr>
-              <w:t>{</w:t>
-            </w:r>
-            <w:proofErr w:type="gramEnd"/>
-            <w:r>
-              <w:rPr>
-                <w:rFonts w:ascii="Bookman Old Style" w:eastAsia="Arial" w:hAnsi="Bookman Old Style" w:cs="Arial"/>
-                <w:b/>
-                <w:sz w:val="24"/>
-                <w:szCs w:val="24"/>
-              </w:rPr>
-              <w:t xml:space="preserve">{Z}}. </w:t>
+              <w:t xml:space="preserve">{{Z}}. </w:t>
             </w:r>
             <w:r>
               <w:rPr>
@@ -6694,17 +5892,7 @@
                 <w:sz w:val="24"/>
                 <w:szCs w:val="24"/>
               </w:rPr>
-              <w:t>{{Y}</w:t>
-            </w:r>
-            <w:proofErr w:type="gramStart"/>
-            <w:r>
-              <w:rPr>
-                <w:rFonts w:ascii="Bookman Old Style" w:eastAsia="Arial" w:hAnsi="Bookman Old Style" w:cs="Arial"/>
-                <w:b/>
-                <w:sz w:val="24"/>
-                <w:szCs w:val="24"/>
-              </w:rPr>
-              <w:t>}</w:t>
+              <w:t>{{Y}}</w:t>
             </w:r>
             <w:r>
               <w:rPr>
@@ -6721,17 +5909,7 @@
                 <w:sz w:val="24"/>
                 <w:szCs w:val="24"/>
               </w:rPr>
-              <w:t>{</w:t>
-            </w:r>
-            <w:proofErr w:type="gramEnd"/>
-            <w:r>
-              <w:rPr>
-                <w:rFonts w:ascii="Bookman Old Style" w:eastAsia="Arial" w:hAnsi="Bookman Old Style" w:cs="Arial"/>
-                <w:b/>
-                <w:sz w:val="24"/>
-                <w:szCs w:val="24"/>
-              </w:rPr>
-              <w:t xml:space="preserve">{Z}}. </w:t>
+              <w:t xml:space="preserve">{{Z}}. </w:t>
             </w:r>
             <w:r>
               <w:rPr>
@@ -6852,17 +6030,7 @@
                 <w:szCs w:val="24"/>
               </w:rPr>
               <w:lastRenderedPageBreak/>
-              <w:t>{{Y}</w:t>
-            </w:r>
-            <w:proofErr w:type="gramStart"/>
-            <w:r>
-              <w:rPr>
-                <w:rFonts w:ascii="Bookman Old Style" w:eastAsia="Arial" w:hAnsi="Bookman Old Style" w:cs="Arial"/>
-                <w:b/>
-                <w:sz w:val="24"/>
-                <w:szCs w:val="24"/>
-              </w:rPr>
-              <w:t>}</w:t>
+              <w:t>{{Y}}</w:t>
             </w:r>
             <w:r>
               <w:rPr>
@@ -6879,17 +6047,7 @@
                 <w:sz w:val="24"/>
                 <w:szCs w:val="24"/>
               </w:rPr>
-              <w:t>{</w:t>
-            </w:r>
-            <w:proofErr w:type="gramEnd"/>
-            <w:r>
-              <w:rPr>
-                <w:rFonts w:ascii="Bookman Old Style" w:eastAsia="Arial" w:hAnsi="Bookman Old Style" w:cs="Arial"/>
-                <w:b/>
-                <w:sz w:val="24"/>
-                <w:szCs w:val="24"/>
-              </w:rPr>
-              <w:t xml:space="preserve">{Z}}. </w:t>
+              <w:t xml:space="preserve">{{Z}}. </w:t>
             </w:r>
             <w:r>
               <w:rPr>
@@ -7009,17 +6167,7 @@
                 <w:sz w:val="24"/>
                 <w:szCs w:val="24"/>
               </w:rPr>
-              <w:t>{{Y}</w:t>
-            </w:r>
-            <w:proofErr w:type="gramStart"/>
-            <w:r>
-              <w:rPr>
-                <w:rFonts w:ascii="Bookman Old Style" w:eastAsia="Arial" w:hAnsi="Bookman Old Style" w:cs="Arial"/>
-                <w:b/>
-                <w:sz w:val="24"/>
-                <w:szCs w:val="24"/>
-              </w:rPr>
-              <w:t>}</w:t>
+              <w:t>{{Y}}</w:t>
             </w:r>
             <w:r>
               <w:rPr>
@@ -7036,17 +6184,7 @@
                 <w:sz w:val="24"/>
                 <w:szCs w:val="24"/>
               </w:rPr>
-              <w:t>{</w:t>
-            </w:r>
-            <w:proofErr w:type="gramEnd"/>
-            <w:r>
-              <w:rPr>
-                <w:rFonts w:ascii="Bookman Old Style" w:eastAsia="Arial" w:hAnsi="Bookman Old Style" w:cs="Arial"/>
-                <w:b/>
-                <w:sz w:val="24"/>
-                <w:szCs w:val="24"/>
-              </w:rPr>
-              <w:t xml:space="preserve">{Z}}. </w:t>
+              <w:t xml:space="preserve">{{Z}}. </w:t>
             </w:r>
             <w:r>
               <w:rPr>
@@ -7311,17 +6449,7 @@
                 <w:sz w:val="24"/>
                 <w:szCs w:val="24"/>
               </w:rPr>
-              <w:t>{{Y}</w:t>
-            </w:r>
-            <w:proofErr w:type="gramStart"/>
-            <w:r>
-              <w:rPr>
-                <w:rFonts w:ascii="Bookman Old Style" w:eastAsia="Arial" w:hAnsi="Bookman Old Style" w:cs="Arial"/>
-                <w:b/>
-                <w:sz w:val="24"/>
-                <w:szCs w:val="24"/>
-              </w:rPr>
-              <w:t>}</w:t>
+              <w:t>{{Y}}</w:t>
             </w:r>
             <w:r>
               <w:rPr>
@@ -7338,17 +6466,7 @@
                 <w:sz w:val="24"/>
                 <w:szCs w:val="24"/>
               </w:rPr>
-              <w:t>{</w:t>
-            </w:r>
-            <w:proofErr w:type="gramEnd"/>
-            <w:r>
-              <w:rPr>
-                <w:rFonts w:ascii="Bookman Old Style" w:eastAsia="Arial" w:hAnsi="Bookman Old Style" w:cs="Arial"/>
-                <w:b/>
-                <w:sz w:val="24"/>
-                <w:szCs w:val="24"/>
-              </w:rPr>
-              <w:t xml:space="preserve">{Z}}. </w:t>
+              <w:t xml:space="preserve">{{Z}}. </w:t>
             </w:r>
             <w:r>
               <w:rPr>
@@ -7392,27 +6510,7 @@
                 <w:sz w:val="24"/>
                 <w:szCs w:val="24"/>
               </w:rPr>
-              <w:t>{{</w:t>
-            </w:r>
-            <w:proofErr w:type="spellStart"/>
-            <w:r>
-              <w:rPr>
-                <w:rFonts w:ascii="Bookman Old Style" w:eastAsia="Arial" w:hAnsi="Bookman Old Style" w:cs="Arial"/>
-                <w:b/>
-                <w:sz w:val="24"/>
-                <w:szCs w:val="24"/>
-              </w:rPr>
-              <w:t>Contents_Z</w:t>
-            </w:r>
-            <w:proofErr w:type="spellEnd"/>
-            <w:r>
-              <w:rPr>
-                <w:rFonts w:ascii="Bookman Old Style" w:eastAsia="Arial" w:hAnsi="Bookman Old Style" w:cs="Arial"/>
-                <w:b/>
-                <w:sz w:val="24"/>
-                <w:szCs w:val="24"/>
-              </w:rPr>
-              <w:t>}}</w:t>
+              <w:t>{{Contents_Z}}</w:t>
             </w:r>
           </w:p>
         </w:tc>
@@ -7493,17 +6591,7 @@
                 <w:sz w:val="24"/>
                 <w:szCs w:val="24"/>
               </w:rPr>
-              <w:t>{{Y}</w:t>
-            </w:r>
-            <w:proofErr w:type="gramStart"/>
-            <w:r>
-              <w:rPr>
-                <w:rFonts w:ascii="Bookman Old Style" w:eastAsia="Arial" w:hAnsi="Bookman Old Style" w:cs="Arial"/>
-                <w:b/>
-                <w:sz w:val="24"/>
-                <w:szCs w:val="24"/>
-              </w:rPr>
-              <w:t>}</w:t>
+              <w:t>{{Y}}</w:t>
             </w:r>
             <w:r>
               <w:rPr>
@@ -7520,17 +6608,7 @@
                 <w:sz w:val="24"/>
                 <w:szCs w:val="24"/>
               </w:rPr>
-              <w:t>{</w:t>
-            </w:r>
-            <w:proofErr w:type="gramEnd"/>
-            <w:r>
-              <w:rPr>
-                <w:rFonts w:ascii="Bookman Old Style" w:eastAsia="Arial" w:hAnsi="Bookman Old Style" w:cs="Arial"/>
-                <w:b/>
-                <w:sz w:val="24"/>
-                <w:szCs w:val="24"/>
-              </w:rPr>
-              <w:t xml:space="preserve">{Z}}. </w:t>
+              <w:t xml:space="preserve">{{Z}}. </w:t>
             </w:r>
             <w:r>
               <w:rPr>
@@ -7647,17 +6725,7 @@
                 <w:sz w:val="24"/>
                 <w:szCs w:val="24"/>
               </w:rPr>
-              <w:t>{{Y}</w:t>
-            </w:r>
-            <w:proofErr w:type="gramStart"/>
-            <w:r>
-              <w:rPr>
-                <w:rFonts w:ascii="Bookman Old Style" w:eastAsia="Arial" w:hAnsi="Bookman Old Style" w:cs="Arial"/>
-                <w:b/>
-                <w:sz w:val="24"/>
-                <w:szCs w:val="24"/>
-              </w:rPr>
-              <w:t>}</w:t>
+              <w:t>{{Y}}</w:t>
             </w:r>
             <w:r>
               <w:rPr>
@@ -7674,17 +6742,7 @@
                 <w:sz w:val="24"/>
                 <w:szCs w:val="24"/>
               </w:rPr>
-              <w:t>{</w:t>
-            </w:r>
-            <w:proofErr w:type="gramEnd"/>
-            <w:r>
-              <w:rPr>
-                <w:rFonts w:ascii="Bookman Old Style" w:eastAsia="Arial" w:hAnsi="Bookman Old Style" w:cs="Arial"/>
-                <w:b/>
-                <w:sz w:val="24"/>
-                <w:szCs w:val="24"/>
-              </w:rPr>
-              <w:t xml:space="preserve">{Z}}. </w:t>
+              <w:t xml:space="preserve">{{Z}}. </w:t>
             </w:r>
             <w:r>
               <w:rPr>
@@ -7801,17 +6859,7 @@
                 <w:sz w:val="24"/>
                 <w:szCs w:val="24"/>
               </w:rPr>
-              <w:t>{{Y}</w:t>
-            </w:r>
-            <w:proofErr w:type="gramStart"/>
-            <w:r>
-              <w:rPr>
-                <w:rFonts w:ascii="Bookman Old Style" w:eastAsia="Arial" w:hAnsi="Bookman Old Style" w:cs="Arial"/>
-                <w:b/>
-                <w:sz w:val="24"/>
-                <w:szCs w:val="24"/>
-              </w:rPr>
-              <w:t>}</w:t>
+              <w:t>{{Y}}</w:t>
             </w:r>
             <w:r>
               <w:rPr>
@@ -7828,17 +6876,7 @@
                 <w:sz w:val="24"/>
                 <w:szCs w:val="24"/>
               </w:rPr>
-              <w:t>{</w:t>
-            </w:r>
-            <w:proofErr w:type="gramEnd"/>
-            <w:r>
-              <w:rPr>
-                <w:rFonts w:ascii="Bookman Old Style" w:eastAsia="Arial" w:hAnsi="Bookman Old Style" w:cs="Arial"/>
-                <w:b/>
-                <w:sz w:val="24"/>
-                <w:szCs w:val="24"/>
-              </w:rPr>
-              <w:t xml:space="preserve">{Z}}. </w:t>
+              <w:t xml:space="preserve">{{Z}}. </w:t>
             </w:r>
             <w:r>
               <w:rPr>
@@ -7955,17 +6993,7 @@
                 <w:sz w:val="24"/>
                 <w:szCs w:val="24"/>
               </w:rPr>
-              <w:t>{{Y}</w:t>
-            </w:r>
-            <w:proofErr w:type="gramStart"/>
-            <w:r>
-              <w:rPr>
-                <w:rFonts w:ascii="Bookman Old Style" w:eastAsia="Arial" w:hAnsi="Bookman Old Style" w:cs="Arial"/>
-                <w:b/>
-                <w:sz w:val="24"/>
-                <w:szCs w:val="24"/>
-              </w:rPr>
-              <w:t>}</w:t>
+              <w:t>{{Y}}</w:t>
             </w:r>
             <w:r>
               <w:rPr>
@@ -7982,17 +7010,7 @@
                 <w:sz w:val="24"/>
                 <w:szCs w:val="24"/>
               </w:rPr>
-              <w:t>{</w:t>
-            </w:r>
-            <w:proofErr w:type="gramEnd"/>
-            <w:r>
-              <w:rPr>
-                <w:rFonts w:ascii="Bookman Old Style" w:eastAsia="Arial" w:hAnsi="Bookman Old Style" w:cs="Arial"/>
-                <w:b/>
-                <w:sz w:val="24"/>
-                <w:szCs w:val="24"/>
-              </w:rPr>
-              <w:t xml:space="preserve">{Z}}. </w:t>
+              <w:t xml:space="preserve">{{Z}}. </w:t>
             </w:r>
             <w:r>
               <w:rPr>
@@ -8109,17 +7127,7 @@
                 <w:sz w:val="24"/>
                 <w:szCs w:val="24"/>
               </w:rPr>
-              <w:t>{{Y}</w:t>
-            </w:r>
-            <w:proofErr w:type="gramStart"/>
-            <w:r>
-              <w:rPr>
-                <w:rFonts w:ascii="Bookman Old Style" w:eastAsia="Arial" w:hAnsi="Bookman Old Style" w:cs="Arial"/>
-                <w:b/>
-                <w:sz w:val="24"/>
-                <w:szCs w:val="24"/>
-              </w:rPr>
-              <w:t>}</w:t>
+              <w:t>{{Y}}</w:t>
             </w:r>
             <w:r>
               <w:rPr>
@@ -8136,17 +7144,7 @@
                 <w:sz w:val="24"/>
                 <w:szCs w:val="24"/>
               </w:rPr>
-              <w:t>{</w:t>
-            </w:r>
-            <w:proofErr w:type="gramEnd"/>
-            <w:r>
-              <w:rPr>
-                <w:rFonts w:ascii="Bookman Old Style" w:eastAsia="Arial" w:hAnsi="Bookman Old Style" w:cs="Arial"/>
-                <w:b/>
-                <w:sz w:val="24"/>
-                <w:szCs w:val="24"/>
-              </w:rPr>
-              <w:t xml:space="preserve">{Z}}. </w:t>
+              <w:t xml:space="preserve">{{Z}}. </w:t>
             </w:r>
             <w:r>
               <w:rPr>
@@ -8263,17 +7261,7 @@
                 <w:sz w:val="24"/>
                 <w:szCs w:val="24"/>
               </w:rPr>
-              <w:t>{{Y}</w:t>
-            </w:r>
-            <w:proofErr w:type="gramStart"/>
-            <w:r>
-              <w:rPr>
-                <w:rFonts w:ascii="Bookman Old Style" w:eastAsia="Arial" w:hAnsi="Bookman Old Style" w:cs="Arial"/>
-                <w:b/>
-                <w:sz w:val="24"/>
-                <w:szCs w:val="24"/>
-              </w:rPr>
-              <w:t>}</w:t>
+              <w:t>{{Y}}</w:t>
             </w:r>
             <w:r>
               <w:rPr>
@@ -8290,17 +7278,7 @@
                 <w:sz w:val="24"/>
                 <w:szCs w:val="24"/>
               </w:rPr>
-              <w:t>{</w:t>
-            </w:r>
-            <w:proofErr w:type="gramEnd"/>
-            <w:r>
-              <w:rPr>
-                <w:rFonts w:ascii="Bookman Old Style" w:eastAsia="Arial" w:hAnsi="Bookman Old Style" w:cs="Arial"/>
-                <w:b/>
-                <w:sz w:val="24"/>
-                <w:szCs w:val="24"/>
-              </w:rPr>
-              <w:t xml:space="preserve">{Z}}. </w:t>
+              <w:t xml:space="preserve">{{Z}}. </w:t>
             </w:r>
             <w:r>
               <w:rPr>
@@ -8417,17 +7395,7 @@
                 <w:sz w:val="24"/>
                 <w:szCs w:val="24"/>
               </w:rPr>
-              <w:t>{{Y}</w:t>
-            </w:r>
-            <w:proofErr w:type="gramStart"/>
-            <w:r>
-              <w:rPr>
-                <w:rFonts w:ascii="Bookman Old Style" w:eastAsia="Arial" w:hAnsi="Bookman Old Style" w:cs="Arial"/>
-                <w:b/>
-                <w:sz w:val="24"/>
-                <w:szCs w:val="24"/>
-              </w:rPr>
-              <w:t>}</w:t>
+              <w:t>{{Y}}</w:t>
             </w:r>
             <w:r>
               <w:rPr>
@@ -8444,17 +7412,7 @@
                 <w:sz w:val="24"/>
                 <w:szCs w:val="24"/>
               </w:rPr>
-              <w:t>{</w:t>
-            </w:r>
-            <w:proofErr w:type="gramEnd"/>
-            <w:r>
-              <w:rPr>
-                <w:rFonts w:ascii="Bookman Old Style" w:eastAsia="Arial" w:hAnsi="Bookman Old Style" w:cs="Arial"/>
-                <w:b/>
-                <w:sz w:val="24"/>
-                <w:szCs w:val="24"/>
-              </w:rPr>
-              <w:t xml:space="preserve">{Z}}. </w:t>
+              <w:t xml:space="preserve">{{Z}}. </w:t>
             </w:r>
             <w:r>
               <w:rPr>
@@ -8571,17 +7529,7 @@
                 <w:sz w:val="24"/>
                 <w:szCs w:val="24"/>
               </w:rPr>
-              <w:t>{{Y}</w:t>
-            </w:r>
-            <w:proofErr w:type="gramStart"/>
-            <w:r>
-              <w:rPr>
-                <w:rFonts w:ascii="Bookman Old Style" w:eastAsia="Arial" w:hAnsi="Bookman Old Style" w:cs="Arial"/>
-                <w:b/>
-                <w:sz w:val="24"/>
-                <w:szCs w:val="24"/>
-              </w:rPr>
-              <w:t>}</w:t>
+              <w:t>{{Y}}</w:t>
             </w:r>
             <w:r>
               <w:rPr>
@@ -8598,17 +7546,7 @@
                 <w:sz w:val="24"/>
                 <w:szCs w:val="24"/>
               </w:rPr>
-              <w:t>{</w:t>
-            </w:r>
-            <w:proofErr w:type="gramEnd"/>
-            <w:r>
-              <w:rPr>
-                <w:rFonts w:ascii="Bookman Old Style" w:eastAsia="Arial" w:hAnsi="Bookman Old Style" w:cs="Arial"/>
-                <w:b/>
-                <w:sz w:val="24"/>
-                <w:szCs w:val="24"/>
-              </w:rPr>
-              <w:t xml:space="preserve">{Z}}. </w:t>
+              <w:t xml:space="preserve">{{Z}}. </w:t>
             </w:r>
             <w:r>
               <w:rPr>
@@ -8725,17 +7663,7 @@
                 <w:sz w:val="24"/>
                 <w:szCs w:val="24"/>
               </w:rPr>
-              <w:t>{{Y}</w:t>
-            </w:r>
-            <w:proofErr w:type="gramStart"/>
-            <w:r>
-              <w:rPr>
-                <w:rFonts w:ascii="Bookman Old Style" w:eastAsia="Arial" w:hAnsi="Bookman Old Style" w:cs="Arial"/>
-                <w:b/>
-                <w:sz w:val="24"/>
-                <w:szCs w:val="24"/>
-              </w:rPr>
-              <w:t>}</w:t>
+              <w:t>{{Y}}</w:t>
             </w:r>
             <w:r>
               <w:rPr>
@@ -8752,17 +7680,7 @@
                 <w:sz w:val="24"/>
                 <w:szCs w:val="24"/>
               </w:rPr>
-              <w:t>{</w:t>
-            </w:r>
-            <w:proofErr w:type="gramEnd"/>
-            <w:r>
-              <w:rPr>
-                <w:rFonts w:ascii="Bookman Old Style" w:eastAsia="Arial" w:hAnsi="Bookman Old Style" w:cs="Arial"/>
-                <w:b/>
-                <w:sz w:val="24"/>
-                <w:szCs w:val="24"/>
-              </w:rPr>
-              <w:t xml:space="preserve">{Z}}. </w:t>
+              <w:t xml:space="preserve">{{Z}}. </w:t>
             </w:r>
             <w:r>
               <w:rPr>
@@ -8879,17 +7797,7 @@
                 <w:sz w:val="24"/>
                 <w:szCs w:val="24"/>
               </w:rPr>
-              <w:t>{{Y}</w:t>
-            </w:r>
-            <w:proofErr w:type="gramStart"/>
-            <w:r>
-              <w:rPr>
-                <w:rFonts w:ascii="Bookman Old Style" w:eastAsia="Arial" w:hAnsi="Bookman Old Style" w:cs="Arial"/>
-                <w:b/>
-                <w:sz w:val="24"/>
-                <w:szCs w:val="24"/>
-              </w:rPr>
-              <w:t>}</w:t>
+              <w:t>{{Y}}</w:t>
             </w:r>
             <w:r>
               <w:rPr>
@@ -8906,17 +7814,7 @@
                 <w:sz w:val="24"/>
                 <w:szCs w:val="24"/>
               </w:rPr>
-              <w:t>{</w:t>
-            </w:r>
-            <w:proofErr w:type="gramEnd"/>
-            <w:r>
-              <w:rPr>
-                <w:rFonts w:ascii="Bookman Old Style" w:eastAsia="Arial" w:hAnsi="Bookman Old Style" w:cs="Arial"/>
-                <w:b/>
-                <w:sz w:val="24"/>
-                <w:szCs w:val="24"/>
-              </w:rPr>
-              <w:t xml:space="preserve">{Z}}. </w:t>
+              <w:t xml:space="preserve">{{Z}}. </w:t>
             </w:r>
             <w:r>
               <w:rPr>
@@ -9033,17 +7931,7 @@
                 <w:sz w:val="24"/>
                 <w:szCs w:val="24"/>
               </w:rPr>
-              <w:t>{{Y}</w:t>
-            </w:r>
-            <w:proofErr w:type="gramStart"/>
-            <w:r>
-              <w:rPr>
-                <w:rFonts w:ascii="Bookman Old Style" w:eastAsia="Arial" w:hAnsi="Bookman Old Style" w:cs="Arial"/>
-                <w:b/>
-                <w:sz w:val="24"/>
-                <w:szCs w:val="24"/>
-              </w:rPr>
-              <w:t>}</w:t>
+              <w:t>{{Y}}</w:t>
             </w:r>
             <w:r>
               <w:rPr>
@@ -9060,17 +7948,7 @@
                 <w:sz w:val="24"/>
                 <w:szCs w:val="24"/>
               </w:rPr>
-              <w:t>{</w:t>
-            </w:r>
-            <w:proofErr w:type="gramEnd"/>
-            <w:r>
-              <w:rPr>
-                <w:rFonts w:ascii="Bookman Old Style" w:eastAsia="Arial" w:hAnsi="Bookman Old Style" w:cs="Arial"/>
-                <w:b/>
-                <w:sz w:val="24"/>
-                <w:szCs w:val="24"/>
-              </w:rPr>
-              <w:t xml:space="preserve">{Z}}. </w:t>
+              <w:t xml:space="preserve">{{Z}}. </w:t>
             </w:r>
             <w:r>
               <w:rPr>
@@ -9187,17 +8065,7 @@
                 <w:sz w:val="24"/>
                 <w:szCs w:val="24"/>
               </w:rPr>
-              <w:t>{{Y}</w:t>
-            </w:r>
-            <w:proofErr w:type="gramStart"/>
-            <w:r>
-              <w:rPr>
-                <w:rFonts w:ascii="Bookman Old Style" w:eastAsia="Arial" w:hAnsi="Bookman Old Style" w:cs="Arial"/>
-                <w:b/>
-                <w:sz w:val="24"/>
-                <w:szCs w:val="24"/>
-              </w:rPr>
-              <w:t>}</w:t>
+              <w:t>{{Y}}</w:t>
             </w:r>
             <w:r>
               <w:rPr>
@@ -9214,17 +8082,7 @@
                 <w:sz w:val="24"/>
                 <w:szCs w:val="24"/>
               </w:rPr>
-              <w:t>{</w:t>
-            </w:r>
-            <w:proofErr w:type="gramEnd"/>
-            <w:r>
-              <w:rPr>
-                <w:rFonts w:ascii="Bookman Old Style" w:eastAsia="Arial" w:hAnsi="Bookman Old Style" w:cs="Arial"/>
-                <w:b/>
-                <w:sz w:val="24"/>
-                <w:szCs w:val="24"/>
-              </w:rPr>
-              <w:t xml:space="preserve">{Z}}. </w:t>
+              <w:t xml:space="preserve">{{Z}}. </w:t>
             </w:r>
             <w:r>
               <w:rPr>
@@ -9342,17 +8200,7 @@
                 <w:sz w:val="24"/>
                 <w:szCs w:val="24"/>
               </w:rPr>
-              <w:t>{{Y}</w:t>
-            </w:r>
-            <w:proofErr w:type="gramStart"/>
-            <w:r>
-              <w:rPr>
-                <w:rFonts w:ascii="Bookman Old Style" w:eastAsia="Arial" w:hAnsi="Bookman Old Style" w:cs="Arial"/>
-                <w:b/>
-                <w:sz w:val="24"/>
-                <w:szCs w:val="24"/>
-              </w:rPr>
-              <w:t>}</w:t>
+              <w:t>{{Y}}</w:t>
             </w:r>
             <w:r>
               <w:rPr>
@@ -9369,17 +8217,7 @@
                 <w:sz w:val="24"/>
                 <w:szCs w:val="24"/>
               </w:rPr>
-              <w:t>{</w:t>
-            </w:r>
-            <w:proofErr w:type="gramEnd"/>
-            <w:r>
-              <w:rPr>
-                <w:rFonts w:ascii="Bookman Old Style" w:eastAsia="Arial" w:hAnsi="Bookman Old Style" w:cs="Arial"/>
-                <w:b/>
-                <w:sz w:val="24"/>
-                <w:szCs w:val="24"/>
-              </w:rPr>
-              <w:t xml:space="preserve">{Z}}. </w:t>
+              <w:t xml:space="preserve">{{Z}}. </w:t>
             </w:r>
             <w:r>
               <w:rPr>
@@ -9496,17 +8334,7 @@
                 <w:sz w:val="24"/>
                 <w:szCs w:val="24"/>
               </w:rPr>
-              <w:t>{{Y}</w:t>
-            </w:r>
-            <w:proofErr w:type="gramStart"/>
-            <w:r>
-              <w:rPr>
-                <w:rFonts w:ascii="Bookman Old Style" w:eastAsia="Arial" w:hAnsi="Bookman Old Style" w:cs="Arial"/>
-                <w:b/>
-                <w:sz w:val="24"/>
-                <w:szCs w:val="24"/>
-              </w:rPr>
-              <w:t>}</w:t>
+              <w:t>{{Y}}</w:t>
             </w:r>
             <w:r>
               <w:rPr>
@@ -9523,17 +8351,7 @@
                 <w:sz w:val="24"/>
                 <w:szCs w:val="24"/>
               </w:rPr>
-              <w:t>{</w:t>
-            </w:r>
-            <w:proofErr w:type="gramEnd"/>
-            <w:r>
-              <w:rPr>
-                <w:rFonts w:ascii="Bookman Old Style" w:eastAsia="Arial" w:hAnsi="Bookman Old Style" w:cs="Arial"/>
-                <w:b/>
-                <w:sz w:val="24"/>
-                <w:szCs w:val="24"/>
-              </w:rPr>
-              <w:t xml:space="preserve">{Z}}. </w:t>
+              <w:t xml:space="preserve">{{Z}}. </w:t>
             </w:r>
             <w:r>
               <w:rPr>
@@ -9799,17 +8617,7 @@
                 <w:sz w:val="24"/>
                 <w:szCs w:val="24"/>
               </w:rPr>
-              <w:t>{{Y}</w:t>
-            </w:r>
-            <w:proofErr w:type="gramStart"/>
-            <w:r>
-              <w:rPr>
-                <w:rFonts w:ascii="Bookman Old Style" w:eastAsia="Arial" w:hAnsi="Bookman Old Style" w:cs="Arial"/>
-                <w:b/>
-                <w:sz w:val="24"/>
-                <w:szCs w:val="24"/>
-              </w:rPr>
-              <w:t>}</w:t>
+              <w:t>{{Y}}</w:t>
             </w:r>
             <w:r>
               <w:rPr>
@@ -9826,17 +8634,7 @@
                 <w:sz w:val="24"/>
                 <w:szCs w:val="24"/>
               </w:rPr>
-              <w:t>{</w:t>
-            </w:r>
-            <w:proofErr w:type="gramEnd"/>
-            <w:r>
-              <w:rPr>
-                <w:rFonts w:ascii="Bookman Old Style" w:eastAsia="Arial" w:hAnsi="Bookman Old Style" w:cs="Arial"/>
-                <w:b/>
-                <w:sz w:val="24"/>
-                <w:szCs w:val="24"/>
-              </w:rPr>
-              <w:t xml:space="preserve">{Z}}. </w:t>
+              <w:t xml:space="preserve">{{Z}}. </w:t>
             </w:r>
             <w:r>
               <w:rPr>
@@ -9880,27 +8678,7 @@
                 <w:sz w:val="24"/>
                 <w:szCs w:val="24"/>
               </w:rPr>
-              <w:t>{{</w:t>
-            </w:r>
-            <w:proofErr w:type="spellStart"/>
-            <w:r>
-              <w:rPr>
-                <w:rFonts w:ascii="Bookman Old Style" w:eastAsia="Arial" w:hAnsi="Bookman Old Style" w:cs="Arial"/>
-                <w:b/>
-                <w:sz w:val="24"/>
-                <w:szCs w:val="24"/>
-              </w:rPr>
-              <w:t>Contents_Z</w:t>
-            </w:r>
-            <w:proofErr w:type="spellEnd"/>
-            <w:r>
-              <w:rPr>
-                <w:rFonts w:ascii="Bookman Old Style" w:eastAsia="Arial" w:hAnsi="Bookman Old Style" w:cs="Arial"/>
-                <w:b/>
-                <w:sz w:val="24"/>
-                <w:szCs w:val="24"/>
-              </w:rPr>
-              <w:t>}}</w:t>
+              <w:t>{{Contents_Z}}</w:t>
             </w:r>
           </w:p>
         </w:tc>
@@ -9983,17 +8761,7 @@
                 <w:sz w:val="24"/>
                 <w:szCs w:val="24"/>
               </w:rPr>
-              <w:t>{{Y}</w:t>
-            </w:r>
-            <w:proofErr w:type="gramStart"/>
-            <w:r>
-              <w:rPr>
-                <w:rFonts w:ascii="Bookman Old Style" w:eastAsia="Arial" w:hAnsi="Bookman Old Style" w:cs="Arial"/>
-                <w:b/>
-                <w:sz w:val="24"/>
-                <w:szCs w:val="24"/>
-              </w:rPr>
-              <w:t>}</w:t>
+              <w:t>{{Y}}</w:t>
             </w:r>
             <w:r>
               <w:rPr>
@@ -10010,17 +8778,7 @@
                 <w:sz w:val="24"/>
                 <w:szCs w:val="24"/>
               </w:rPr>
-              <w:t>{</w:t>
-            </w:r>
-            <w:proofErr w:type="gramEnd"/>
-            <w:r>
-              <w:rPr>
-                <w:rFonts w:ascii="Bookman Old Style" w:eastAsia="Arial" w:hAnsi="Bookman Old Style" w:cs="Arial"/>
-                <w:b/>
-                <w:sz w:val="24"/>
-                <w:szCs w:val="24"/>
-              </w:rPr>
-              <w:t xml:space="preserve">{Z}}. </w:t>
+              <w:t xml:space="preserve">{{Z}}. </w:t>
             </w:r>
             <w:r>
               <w:rPr>
@@ -10139,17 +8897,7 @@
                 <w:sz w:val="24"/>
                 <w:szCs w:val="24"/>
               </w:rPr>
-              <w:t>{{Y}</w:t>
-            </w:r>
-            <w:proofErr w:type="gramStart"/>
-            <w:r>
-              <w:rPr>
-                <w:rFonts w:ascii="Bookman Old Style" w:eastAsia="Arial" w:hAnsi="Bookman Old Style" w:cs="Arial"/>
-                <w:b/>
-                <w:sz w:val="24"/>
-                <w:szCs w:val="24"/>
-              </w:rPr>
-              <w:t>}</w:t>
+              <w:t>{{Y}}</w:t>
             </w:r>
             <w:r>
               <w:rPr>
@@ -10166,17 +8914,7 @@
                 <w:sz w:val="24"/>
                 <w:szCs w:val="24"/>
               </w:rPr>
-              <w:t>{</w:t>
-            </w:r>
-            <w:proofErr w:type="gramEnd"/>
-            <w:r>
-              <w:rPr>
-                <w:rFonts w:ascii="Bookman Old Style" w:eastAsia="Arial" w:hAnsi="Bookman Old Style" w:cs="Arial"/>
-                <w:b/>
-                <w:sz w:val="24"/>
-                <w:szCs w:val="24"/>
-              </w:rPr>
-              <w:t xml:space="preserve">{Z}}. </w:t>
+              <w:t xml:space="preserve">{{Z}}. </w:t>
             </w:r>
             <w:r>
               <w:rPr>
@@ -10295,17 +9033,7 @@
                 <w:sz w:val="24"/>
                 <w:szCs w:val="24"/>
               </w:rPr>
-              <w:t>{{Y}</w:t>
-            </w:r>
-            <w:proofErr w:type="gramStart"/>
-            <w:r>
-              <w:rPr>
-                <w:rFonts w:ascii="Bookman Old Style" w:eastAsia="Arial" w:hAnsi="Bookman Old Style" w:cs="Arial"/>
-                <w:b/>
-                <w:sz w:val="24"/>
-                <w:szCs w:val="24"/>
-              </w:rPr>
-              <w:t>}</w:t>
+              <w:t>{{Y}}</w:t>
             </w:r>
             <w:r>
               <w:rPr>
@@ -10322,17 +9050,7 @@
                 <w:sz w:val="24"/>
                 <w:szCs w:val="24"/>
               </w:rPr>
-              <w:t>{</w:t>
-            </w:r>
-            <w:proofErr w:type="gramEnd"/>
-            <w:r>
-              <w:rPr>
-                <w:rFonts w:ascii="Bookman Old Style" w:eastAsia="Arial" w:hAnsi="Bookman Old Style" w:cs="Arial"/>
-                <w:b/>
-                <w:sz w:val="24"/>
-                <w:szCs w:val="24"/>
-              </w:rPr>
-              <w:t xml:space="preserve">{Z}}. </w:t>
+              <w:t xml:space="preserve">{{Z}}. </w:t>
             </w:r>
             <w:r>
               <w:rPr>
@@ -10451,17 +9169,7 @@
                 <w:sz w:val="24"/>
                 <w:szCs w:val="24"/>
               </w:rPr>
-              <w:t>{{Y}</w:t>
-            </w:r>
-            <w:proofErr w:type="gramStart"/>
-            <w:r>
-              <w:rPr>
-                <w:rFonts w:ascii="Bookman Old Style" w:eastAsia="Arial" w:hAnsi="Bookman Old Style" w:cs="Arial"/>
-                <w:b/>
-                <w:sz w:val="24"/>
-                <w:szCs w:val="24"/>
-              </w:rPr>
-              <w:t>}</w:t>
+              <w:t>{{Y}}</w:t>
             </w:r>
             <w:r>
               <w:rPr>
@@ -10478,17 +9186,7 @@
                 <w:sz w:val="24"/>
                 <w:szCs w:val="24"/>
               </w:rPr>
-              <w:t>{</w:t>
-            </w:r>
-            <w:proofErr w:type="gramEnd"/>
-            <w:r>
-              <w:rPr>
-                <w:rFonts w:ascii="Bookman Old Style" w:eastAsia="Arial" w:hAnsi="Bookman Old Style" w:cs="Arial"/>
-                <w:b/>
-                <w:sz w:val="24"/>
-                <w:szCs w:val="24"/>
-              </w:rPr>
-              <w:t xml:space="preserve">{Z}}. </w:t>
+              <w:t xml:space="preserve">{{Z}}. </w:t>
             </w:r>
             <w:r>
               <w:rPr>
@@ -10608,17 +9306,7 @@
                 <w:szCs w:val="24"/>
               </w:rPr>
               <w:lastRenderedPageBreak/>
-              <w:t>{{Y}</w:t>
-            </w:r>
-            <w:proofErr w:type="gramStart"/>
-            <w:r>
-              <w:rPr>
-                <w:rFonts w:ascii="Bookman Old Style" w:eastAsia="Arial" w:hAnsi="Bookman Old Style" w:cs="Arial"/>
-                <w:b/>
-                <w:sz w:val="24"/>
-                <w:szCs w:val="24"/>
-              </w:rPr>
-              <w:t>}</w:t>
+              <w:t>{{Y}}</w:t>
             </w:r>
             <w:r>
               <w:rPr>
@@ -10635,17 +9323,7 @@
                 <w:sz w:val="24"/>
                 <w:szCs w:val="24"/>
               </w:rPr>
-              <w:t>{</w:t>
-            </w:r>
-            <w:proofErr w:type="gramEnd"/>
-            <w:r>
-              <w:rPr>
-                <w:rFonts w:ascii="Bookman Old Style" w:eastAsia="Arial" w:hAnsi="Bookman Old Style" w:cs="Arial"/>
-                <w:b/>
-                <w:sz w:val="24"/>
-                <w:szCs w:val="24"/>
-              </w:rPr>
-              <w:t xml:space="preserve">{Z}}. </w:t>
+              <w:t xml:space="preserve">{{Z}}. </w:t>
             </w:r>
             <w:r>
               <w:rPr>
@@ -10764,17 +9442,7 @@
                 <w:sz w:val="24"/>
                 <w:szCs w:val="24"/>
               </w:rPr>
-              <w:t>{{Y}</w:t>
-            </w:r>
-            <w:proofErr w:type="gramStart"/>
-            <w:r>
-              <w:rPr>
-                <w:rFonts w:ascii="Bookman Old Style" w:eastAsia="Arial" w:hAnsi="Bookman Old Style" w:cs="Arial"/>
-                <w:b/>
-                <w:sz w:val="24"/>
-                <w:szCs w:val="24"/>
-              </w:rPr>
-              <w:t>}</w:t>
+              <w:t>{{Y}}</w:t>
             </w:r>
             <w:r>
               <w:rPr>
@@ -10791,17 +9459,7 @@
                 <w:sz w:val="24"/>
                 <w:szCs w:val="24"/>
               </w:rPr>
-              <w:t>{</w:t>
-            </w:r>
-            <w:proofErr w:type="gramEnd"/>
-            <w:r>
-              <w:rPr>
-                <w:rFonts w:ascii="Bookman Old Style" w:eastAsia="Arial" w:hAnsi="Bookman Old Style" w:cs="Arial"/>
-                <w:b/>
-                <w:sz w:val="24"/>
-                <w:szCs w:val="24"/>
-              </w:rPr>
-              <w:t xml:space="preserve">{Z}}. </w:t>
+              <w:t xml:space="preserve">{{Z}}. </w:t>
             </w:r>
             <w:r>
               <w:rPr>
@@ -10920,17 +9578,7 @@
                 <w:sz w:val="24"/>
                 <w:szCs w:val="24"/>
               </w:rPr>
-              <w:t>{{Y}</w:t>
-            </w:r>
-            <w:proofErr w:type="gramStart"/>
-            <w:r>
-              <w:rPr>
-                <w:rFonts w:ascii="Bookman Old Style" w:eastAsia="Arial" w:hAnsi="Bookman Old Style" w:cs="Arial"/>
-                <w:b/>
-                <w:sz w:val="24"/>
-                <w:szCs w:val="24"/>
-              </w:rPr>
-              <w:t>}</w:t>
+              <w:t>{{Y}}</w:t>
             </w:r>
             <w:r>
               <w:rPr>
@@ -10947,17 +9595,7 @@
                 <w:sz w:val="24"/>
                 <w:szCs w:val="24"/>
               </w:rPr>
-              <w:t>{</w:t>
-            </w:r>
-            <w:proofErr w:type="gramEnd"/>
-            <w:r>
-              <w:rPr>
-                <w:rFonts w:ascii="Bookman Old Style" w:eastAsia="Arial" w:hAnsi="Bookman Old Style" w:cs="Arial"/>
-                <w:b/>
-                <w:sz w:val="24"/>
-                <w:szCs w:val="24"/>
-              </w:rPr>
-              <w:t xml:space="preserve">{Z}}. </w:t>
+              <w:t xml:space="preserve">{{Z}}. </w:t>
             </w:r>
             <w:r>
               <w:rPr>
@@ -11076,17 +9714,7 @@
                 <w:sz w:val="24"/>
                 <w:szCs w:val="24"/>
               </w:rPr>
-              <w:t>{{Y}</w:t>
-            </w:r>
-            <w:proofErr w:type="gramStart"/>
-            <w:r>
-              <w:rPr>
-                <w:rFonts w:ascii="Bookman Old Style" w:eastAsia="Arial" w:hAnsi="Bookman Old Style" w:cs="Arial"/>
-                <w:b/>
-                <w:sz w:val="24"/>
-                <w:szCs w:val="24"/>
-              </w:rPr>
-              <w:t>}</w:t>
+              <w:t>{{Y}}</w:t>
             </w:r>
             <w:r>
               <w:rPr>
@@ -11103,17 +9731,7 @@
                 <w:sz w:val="24"/>
                 <w:szCs w:val="24"/>
               </w:rPr>
-              <w:t>{</w:t>
-            </w:r>
-            <w:proofErr w:type="gramEnd"/>
-            <w:r>
-              <w:rPr>
-                <w:rFonts w:ascii="Bookman Old Style" w:eastAsia="Arial" w:hAnsi="Bookman Old Style" w:cs="Arial"/>
-                <w:b/>
-                <w:sz w:val="24"/>
-                <w:szCs w:val="24"/>
-              </w:rPr>
-              <w:t xml:space="preserve">{Z}}. </w:t>
+              <w:t xml:space="preserve">{{Z}}. </w:t>
             </w:r>
             <w:r>
               <w:rPr>
@@ -11232,17 +9850,7 @@
                 <w:sz w:val="24"/>
                 <w:szCs w:val="24"/>
               </w:rPr>
-              <w:t>{{Y}</w:t>
-            </w:r>
-            <w:proofErr w:type="gramStart"/>
-            <w:r>
-              <w:rPr>
-                <w:rFonts w:ascii="Bookman Old Style" w:eastAsia="Arial" w:hAnsi="Bookman Old Style" w:cs="Arial"/>
-                <w:b/>
-                <w:sz w:val="24"/>
-                <w:szCs w:val="24"/>
-              </w:rPr>
-              <w:t>}</w:t>
+              <w:t>{{Y}}</w:t>
             </w:r>
             <w:r>
               <w:rPr>
@@ -11259,17 +9867,7 @@
                 <w:sz w:val="24"/>
                 <w:szCs w:val="24"/>
               </w:rPr>
-              <w:t>{</w:t>
-            </w:r>
-            <w:proofErr w:type="gramEnd"/>
-            <w:r>
-              <w:rPr>
-                <w:rFonts w:ascii="Bookman Old Style" w:eastAsia="Arial" w:hAnsi="Bookman Old Style" w:cs="Arial"/>
-                <w:b/>
-                <w:sz w:val="24"/>
-                <w:szCs w:val="24"/>
-              </w:rPr>
-              <w:t xml:space="preserve">{Z}}. </w:t>
+              <w:t xml:space="preserve">{{Z}}. </w:t>
             </w:r>
             <w:r>
               <w:rPr>
@@ -11388,17 +9986,7 @@
                 <w:sz w:val="24"/>
                 <w:szCs w:val="24"/>
               </w:rPr>
-              <w:t>{{Y}</w:t>
-            </w:r>
-            <w:proofErr w:type="gramStart"/>
-            <w:r>
-              <w:rPr>
-                <w:rFonts w:ascii="Bookman Old Style" w:eastAsia="Arial" w:hAnsi="Bookman Old Style" w:cs="Arial"/>
-                <w:b/>
-                <w:sz w:val="24"/>
-                <w:szCs w:val="24"/>
-              </w:rPr>
-              <w:t>}</w:t>
+              <w:t>{{Y}}</w:t>
             </w:r>
             <w:r>
               <w:rPr>
@@ -11415,17 +10003,7 @@
                 <w:sz w:val="24"/>
                 <w:szCs w:val="24"/>
               </w:rPr>
-              <w:t>{</w:t>
-            </w:r>
-            <w:proofErr w:type="gramEnd"/>
-            <w:r>
-              <w:rPr>
-                <w:rFonts w:ascii="Bookman Old Style" w:eastAsia="Arial" w:hAnsi="Bookman Old Style" w:cs="Arial"/>
-                <w:b/>
-                <w:sz w:val="24"/>
-                <w:szCs w:val="24"/>
-              </w:rPr>
-              <w:t xml:space="preserve">{Z}}. </w:t>
+              <w:t xml:space="preserve">{{Z}}. </w:t>
             </w:r>
             <w:r>
               <w:rPr>
@@ -11544,17 +10122,7 @@
                 <w:sz w:val="24"/>
                 <w:szCs w:val="24"/>
               </w:rPr>
-              <w:t>{{Y}</w:t>
-            </w:r>
-            <w:proofErr w:type="gramStart"/>
-            <w:r>
-              <w:rPr>
-                <w:rFonts w:ascii="Bookman Old Style" w:eastAsia="Arial" w:hAnsi="Bookman Old Style" w:cs="Arial"/>
-                <w:b/>
-                <w:sz w:val="24"/>
-                <w:szCs w:val="24"/>
-              </w:rPr>
-              <w:t>}</w:t>
+              <w:t>{{Y}}</w:t>
             </w:r>
             <w:r>
               <w:rPr>
@@ -11571,17 +10139,7 @@
                 <w:sz w:val="24"/>
                 <w:szCs w:val="24"/>
               </w:rPr>
-              <w:t>{</w:t>
-            </w:r>
-            <w:proofErr w:type="gramEnd"/>
-            <w:r>
-              <w:rPr>
-                <w:rFonts w:ascii="Bookman Old Style" w:eastAsia="Arial" w:hAnsi="Bookman Old Style" w:cs="Arial"/>
-                <w:b/>
-                <w:sz w:val="24"/>
-                <w:szCs w:val="24"/>
-              </w:rPr>
-              <w:t xml:space="preserve">{Z}}. </w:t>
+              <w:t xml:space="preserve">{{Z}}. </w:t>
             </w:r>
             <w:r>
               <w:rPr>
@@ -11700,17 +10258,7 @@
                 <w:sz w:val="24"/>
                 <w:szCs w:val="24"/>
               </w:rPr>
-              <w:t>{{Y}</w:t>
-            </w:r>
-            <w:proofErr w:type="gramStart"/>
-            <w:r>
-              <w:rPr>
-                <w:rFonts w:ascii="Bookman Old Style" w:eastAsia="Arial" w:hAnsi="Bookman Old Style" w:cs="Arial"/>
-                <w:b/>
-                <w:sz w:val="24"/>
-                <w:szCs w:val="24"/>
-              </w:rPr>
-              <w:t>}</w:t>
+              <w:t>{{Y}}</w:t>
             </w:r>
             <w:r>
               <w:rPr>
@@ -11727,17 +10275,7 @@
                 <w:sz w:val="24"/>
                 <w:szCs w:val="24"/>
               </w:rPr>
-              <w:t>{</w:t>
-            </w:r>
-            <w:proofErr w:type="gramEnd"/>
-            <w:r>
-              <w:rPr>
-                <w:rFonts w:ascii="Bookman Old Style" w:eastAsia="Arial" w:hAnsi="Bookman Old Style" w:cs="Arial"/>
-                <w:b/>
-                <w:sz w:val="24"/>
-                <w:szCs w:val="24"/>
-              </w:rPr>
-              <w:t xml:space="preserve">{Z}}. </w:t>
+              <w:t xml:space="preserve">{{Z}}. </w:t>
             </w:r>
             <w:r>
               <w:rPr>
@@ -11857,17 +10395,7 @@
                 <w:sz w:val="24"/>
                 <w:szCs w:val="24"/>
               </w:rPr>
-              <w:t>{{Y}</w:t>
-            </w:r>
-            <w:proofErr w:type="gramStart"/>
-            <w:r>
-              <w:rPr>
-                <w:rFonts w:ascii="Bookman Old Style" w:eastAsia="Arial" w:hAnsi="Bookman Old Style" w:cs="Arial"/>
-                <w:b/>
-                <w:sz w:val="24"/>
-                <w:szCs w:val="24"/>
-              </w:rPr>
-              <w:t>}</w:t>
+              <w:t>{{Y}}</w:t>
             </w:r>
             <w:r>
               <w:rPr>
@@ -11884,17 +10412,7 @@
                 <w:sz w:val="24"/>
                 <w:szCs w:val="24"/>
               </w:rPr>
-              <w:t>{</w:t>
-            </w:r>
-            <w:proofErr w:type="gramEnd"/>
-            <w:r>
-              <w:rPr>
-                <w:rFonts w:ascii="Bookman Old Style" w:eastAsia="Arial" w:hAnsi="Bookman Old Style" w:cs="Arial"/>
-                <w:b/>
-                <w:sz w:val="24"/>
-                <w:szCs w:val="24"/>
-              </w:rPr>
-              <w:t xml:space="preserve">{Z}}. </w:t>
+              <w:t xml:space="preserve">{{Z}}. </w:t>
             </w:r>
             <w:r>
               <w:rPr>
@@ -12013,17 +10531,7 @@
                 <w:sz w:val="24"/>
                 <w:szCs w:val="24"/>
               </w:rPr>
-              <w:t>{{Y}</w:t>
-            </w:r>
-            <w:proofErr w:type="gramStart"/>
-            <w:r>
-              <w:rPr>
-                <w:rFonts w:ascii="Bookman Old Style" w:eastAsia="Arial" w:hAnsi="Bookman Old Style" w:cs="Arial"/>
-                <w:b/>
-                <w:sz w:val="24"/>
-                <w:szCs w:val="24"/>
-              </w:rPr>
-              <w:t>}</w:t>
+              <w:t>{{Y}}</w:t>
             </w:r>
             <w:r>
               <w:rPr>
@@ -12040,17 +10548,7 @@
                 <w:sz w:val="24"/>
                 <w:szCs w:val="24"/>
               </w:rPr>
-              <w:t>{</w:t>
-            </w:r>
-            <w:proofErr w:type="gramEnd"/>
-            <w:r>
-              <w:rPr>
-                <w:rFonts w:ascii="Bookman Old Style" w:eastAsia="Arial" w:hAnsi="Bookman Old Style" w:cs="Arial"/>
-                <w:b/>
-                <w:sz w:val="24"/>
-                <w:szCs w:val="24"/>
-              </w:rPr>
-              <w:t xml:space="preserve">{Z}}. </w:t>
+              <w:t xml:space="preserve">{{Z}}. </w:t>
             </w:r>
             <w:r>
               <w:rPr>
@@ -12315,17 +10813,7 @@
                 <w:sz w:val="24"/>
                 <w:szCs w:val="24"/>
               </w:rPr>
-              <w:t>{{Y}</w:t>
-            </w:r>
-            <w:proofErr w:type="gramStart"/>
-            <w:r>
-              <w:rPr>
-                <w:rFonts w:ascii="Bookman Old Style" w:eastAsia="Arial" w:hAnsi="Bookman Old Style" w:cs="Arial"/>
-                <w:b/>
-                <w:sz w:val="24"/>
-                <w:szCs w:val="24"/>
-              </w:rPr>
-              <w:t>}</w:t>
+              <w:t>{{Y}}</w:t>
             </w:r>
             <w:r>
               <w:rPr>
@@ -12342,17 +10830,7 @@
                 <w:sz w:val="24"/>
                 <w:szCs w:val="24"/>
               </w:rPr>
-              <w:t>{</w:t>
-            </w:r>
-            <w:proofErr w:type="gramEnd"/>
-            <w:r>
-              <w:rPr>
-                <w:rFonts w:ascii="Bookman Old Style" w:eastAsia="Arial" w:hAnsi="Bookman Old Style" w:cs="Arial"/>
-                <w:b/>
-                <w:sz w:val="24"/>
-                <w:szCs w:val="24"/>
-              </w:rPr>
-              <w:t xml:space="preserve">{Z}}. </w:t>
+              <w:t xml:space="preserve">{{Z}}. </w:t>
             </w:r>
             <w:r>
               <w:rPr>
@@ -12396,27 +10874,7 @@
                 <w:sz w:val="24"/>
                 <w:szCs w:val="24"/>
               </w:rPr>
-              <w:t>{{</w:t>
-            </w:r>
-            <w:proofErr w:type="spellStart"/>
-            <w:r>
-              <w:rPr>
-                <w:rFonts w:ascii="Bookman Old Style" w:eastAsia="Arial" w:hAnsi="Bookman Old Style" w:cs="Arial"/>
-                <w:b/>
-                <w:sz w:val="24"/>
-                <w:szCs w:val="24"/>
-              </w:rPr>
-              <w:t>Contents_Z</w:t>
-            </w:r>
-            <w:proofErr w:type="spellEnd"/>
-            <w:r>
-              <w:rPr>
-                <w:rFonts w:ascii="Bookman Old Style" w:eastAsia="Arial" w:hAnsi="Bookman Old Style" w:cs="Arial"/>
-                <w:b/>
-                <w:sz w:val="24"/>
-                <w:szCs w:val="24"/>
-              </w:rPr>
-              <w:t>}}</w:t>
+              <w:t>{{Contents_Z}}</w:t>
             </w:r>
           </w:p>
         </w:tc>
@@ -12499,17 +10957,7 @@
                 <w:sz w:val="24"/>
                 <w:szCs w:val="24"/>
               </w:rPr>
-              <w:t>{{Y}</w:t>
-            </w:r>
-            <w:proofErr w:type="gramStart"/>
-            <w:r>
-              <w:rPr>
-                <w:rFonts w:ascii="Bookman Old Style" w:eastAsia="Arial" w:hAnsi="Bookman Old Style" w:cs="Arial"/>
-                <w:b/>
-                <w:sz w:val="24"/>
-                <w:szCs w:val="24"/>
-              </w:rPr>
-              <w:t>}</w:t>
+              <w:t>{{Y}}</w:t>
             </w:r>
             <w:r>
               <w:rPr>
@@ -12526,17 +10974,7 @@
                 <w:sz w:val="24"/>
                 <w:szCs w:val="24"/>
               </w:rPr>
-              <w:t>{</w:t>
-            </w:r>
-            <w:proofErr w:type="gramEnd"/>
-            <w:r>
-              <w:rPr>
-                <w:rFonts w:ascii="Bookman Old Style" w:eastAsia="Arial" w:hAnsi="Bookman Old Style" w:cs="Arial"/>
-                <w:b/>
-                <w:sz w:val="24"/>
-                <w:szCs w:val="24"/>
-              </w:rPr>
-              <w:t xml:space="preserve">{Z}}. </w:t>
+              <w:t xml:space="preserve">{{Z}}. </w:t>
             </w:r>
             <w:r>
               <w:rPr>
@@ -12655,17 +11093,7 @@
                 <w:sz w:val="24"/>
                 <w:szCs w:val="24"/>
               </w:rPr>
-              <w:t>{{Y}</w:t>
-            </w:r>
-            <w:proofErr w:type="gramStart"/>
-            <w:r>
-              <w:rPr>
-                <w:rFonts w:ascii="Bookman Old Style" w:eastAsia="Arial" w:hAnsi="Bookman Old Style" w:cs="Arial"/>
-                <w:b/>
-                <w:sz w:val="24"/>
-                <w:szCs w:val="24"/>
-              </w:rPr>
-              <w:t>}</w:t>
+              <w:t>{{Y}}</w:t>
             </w:r>
             <w:r>
               <w:rPr>
@@ -12682,17 +11110,7 @@
                 <w:sz w:val="24"/>
                 <w:szCs w:val="24"/>
               </w:rPr>
-              <w:t>{</w:t>
-            </w:r>
-            <w:proofErr w:type="gramEnd"/>
-            <w:r>
-              <w:rPr>
-                <w:rFonts w:ascii="Bookman Old Style" w:eastAsia="Arial" w:hAnsi="Bookman Old Style" w:cs="Arial"/>
-                <w:b/>
-                <w:sz w:val="24"/>
-                <w:szCs w:val="24"/>
-              </w:rPr>
-              <w:t xml:space="preserve">{Z}}. </w:t>
+              <w:t xml:space="preserve">{{Z}}. </w:t>
             </w:r>
             <w:r>
               <w:rPr>
@@ -12811,17 +11229,7 @@
                 <w:sz w:val="24"/>
                 <w:szCs w:val="24"/>
               </w:rPr>
-              <w:t>{{Y}</w:t>
-            </w:r>
-            <w:proofErr w:type="gramStart"/>
-            <w:r>
-              <w:rPr>
-                <w:rFonts w:ascii="Bookman Old Style" w:eastAsia="Arial" w:hAnsi="Bookman Old Style" w:cs="Arial"/>
-                <w:b/>
-                <w:sz w:val="24"/>
-                <w:szCs w:val="24"/>
-              </w:rPr>
-              <w:t>}</w:t>
+              <w:t>{{Y}}</w:t>
             </w:r>
             <w:r>
               <w:rPr>
@@ -12838,17 +11246,7 @@
                 <w:sz w:val="24"/>
                 <w:szCs w:val="24"/>
               </w:rPr>
-              <w:t>{</w:t>
-            </w:r>
-            <w:proofErr w:type="gramEnd"/>
-            <w:r>
-              <w:rPr>
-                <w:rFonts w:ascii="Bookman Old Style" w:eastAsia="Arial" w:hAnsi="Bookman Old Style" w:cs="Arial"/>
-                <w:b/>
-                <w:sz w:val="24"/>
-                <w:szCs w:val="24"/>
-              </w:rPr>
-              <w:t xml:space="preserve">{Z}}. </w:t>
+              <w:t xml:space="preserve">{{Z}}. </w:t>
             </w:r>
             <w:r>
               <w:rPr>
@@ -12967,17 +11365,7 @@
                 <w:sz w:val="24"/>
                 <w:szCs w:val="24"/>
               </w:rPr>
-              <w:t>{{Y}</w:t>
-            </w:r>
-            <w:proofErr w:type="gramStart"/>
-            <w:r>
-              <w:rPr>
-                <w:rFonts w:ascii="Bookman Old Style" w:eastAsia="Arial" w:hAnsi="Bookman Old Style" w:cs="Arial"/>
-                <w:b/>
-                <w:sz w:val="24"/>
-                <w:szCs w:val="24"/>
-              </w:rPr>
-              <w:t>}</w:t>
+              <w:t>{{Y}}</w:t>
             </w:r>
             <w:r>
               <w:rPr>
@@ -12994,17 +11382,7 @@
                 <w:sz w:val="24"/>
                 <w:szCs w:val="24"/>
               </w:rPr>
-              <w:t>{</w:t>
-            </w:r>
-            <w:proofErr w:type="gramEnd"/>
-            <w:r>
-              <w:rPr>
-                <w:rFonts w:ascii="Bookman Old Style" w:eastAsia="Arial" w:hAnsi="Bookman Old Style" w:cs="Arial"/>
-                <w:b/>
-                <w:sz w:val="24"/>
-                <w:szCs w:val="24"/>
-              </w:rPr>
-              <w:t xml:space="preserve">{Z}}. </w:t>
+              <w:t xml:space="preserve">{{Z}}. </w:t>
             </w:r>
             <w:r>
               <w:rPr>
@@ -13123,17 +11501,7 @@
                 <w:sz w:val="24"/>
                 <w:szCs w:val="24"/>
               </w:rPr>
-              <w:t>{{Y}</w:t>
-            </w:r>
-            <w:proofErr w:type="gramStart"/>
-            <w:r>
-              <w:rPr>
-                <w:rFonts w:ascii="Bookman Old Style" w:eastAsia="Arial" w:hAnsi="Bookman Old Style" w:cs="Arial"/>
-                <w:b/>
-                <w:sz w:val="24"/>
-                <w:szCs w:val="24"/>
-              </w:rPr>
-              <w:t>}</w:t>
+              <w:t>{{Y}}</w:t>
             </w:r>
             <w:r>
               <w:rPr>
@@ -13150,17 +11518,7 @@
                 <w:sz w:val="24"/>
                 <w:szCs w:val="24"/>
               </w:rPr>
-              <w:t>{</w:t>
-            </w:r>
-            <w:proofErr w:type="gramEnd"/>
-            <w:r>
-              <w:rPr>
-                <w:rFonts w:ascii="Bookman Old Style" w:eastAsia="Arial" w:hAnsi="Bookman Old Style" w:cs="Arial"/>
-                <w:b/>
-                <w:sz w:val="24"/>
-                <w:szCs w:val="24"/>
-              </w:rPr>
-              <w:t xml:space="preserve">{Z}}. </w:t>
+              <w:t xml:space="preserve">{{Z}}. </w:t>
             </w:r>
             <w:r>
               <w:rPr>
@@ -13279,17 +11637,7 @@
                 <w:sz w:val="24"/>
                 <w:szCs w:val="24"/>
               </w:rPr>
-              <w:t>{{Y}</w:t>
-            </w:r>
-            <w:proofErr w:type="gramStart"/>
-            <w:r>
-              <w:rPr>
-                <w:rFonts w:ascii="Bookman Old Style" w:eastAsia="Arial" w:hAnsi="Bookman Old Style" w:cs="Arial"/>
-                <w:b/>
-                <w:sz w:val="24"/>
-                <w:szCs w:val="24"/>
-              </w:rPr>
-              <w:t>}</w:t>
+              <w:t>{{Y}}</w:t>
             </w:r>
             <w:r>
               <w:rPr>
@@ -13306,17 +11654,7 @@
                 <w:sz w:val="24"/>
                 <w:szCs w:val="24"/>
               </w:rPr>
-              <w:t>{</w:t>
-            </w:r>
-            <w:proofErr w:type="gramEnd"/>
-            <w:r>
-              <w:rPr>
-                <w:rFonts w:ascii="Bookman Old Style" w:eastAsia="Arial" w:hAnsi="Bookman Old Style" w:cs="Arial"/>
-                <w:b/>
-                <w:sz w:val="24"/>
-                <w:szCs w:val="24"/>
-              </w:rPr>
-              <w:t xml:space="preserve">{Z}}. </w:t>
+              <w:t xml:space="preserve">{{Z}}. </w:t>
             </w:r>
             <w:r>
               <w:rPr>
@@ -13435,17 +11773,7 @@
                 <w:sz w:val="24"/>
                 <w:szCs w:val="24"/>
               </w:rPr>
-              <w:t>{{Y}</w:t>
-            </w:r>
-            <w:proofErr w:type="gramStart"/>
-            <w:r>
-              <w:rPr>
-                <w:rFonts w:ascii="Bookman Old Style" w:eastAsia="Arial" w:hAnsi="Bookman Old Style" w:cs="Arial"/>
-                <w:b/>
-                <w:sz w:val="24"/>
-                <w:szCs w:val="24"/>
-              </w:rPr>
-              <w:t>}</w:t>
+              <w:t>{{Y}}</w:t>
             </w:r>
             <w:r>
               <w:rPr>
@@ -13462,17 +11790,7 @@
                 <w:sz w:val="24"/>
                 <w:szCs w:val="24"/>
               </w:rPr>
-              <w:t>{</w:t>
-            </w:r>
-            <w:proofErr w:type="gramEnd"/>
-            <w:r>
-              <w:rPr>
-                <w:rFonts w:ascii="Bookman Old Style" w:eastAsia="Arial" w:hAnsi="Bookman Old Style" w:cs="Arial"/>
-                <w:b/>
-                <w:sz w:val="24"/>
-                <w:szCs w:val="24"/>
-              </w:rPr>
-              <w:t xml:space="preserve">{Z}}. </w:t>
+              <w:t xml:space="preserve">{{Z}}. </w:t>
             </w:r>
             <w:r>
               <w:rPr>
@@ -13591,17 +11909,7 @@
                 <w:sz w:val="24"/>
                 <w:szCs w:val="24"/>
               </w:rPr>
-              <w:t>{{Y}</w:t>
-            </w:r>
-            <w:proofErr w:type="gramStart"/>
-            <w:r>
-              <w:rPr>
-                <w:rFonts w:ascii="Bookman Old Style" w:eastAsia="Arial" w:hAnsi="Bookman Old Style" w:cs="Arial"/>
-                <w:b/>
-                <w:sz w:val="24"/>
-                <w:szCs w:val="24"/>
-              </w:rPr>
-              <w:t>}</w:t>
+              <w:t>{{Y}}</w:t>
             </w:r>
             <w:r>
               <w:rPr>
@@ -13618,17 +11926,7 @@
                 <w:sz w:val="24"/>
                 <w:szCs w:val="24"/>
               </w:rPr>
-              <w:t>{</w:t>
-            </w:r>
-            <w:proofErr w:type="gramEnd"/>
-            <w:r>
-              <w:rPr>
-                <w:rFonts w:ascii="Bookman Old Style" w:eastAsia="Arial" w:hAnsi="Bookman Old Style" w:cs="Arial"/>
-                <w:b/>
-                <w:sz w:val="24"/>
-                <w:szCs w:val="24"/>
-              </w:rPr>
-              <w:t xml:space="preserve">{Z}}. </w:t>
+              <w:t xml:space="preserve">{{Z}}. </w:t>
             </w:r>
             <w:r>
               <w:rPr>
@@ -13747,17 +12045,7 @@
                 <w:sz w:val="24"/>
                 <w:szCs w:val="24"/>
               </w:rPr>
-              <w:t>{{Y}</w:t>
-            </w:r>
-            <w:proofErr w:type="gramStart"/>
-            <w:r>
-              <w:rPr>
-                <w:rFonts w:ascii="Bookman Old Style" w:eastAsia="Arial" w:hAnsi="Bookman Old Style" w:cs="Arial"/>
-                <w:b/>
-                <w:sz w:val="24"/>
-                <w:szCs w:val="24"/>
-              </w:rPr>
-              <w:t>}</w:t>
+              <w:t>{{Y}}</w:t>
             </w:r>
             <w:r>
               <w:rPr>
@@ -13774,17 +12062,7 @@
                 <w:sz w:val="24"/>
                 <w:szCs w:val="24"/>
               </w:rPr>
-              <w:t>{</w:t>
-            </w:r>
-            <w:proofErr w:type="gramEnd"/>
-            <w:r>
-              <w:rPr>
-                <w:rFonts w:ascii="Bookman Old Style" w:eastAsia="Arial" w:hAnsi="Bookman Old Style" w:cs="Arial"/>
-                <w:b/>
-                <w:sz w:val="24"/>
-                <w:szCs w:val="24"/>
-              </w:rPr>
-              <w:t xml:space="preserve">{Z}}. </w:t>
+              <w:t xml:space="preserve">{{Z}}. </w:t>
             </w:r>
             <w:r>
               <w:rPr>
@@ -13903,17 +12181,7 @@
                 <w:sz w:val="24"/>
                 <w:szCs w:val="24"/>
               </w:rPr>
-              <w:t>{{Y}</w:t>
-            </w:r>
-            <w:proofErr w:type="gramStart"/>
-            <w:r>
-              <w:rPr>
-                <w:rFonts w:ascii="Bookman Old Style" w:eastAsia="Arial" w:hAnsi="Bookman Old Style" w:cs="Arial"/>
-                <w:b/>
-                <w:sz w:val="24"/>
-                <w:szCs w:val="24"/>
-              </w:rPr>
-              <w:t>}</w:t>
+              <w:t>{{Y}}</w:t>
             </w:r>
             <w:r>
               <w:rPr>
@@ -13930,17 +12198,7 @@
                 <w:sz w:val="24"/>
                 <w:szCs w:val="24"/>
               </w:rPr>
-              <w:t>{</w:t>
-            </w:r>
-            <w:proofErr w:type="gramEnd"/>
-            <w:r>
-              <w:rPr>
-                <w:rFonts w:ascii="Bookman Old Style" w:eastAsia="Arial" w:hAnsi="Bookman Old Style" w:cs="Arial"/>
-                <w:b/>
-                <w:sz w:val="24"/>
-                <w:szCs w:val="24"/>
-              </w:rPr>
-              <w:t xml:space="preserve">{Z}}. </w:t>
+              <w:t xml:space="preserve">{{Z}}. </w:t>
             </w:r>
             <w:r>
               <w:rPr>
@@ -14059,17 +12317,7 @@
                 <w:sz w:val="24"/>
                 <w:szCs w:val="24"/>
               </w:rPr>
-              <w:t>{{Y}</w:t>
-            </w:r>
-            <w:proofErr w:type="gramStart"/>
-            <w:r>
-              <w:rPr>
-                <w:rFonts w:ascii="Bookman Old Style" w:eastAsia="Arial" w:hAnsi="Bookman Old Style" w:cs="Arial"/>
-                <w:b/>
-                <w:sz w:val="24"/>
-                <w:szCs w:val="24"/>
-              </w:rPr>
-              <w:t>}</w:t>
+              <w:t>{{Y}}</w:t>
             </w:r>
             <w:r>
               <w:rPr>
@@ -14086,17 +12334,7 @@
                 <w:sz w:val="24"/>
                 <w:szCs w:val="24"/>
               </w:rPr>
-              <w:t>{</w:t>
-            </w:r>
-            <w:proofErr w:type="gramEnd"/>
-            <w:r>
-              <w:rPr>
-                <w:rFonts w:ascii="Bookman Old Style" w:eastAsia="Arial" w:hAnsi="Bookman Old Style" w:cs="Arial"/>
-                <w:b/>
-                <w:sz w:val="24"/>
-                <w:szCs w:val="24"/>
-              </w:rPr>
-              <w:t xml:space="preserve">{Z}}. </w:t>
+              <w:t xml:space="preserve">{{Z}}. </w:t>
             </w:r>
             <w:r>
               <w:rPr>
@@ -14215,17 +12453,7 @@
                 <w:sz w:val="24"/>
                 <w:szCs w:val="24"/>
               </w:rPr>
-              <w:t>{{Y}</w:t>
-            </w:r>
-            <w:proofErr w:type="gramStart"/>
-            <w:r>
-              <w:rPr>
-                <w:rFonts w:ascii="Bookman Old Style" w:eastAsia="Arial" w:hAnsi="Bookman Old Style" w:cs="Arial"/>
-                <w:b/>
-                <w:sz w:val="24"/>
-                <w:szCs w:val="24"/>
-              </w:rPr>
-              <w:t>}</w:t>
+              <w:t>{{Y}}</w:t>
             </w:r>
             <w:r>
               <w:rPr>
@@ -14242,17 +12470,7 @@
                 <w:sz w:val="24"/>
                 <w:szCs w:val="24"/>
               </w:rPr>
-              <w:t>{</w:t>
-            </w:r>
-            <w:proofErr w:type="gramEnd"/>
-            <w:r>
-              <w:rPr>
-                <w:rFonts w:ascii="Bookman Old Style" w:eastAsia="Arial" w:hAnsi="Bookman Old Style" w:cs="Arial"/>
-                <w:b/>
-                <w:sz w:val="24"/>
-                <w:szCs w:val="24"/>
-              </w:rPr>
-              <w:t xml:space="preserve">{Z}}. </w:t>
+              <w:t xml:space="preserve">{{Z}}. </w:t>
             </w:r>
             <w:r>
               <w:rPr>
@@ -14373,17 +12591,7 @@
                 <w:szCs w:val="24"/>
               </w:rPr>
               <w:lastRenderedPageBreak/>
-              <w:t>{{Y}</w:t>
-            </w:r>
-            <w:proofErr w:type="gramStart"/>
-            <w:r>
-              <w:rPr>
-                <w:rFonts w:ascii="Bookman Old Style" w:eastAsia="Arial" w:hAnsi="Bookman Old Style" w:cs="Arial"/>
-                <w:b/>
-                <w:sz w:val="24"/>
-                <w:szCs w:val="24"/>
-              </w:rPr>
-              <w:t>}</w:t>
+              <w:t>{{Y}}</w:t>
             </w:r>
             <w:r>
               <w:rPr>
@@ -14400,17 +12608,7 @@
                 <w:sz w:val="24"/>
                 <w:szCs w:val="24"/>
               </w:rPr>
-              <w:t>{</w:t>
-            </w:r>
-            <w:proofErr w:type="gramEnd"/>
-            <w:r>
-              <w:rPr>
-                <w:rFonts w:ascii="Bookman Old Style" w:eastAsia="Arial" w:hAnsi="Bookman Old Style" w:cs="Arial"/>
-                <w:b/>
-                <w:sz w:val="24"/>
-                <w:szCs w:val="24"/>
-              </w:rPr>
-              <w:t xml:space="preserve">{Z}}. </w:t>
+              <w:t xml:space="preserve">{{Z}}. </w:t>
             </w:r>
             <w:r>
               <w:rPr>
@@ -14529,17 +12727,7 @@
                 <w:sz w:val="24"/>
                 <w:szCs w:val="24"/>
               </w:rPr>
-              <w:t>{{Y}</w:t>
-            </w:r>
-            <w:proofErr w:type="gramStart"/>
-            <w:r>
-              <w:rPr>
-                <w:rFonts w:ascii="Bookman Old Style" w:eastAsia="Arial" w:hAnsi="Bookman Old Style" w:cs="Arial"/>
-                <w:b/>
-                <w:sz w:val="24"/>
-                <w:szCs w:val="24"/>
-              </w:rPr>
-              <w:t>}</w:t>
+              <w:t>{{Y}}</w:t>
             </w:r>
             <w:r>
               <w:rPr>
@@ -14556,17 +12744,7 @@
                 <w:sz w:val="24"/>
                 <w:szCs w:val="24"/>
               </w:rPr>
-              <w:t>{</w:t>
-            </w:r>
-            <w:proofErr w:type="gramEnd"/>
-            <w:r>
-              <w:rPr>
-                <w:rFonts w:ascii="Bookman Old Style" w:eastAsia="Arial" w:hAnsi="Bookman Old Style" w:cs="Arial"/>
-                <w:b/>
-                <w:sz w:val="24"/>
-                <w:szCs w:val="24"/>
-              </w:rPr>
-              <w:t xml:space="preserve">{Z}}. </w:t>
+              <w:t xml:space="preserve">{{Z}}. </w:t>
             </w:r>
             <w:r>
               <w:rPr>
@@ -14831,17 +13009,7 @@
                 <w:sz w:val="24"/>
                 <w:szCs w:val="24"/>
               </w:rPr>
-              <w:t>{{Y}</w:t>
-            </w:r>
-            <w:proofErr w:type="gramStart"/>
-            <w:r>
-              <w:rPr>
-                <w:rFonts w:ascii="Bookman Old Style" w:eastAsia="Arial" w:hAnsi="Bookman Old Style" w:cs="Arial"/>
-                <w:b/>
-                <w:sz w:val="24"/>
-                <w:szCs w:val="24"/>
-              </w:rPr>
-              <w:t>}</w:t>
+              <w:t>{{Y}}</w:t>
             </w:r>
             <w:r>
               <w:rPr>
@@ -14858,17 +13026,7 @@
                 <w:sz w:val="24"/>
                 <w:szCs w:val="24"/>
               </w:rPr>
-              <w:t>{</w:t>
-            </w:r>
-            <w:proofErr w:type="gramEnd"/>
-            <w:r>
-              <w:rPr>
-                <w:rFonts w:ascii="Bookman Old Style" w:eastAsia="Arial" w:hAnsi="Bookman Old Style" w:cs="Arial"/>
-                <w:b/>
-                <w:sz w:val="24"/>
-                <w:szCs w:val="24"/>
-              </w:rPr>
-              <w:t xml:space="preserve">{Z}}. </w:t>
+              <w:t xml:space="preserve">{{Z}}. </w:t>
             </w:r>
             <w:r>
               <w:rPr>
@@ -14912,27 +13070,7 @@
                 <w:sz w:val="24"/>
                 <w:szCs w:val="24"/>
               </w:rPr>
-              <w:t>{{</w:t>
-            </w:r>
-            <w:proofErr w:type="spellStart"/>
-            <w:r>
-              <w:rPr>
-                <w:rFonts w:ascii="Bookman Old Style" w:eastAsia="Arial" w:hAnsi="Bookman Old Style" w:cs="Arial"/>
-                <w:b/>
-                <w:sz w:val="24"/>
-                <w:szCs w:val="24"/>
-              </w:rPr>
-              <w:t>Contents_Z</w:t>
-            </w:r>
-            <w:proofErr w:type="spellEnd"/>
-            <w:r>
-              <w:rPr>
-                <w:rFonts w:ascii="Bookman Old Style" w:eastAsia="Arial" w:hAnsi="Bookman Old Style" w:cs="Arial"/>
-                <w:b/>
-                <w:sz w:val="24"/>
-                <w:szCs w:val="24"/>
-              </w:rPr>
-              <w:t>}}</w:t>
+              <w:t>{{Contents_Z}}</w:t>
             </w:r>
           </w:p>
         </w:tc>
@@ -15015,17 +13153,7 @@
                 <w:sz w:val="24"/>
                 <w:szCs w:val="24"/>
               </w:rPr>
-              <w:t>{{Y}</w:t>
-            </w:r>
-            <w:proofErr w:type="gramStart"/>
-            <w:r>
-              <w:rPr>
-                <w:rFonts w:ascii="Bookman Old Style" w:eastAsia="Arial" w:hAnsi="Bookman Old Style" w:cs="Arial"/>
-                <w:b/>
-                <w:sz w:val="24"/>
-                <w:szCs w:val="24"/>
-              </w:rPr>
-              <w:t>}</w:t>
+              <w:t>{{Y}}</w:t>
             </w:r>
             <w:r>
               <w:rPr>
@@ -15042,17 +13170,7 @@
                 <w:sz w:val="24"/>
                 <w:szCs w:val="24"/>
               </w:rPr>
-              <w:t>{</w:t>
-            </w:r>
-            <w:proofErr w:type="gramEnd"/>
-            <w:r>
-              <w:rPr>
-                <w:rFonts w:ascii="Bookman Old Style" w:eastAsia="Arial" w:hAnsi="Bookman Old Style" w:cs="Arial"/>
-                <w:b/>
-                <w:sz w:val="24"/>
-                <w:szCs w:val="24"/>
-              </w:rPr>
-              <w:t xml:space="preserve">{Z}}. </w:t>
+              <w:t xml:space="preserve">{{Z}}. </w:t>
             </w:r>
             <w:r>
               <w:rPr>
@@ -15171,17 +13289,7 @@
                 <w:sz w:val="24"/>
                 <w:szCs w:val="24"/>
               </w:rPr>
-              <w:t>{{Y}</w:t>
-            </w:r>
-            <w:proofErr w:type="gramStart"/>
-            <w:r>
-              <w:rPr>
-                <w:rFonts w:ascii="Bookman Old Style" w:eastAsia="Arial" w:hAnsi="Bookman Old Style" w:cs="Arial"/>
-                <w:b/>
-                <w:sz w:val="24"/>
-                <w:szCs w:val="24"/>
-              </w:rPr>
-              <w:t>}</w:t>
+              <w:t>{{Y}}</w:t>
             </w:r>
             <w:r>
               <w:rPr>
@@ -15198,17 +13306,7 @@
                 <w:sz w:val="24"/>
                 <w:szCs w:val="24"/>
               </w:rPr>
-              <w:t>{</w:t>
-            </w:r>
-            <w:proofErr w:type="gramEnd"/>
-            <w:r>
-              <w:rPr>
-                <w:rFonts w:ascii="Bookman Old Style" w:eastAsia="Arial" w:hAnsi="Bookman Old Style" w:cs="Arial"/>
-                <w:b/>
-                <w:sz w:val="24"/>
-                <w:szCs w:val="24"/>
-              </w:rPr>
-              <w:t xml:space="preserve">{Z}}. </w:t>
+              <w:t xml:space="preserve">{{Z}}. </w:t>
             </w:r>
             <w:r>
               <w:rPr>
@@ -15327,17 +13425,7 @@
                 <w:sz w:val="24"/>
                 <w:szCs w:val="24"/>
               </w:rPr>
-              <w:t>{{Y}</w:t>
-            </w:r>
-            <w:proofErr w:type="gramStart"/>
-            <w:r>
-              <w:rPr>
-                <w:rFonts w:ascii="Bookman Old Style" w:eastAsia="Arial" w:hAnsi="Bookman Old Style" w:cs="Arial"/>
-                <w:b/>
-                <w:sz w:val="24"/>
-                <w:szCs w:val="24"/>
-              </w:rPr>
-              <w:t>}</w:t>
+              <w:t>{{Y}}</w:t>
             </w:r>
             <w:r>
               <w:rPr>
@@ -15354,17 +13442,7 @@
                 <w:sz w:val="24"/>
                 <w:szCs w:val="24"/>
               </w:rPr>
-              <w:t>{</w:t>
-            </w:r>
-            <w:proofErr w:type="gramEnd"/>
-            <w:r>
-              <w:rPr>
-                <w:rFonts w:ascii="Bookman Old Style" w:eastAsia="Arial" w:hAnsi="Bookman Old Style" w:cs="Arial"/>
-                <w:b/>
-                <w:sz w:val="24"/>
-                <w:szCs w:val="24"/>
-              </w:rPr>
-              <w:t xml:space="preserve">{Z}}. </w:t>
+              <w:t xml:space="preserve">{{Z}}. </w:t>
             </w:r>
             <w:r>
               <w:rPr>
@@ -15483,17 +13561,7 @@
                 <w:sz w:val="24"/>
                 <w:szCs w:val="24"/>
               </w:rPr>
-              <w:t>{{Y}</w:t>
-            </w:r>
-            <w:proofErr w:type="gramStart"/>
-            <w:r>
-              <w:rPr>
-                <w:rFonts w:ascii="Bookman Old Style" w:eastAsia="Arial" w:hAnsi="Bookman Old Style" w:cs="Arial"/>
-                <w:b/>
-                <w:sz w:val="24"/>
-                <w:szCs w:val="24"/>
-              </w:rPr>
-              <w:t>}</w:t>
+              <w:t>{{Y}}</w:t>
             </w:r>
             <w:r>
               <w:rPr>
@@ -15510,17 +13578,7 @@
                 <w:sz w:val="24"/>
                 <w:szCs w:val="24"/>
               </w:rPr>
-              <w:t>{</w:t>
-            </w:r>
-            <w:proofErr w:type="gramEnd"/>
-            <w:r>
-              <w:rPr>
-                <w:rFonts w:ascii="Bookman Old Style" w:eastAsia="Arial" w:hAnsi="Bookman Old Style" w:cs="Arial"/>
-                <w:b/>
-                <w:sz w:val="24"/>
-                <w:szCs w:val="24"/>
-              </w:rPr>
-              <w:t xml:space="preserve">{Z}}. </w:t>
+              <w:t xml:space="preserve">{{Z}}. </w:t>
             </w:r>
             <w:r>
               <w:rPr>
@@ -15639,17 +13697,7 @@
                 <w:sz w:val="24"/>
                 <w:szCs w:val="24"/>
               </w:rPr>
-              <w:t>{{Y}</w:t>
-            </w:r>
-            <w:proofErr w:type="gramStart"/>
-            <w:r>
-              <w:rPr>
-                <w:rFonts w:ascii="Bookman Old Style" w:eastAsia="Arial" w:hAnsi="Bookman Old Style" w:cs="Arial"/>
-                <w:b/>
-                <w:sz w:val="24"/>
-                <w:szCs w:val="24"/>
-              </w:rPr>
-              <w:t>}</w:t>
+              <w:t>{{Y}}</w:t>
             </w:r>
             <w:r>
               <w:rPr>
@@ -15666,17 +13714,7 @@
                 <w:sz w:val="24"/>
                 <w:szCs w:val="24"/>
               </w:rPr>
-              <w:t>{</w:t>
-            </w:r>
-            <w:proofErr w:type="gramEnd"/>
-            <w:r>
-              <w:rPr>
-                <w:rFonts w:ascii="Bookman Old Style" w:eastAsia="Arial" w:hAnsi="Bookman Old Style" w:cs="Arial"/>
-                <w:b/>
-                <w:sz w:val="24"/>
-                <w:szCs w:val="24"/>
-              </w:rPr>
-              <w:t xml:space="preserve">{Z}}. </w:t>
+              <w:t xml:space="preserve">{{Z}}. </w:t>
             </w:r>
             <w:r>
               <w:rPr>
@@ -15795,17 +13833,7 @@
                 <w:sz w:val="24"/>
                 <w:szCs w:val="24"/>
               </w:rPr>
-              <w:t>{{Y}</w:t>
-            </w:r>
-            <w:proofErr w:type="gramStart"/>
-            <w:r>
-              <w:rPr>
-                <w:rFonts w:ascii="Bookman Old Style" w:eastAsia="Arial" w:hAnsi="Bookman Old Style" w:cs="Arial"/>
-                <w:b/>
-                <w:sz w:val="24"/>
-                <w:szCs w:val="24"/>
-              </w:rPr>
-              <w:t>}</w:t>
+              <w:t>{{Y}}</w:t>
             </w:r>
             <w:r>
               <w:rPr>
@@ -15822,17 +13850,7 @@
                 <w:sz w:val="24"/>
                 <w:szCs w:val="24"/>
               </w:rPr>
-              <w:t>{</w:t>
-            </w:r>
-            <w:proofErr w:type="gramEnd"/>
-            <w:r>
-              <w:rPr>
-                <w:rFonts w:ascii="Bookman Old Style" w:eastAsia="Arial" w:hAnsi="Bookman Old Style" w:cs="Arial"/>
-                <w:b/>
-                <w:sz w:val="24"/>
-                <w:szCs w:val="24"/>
-              </w:rPr>
-              <w:t xml:space="preserve">{Z}}. </w:t>
+              <w:t xml:space="preserve">{{Z}}. </w:t>
             </w:r>
             <w:r>
               <w:rPr>
@@ -15951,17 +13969,7 @@
                 <w:sz w:val="24"/>
                 <w:szCs w:val="24"/>
               </w:rPr>
-              <w:t>{{Y}</w:t>
-            </w:r>
-            <w:proofErr w:type="gramStart"/>
-            <w:r>
-              <w:rPr>
-                <w:rFonts w:ascii="Bookman Old Style" w:eastAsia="Arial" w:hAnsi="Bookman Old Style" w:cs="Arial"/>
-                <w:b/>
-                <w:sz w:val="24"/>
-                <w:szCs w:val="24"/>
-              </w:rPr>
-              <w:t>}</w:t>
+              <w:t>{{Y}}</w:t>
             </w:r>
             <w:r>
               <w:rPr>
@@ -15978,17 +13986,7 @@
                 <w:sz w:val="24"/>
                 <w:szCs w:val="24"/>
               </w:rPr>
-              <w:t>{</w:t>
-            </w:r>
-            <w:proofErr w:type="gramEnd"/>
-            <w:r>
-              <w:rPr>
-                <w:rFonts w:ascii="Bookman Old Style" w:eastAsia="Arial" w:hAnsi="Bookman Old Style" w:cs="Arial"/>
-                <w:b/>
-                <w:sz w:val="24"/>
-                <w:szCs w:val="24"/>
-              </w:rPr>
-              <w:t xml:space="preserve">{Z}}. </w:t>
+              <w:t xml:space="preserve">{{Z}}. </w:t>
             </w:r>
             <w:r>
               <w:rPr>
@@ -16107,17 +14105,7 @@
                 <w:sz w:val="24"/>
                 <w:szCs w:val="24"/>
               </w:rPr>
-              <w:t>{{Y}</w:t>
-            </w:r>
-            <w:proofErr w:type="gramStart"/>
-            <w:r>
-              <w:rPr>
-                <w:rFonts w:ascii="Bookman Old Style" w:eastAsia="Arial" w:hAnsi="Bookman Old Style" w:cs="Arial"/>
-                <w:b/>
-                <w:sz w:val="24"/>
-                <w:szCs w:val="24"/>
-              </w:rPr>
-              <w:t>}</w:t>
+              <w:t>{{Y}}</w:t>
             </w:r>
             <w:r>
               <w:rPr>
@@ -16134,17 +14122,7 @@
                 <w:sz w:val="24"/>
                 <w:szCs w:val="24"/>
               </w:rPr>
-              <w:t>{</w:t>
-            </w:r>
-            <w:proofErr w:type="gramEnd"/>
-            <w:r>
-              <w:rPr>
-                <w:rFonts w:ascii="Bookman Old Style" w:eastAsia="Arial" w:hAnsi="Bookman Old Style" w:cs="Arial"/>
-                <w:b/>
-                <w:sz w:val="24"/>
-                <w:szCs w:val="24"/>
-              </w:rPr>
-              <w:t xml:space="preserve">{Z}}. </w:t>
+              <w:t xml:space="preserve">{{Z}}. </w:t>
             </w:r>
             <w:r>
               <w:rPr>
@@ -16263,17 +14241,7 @@
                 <w:sz w:val="24"/>
                 <w:szCs w:val="24"/>
               </w:rPr>
-              <w:t>{{Y}</w:t>
-            </w:r>
-            <w:proofErr w:type="gramStart"/>
-            <w:r>
-              <w:rPr>
-                <w:rFonts w:ascii="Bookman Old Style" w:eastAsia="Arial" w:hAnsi="Bookman Old Style" w:cs="Arial"/>
-                <w:b/>
-                <w:sz w:val="24"/>
-                <w:szCs w:val="24"/>
-              </w:rPr>
-              <w:t>}</w:t>
+              <w:t>{{Y}}</w:t>
             </w:r>
             <w:r>
               <w:rPr>
@@ -16290,17 +14258,7 @@
                 <w:sz w:val="24"/>
                 <w:szCs w:val="24"/>
               </w:rPr>
-              <w:t>{</w:t>
-            </w:r>
-            <w:proofErr w:type="gramEnd"/>
-            <w:r>
-              <w:rPr>
-                <w:rFonts w:ascii="Bookman Old Style" w:eastAsia="Arial" w:hAnsi="Bookman Old Style" w:cs="Arial"/>
-                <w:b/>
-                <w:sz w:val="24"/>
-                <w:szCs w:val="24"/>
-              </w:rPr>
-              <w:t xml:space="preserve">{Z}}. </w:t>
+              <w:t xml:space="preserve">{{Z}}. </w:t>
             </w:r>
             <w:r>
               <w:rPr>
@@ -16419,17 +14377,7 @@
                 <w:sz w:val="24"/>
                 <w:szCs w:val="24"/>
               </w:rPr>
-              <w:t>{{Y}</w:t>
-            </w:r>
-            <w:proofErr w:type="gramStart"/>
-            <w:r>
-              <w:rPr>
-                <w:rFonts w:ascii="Bookman Old Style" w:eastAsia="Arial" w:hAnsi="Bookman Old Style" w:cs="Arial"/>
-                <w:b/>
-                <w:sz w:val="24"/>
-                <w:szCs w:val="24"/>
-              </w:rPr>
-              <w:t>}</w:t>
+              <w:t>{{Y}}</w:t>
             </w:r>
             <w:r>
               <w:rPr>
@@ -16446,17 +14394,7 @@
                 <w:sz w:val="24"/>
                 <w:szCs w:val="24"/>
               </w:rPr>
-              <w:t>{</w:t>
-            </w:r>
-            <w:proofErr w:type="gramEnd"/>
-            <w:r>
-              <w:rPr>
-                <w:rFonts w:ascii="Bookman Old Style" w:eastAsia="Arial" w:hAnsi="Bookman Old Style" w:cs="Arial"/>
-                <w:b/>
-                <w:sz w:val="24"/>
-                <w:szCs w:val="24"/>
-              </w:rPr>
-              <w:t xml:space="preserve">{Z}}. </w:t>
+              <w:t xml:space="preserve">{{Z}}. </w:t>
             </w:r>
             <w:r>
               <w:rPr>
@@ -16575,17 +14513,7 @@
                 <w:sz w:val="24"/>
                 <w:szCs w:val="24"/>
               </w:rPr>
-              <w:t>{{Y}</w:t>
-            </w:r>
-            <w:proofErr w:type="gramStart"/>
-            <w:r>
-              <w:rPr>
-                <w:rFonts w:ascii="Bookman Old Style" w:eastAsia="Arial" w:hAnsi="Bookman Old Style" w:cs="Arial"/>
-                <w:b/>
-                <w:sz w:val="24"/>
-                <w:szCs w:val="24"/>
-              </w:rPr>
-              <w:t>}</w:t>
+              <w:t>{{Y}}</w:t>
             </w:r>
             <w:r>
               <w:rPr>
@@ -16602,17 +14530,7 @@
                 <w:sz w:val="24"/>
                 <w:szCs w:val="24"/>
               </w:rPr>
-              <w:t>{</w:t>
-            </w:r>
-            <w:proofErr w:type="gramEnd"/>
-            <w:r>
-              <w:rPr>
-                <w:rFonts w:ascii="Bookman Old Style" w:eastAsia="Arial" w:hAnsi="Bookman Old Style" w:cs="Arial"/>
-                <w:b/>
-                <w:sz w:val="24"/>
-                <w:szCs w:val="24"/>
-              </w:rPr>
-              <w:t xml:space="preserve">{Z}}. </w:t>
+              <w:t xml:space="preserve">{{Z}}. </w:t>
             </w:r>
             <w:r>
               <w:rPr>
@@ -16731,17 +14649,7 @@
                 <w:sz w:val="24"/>
                 <w:szCs w:val="24"/>
               </w:rPr>
-              <w:t>{{Y}</w:t>
-            </w:r>
-            <w:proofErr w:type="gramStart"/>
-            <w:r>
-              <w:rPr>
-                <w:rFonts w:ascii="Bookman Old Style" w:eastAsia="Arial" w:hAnsi="Bookman Old Style" w:cs="Arial"/>
-                <w:b/>
-                <w:sz w:val="24"/>
-                <w:szCs w:val="24"/>
-              </w:rPr>
-              <w:t>}</w:t>
+              <w:t>{{Y}}</w:t>
             </w:r>
             <w:r>
               <w:rPr>
@@ -16758,17 +14666,7 @@
                 <w:sz w:val="24"/>
                 <w:szCs w:val="24"/>
               </w:rPr>
-              <w:t>{</w:t>
-            </w:r>
-            <w:proofErr w:type="gramEnd"/>
-            <w:r>
-              <w:rPr>
-                <w:rFonts w:ascii="Bookman Old Style" w:eastAsia="Arial" w:hAnsi="Bookman Old Style" w:cs="Arial"/>
-                <w:b/>
-                <w:sz w:val="24"/>
-                <w:szCs w:val="24"/>
-              </w:rPr>
-              <w:t xml:space="preserve">{Z}}. </w:t>
+              <w:t xml:space="preserve">{{Z}}. </w:t>
             </w:r>
             <w:r>
               <w:rPr>
@@ -16888,17 +14786,7 @@
                 <w:sz w:val="24"/>
                 <w:szCs w:val="24"/>
               </w:rPr>
-              <w:t>{{Y}</w:t>
-            </w:r>
-            <w:proofErr w:type="gramStart"/>
-            <w:r>
-              <w:rPr>
-                <w:rFonts w:ascii="Bookman Old Style" w:eastAsia="Arial" w:hAnsi="Bookman Old Style" w:cs="Arial"/>
-                <w:b/>
-                <w:sz w:val="24"/>
-                <w:szCs w:val="24"/>
-              </w:rPr>
-              <w:t>}</w:t>
+              <w:t>{{Y}}</w:t>
             </w:r>
             <w:r>
               <w:rPr>
@@ -16915,17 +14803,7 @@
                 <w:sz w:val="24"/>
                 <w:szCs w:val="24"/>
               </w:rPr>
-              <w:t>{</w:t>
-            </w:r>
-            <w:proofErr w:type="gramEnd"/>
-            <w:r>
-              <w:rPr>
-                <w:rFonts w:ascii="Bookman Old Style" w:eastAsia="Arial" w:hAnsi="Bookman Old Style" w:cs="Arial"/>
-                <w:b/>
-                <w:sz w:val="24"/>
-                <w:szCs w:val="24"/>
-              </w:rPr>
-              <w:t xml:space="preserve">{Z}}. </w:t>
+              <w:t xml:space="preserve">{{Z}}. </w:t>
             </w:r>
             <w:r>
               <w:rPr>
@@ -17044,17 +14922,7 @@
                 <w:sz w:val="24"/>
                 <w:szCs w:val="24"/>
               </w:rPr>
-              <w:t>{{Y}</w:t>
-            </w:r>
-            <w:proofErr w:type="gramStart"/>
-            <w:r>
-              <w:rPr>
-                <w:rFonts w:ascii="Bookman Old Style" w:eastAsia="Arial" w:hAnsi="Bookman Old Style" w:cs="Arial"/>
-                <w:b/>
-                <w:sz w:val="24"/>
-                <w:szCs w:val="24"/>
-              </w:rPr>
-              <w:t>}</w:t>
+              <w:t>{{Y}}</w:t>
             </w:r>
             <w:r>
               <w:rPr>
@@ -17071,17 +14939,7 @@
                 <w:sz w:val="24"/>
                 <w:szCs w:val="24"/>
               </w:rPr>
-              <w:t>{</w:t>
-            </w:r>
-            <w:proofErr w:type="gramEnd"/>
-            <w:r>
-              <w:rPr>
-                <w:rFonts w:ascii="Bookman Old Style" w:eastAsia="Arial" w:hAnsi="Bookman Old Style" w:cs="Arial"/>
-                <w:b/>
-                <w:sz w:val="24"/>
-                <w:szCs w:val="24"/>
-              </w:rPr>
-              <w:t xml:space="preserve">{Z}}. </w:t>
+              <w:t xml:space="preserve">{{Z}}. </w:t>
             </w:r>
             <w:r>
               <w:rPr>
@@ -17341,17 +15199,7 @@
                 <w:sz w:val="24"/>
                 <w:szCs w:val="24"/>
               </w:rPr>
-              <w:t>{{Y}</w:t>
-            </w:r>
-            <w:proofErr w:type="gramStart"/>
-            <w:r>
-              <w:rPr>
-                <w:rFonts w:ascii="Bookman Old Style" w:eastAsia="Arial" w:hAnsi="Bookman Old Style" w:cs="Arial"/>
-                <w:b/>
-                <w:sz w:val="24"/>
-                <w:szCs w:val="24"/>
-              </w:rPr>
-              <w:t>}</w:t>
+              <w:t>{{Y}}</w:t>
             </w:r>
             <w:r>
               <w:rPr>
@@ -17368,17 +15216,7 @@
                 <w:sz w:val="24"/>
                 <w:szCs w:val="24"/>
               </w:rPr>
-              <w:t>{</w:t>
-            </w:r>
-            <w:proofErr w:type="gramEnd"/>
-            <w:r>
-              <w:rPr>
-                <w:rFonts w:ascii="Bookman Old Style" w:eastAsia="Arial" w:hAnsi="Bookman Old Style" w:cs="Arial"/>
-                <w:b/>
-                <w:sz w:val="24"/>
-                <w:szCs w:val="24"/>
-              </w:rPr>
-              <w:t xml:space="preserve">{Z}}. </w:t>
+              <w:t xml:space="preserve">{{Z}}. </w:t>
             </w:r>
             <w:r>
               <w:rPr>
@@ -17416,29 +15254,7 @@
                 <w:sz w:val="24"/>
                 <w:szCs w:val="24"/>
               </w:rPr>
-              <w:t>{{</w:t>
-            </w:r>
-            <w:proofErr w:type="spellStart"/>
-            <w:r>
-              <w:rPr>
-                <w:rFonts w:ascii="Bookman Old Style" w:hAnsi="Bookman Old Style"/>
-                <w:b/>
-                <w:bCs/>
-                <w:sz w:val="24"/>
-                <w:szCs w:val="24"/>
-              </w:rPr>
-              <w:t>Contents_Z</w:t>
-            </w:r>
-            <w:proofErr w:type="spellEnd"/>
-            <w:r>
-              <w:rPr>
-                <w:rFonts w:ascii="Bookman Old Style" w:hAnsi="Bookman Old Style"/>
-                <w:b/>
-                <w:bCs/>
-                <w:sz w:val="24"/>
-                <w:szCs w:val="24"/>
-              </w:rPr>
-              <w:t>}}</w:t>
+              <w:t>{{Contents_Z}}</w:t>
             </w:r>
           </w:p>
         </w:tc>
@@ -17522,17 +15338,7 @@
                 <w:sz w:val="24"/>
                 <w:szCs w:val="24"/>
               </w:rPr>
-              <w:t>{{Y}</w:t>
-            </w:r>
-            <w:proofErr w:type="gramStart"/>
-            <w:r>
-              <w:rPr>
-                <w:rFonts w:ascii="Bookman Old Style" w:eastAsia="Arial" w:hAnsi="Bookman Old Style" w:cs="Arial"/>
-                <w:b/>
-                <w:sz w:val="24"/>
-                <w:szCs w:val="24"/>
-              </w:rPr>
-              <w:t>}</w:t>
+              <w:t>{{Y}}</w:t>
             </w:r>
             <w:r>
               <w:rPr>
@@ -17549,17 +15355,7 @@
                 <w:sz w:val="24"/>
                 <w:szCs w:val="24"/>
               </w:rPr>
-              <w:t>{</w:t>
-            </w:r>
-            <w:proofErr w:type="gramEnd"/>
-            <w:r>
-              <w:rPr>
-                <w:rFonts w:ascii="Bookman Old Style" w:eastAsia="Arial" w:hAnsi="Bookman Old Style" w:cs="Arial"/>
-                <w:b/>
-                <w:sz w:val="24"/>
-                <w:szCs w:val="24"/>
-              </w:rPr>
-              <w:t xml:space="preserve">{Z}}. </w:t>
+              <w:t xml:space="preserve">{{Z}}. </w:t>
             </w:r>
             <w:r>
               <w:rPr>
@@ -17677,17 +15473,7 @@
                 <w:sz w:val="24"/>
                 <w:szCs w:val="24"/>
               </w:rPr>
-              <w:t>{{Y}</w:t>
-            </w:r>
-            <w:proofErr w:type="gramStart"/>
-            <w:r>
-              <w:rPr>
-                <w:rFonts w:ascii="Bookman Old Style" w:eastAsia="Arial" w:hAnsi="Bookman Old Style" w:cs="Arial"/>
-                <w:b/>
-                <w:sz w:val="24"/>
-                <w:szCs w:val="24"/>
-              </w:rPr>
-              <w:t>}</w:t>
+              <w:t>{{Y}}</w:t>
             </w:r>
             <w:r>
               <w:rPr>
@@ -17704,17 +15490,7 @@
                 <w:sz w:val="24"/>
                 <w:szCs w:val="24"/>
               </w:rPr>
-              <w:t>{</w:t>
-            </w:r>
-            <w:proofErr w:type="gramEnd"/>
-            <w:r>
-              <w:rPr>
-                <w:rFonts w:ascii="Bookman Old Style" w:eastAsia="Arial" w:hAnsi="Bookman Old Style" w:cs="Arial"/>
-                <w:b/>
-                <w:sz w:val="24"/>
-                <w:szCs w:val="24"/>
-              </w:rPr>
-              <w:t xml:space="preserve">{Z}}. </w:t>
+              <w:t xml:space="preserve">{{Z}}. </w:t>
             </w:r>
             <w:r>
               <w:rPr>
@@ -17832,17 +15608,7 @@
                 <w:sz w:val="24"/>
                 <w:szCs w:val="24"/>
               </w:rPr>
-              <w:t>{{Y}</w:t>
-            </w:r>
-            <w:proofErr w:type="gramStart"/>
-            <w:r>
-              <w:rPr>
-                <w:rFonts w:ascii="Bookman Old Style" w:eastAsia="Arial" w:hAnsi="Bookman Old Style" w:cs="Arial"/>
-                <w:b/>
-                <w:sz w:val="24"/>
-                <w:szCs w:val="24"/>
-              </w:rPr>
-              <w:t>}</w:t>
+              <w:t>{{Y}}</w:t>
             </w:r>
             <w:r>
               <w:rPr>
@@ -17859,17 +15625,7 @@
                 <w:sz w:val="24"/>
                 <w:szCs w:val="24"/>
               </w:rPr>
-              <w:t>{</w:t>
-            </w:r>
-            <w:proofErr w:type="gramEnd"/>
-            <w:r>
-              <w:rPr>
-                <w:rFonts w:ascii="Bookman Old Style" w:eastAsia="Arial" w:hAnsi="Bookman Old Style" w:cs="Arial"/>
-                <w:b/>
-                <w:sz w:val="24"/>
-                <w:szCs w:val="24"/>
-              </w:rPr>
-              <w:t xml:space="preserve">{Z}}. </w:t>
+              <w:t xml:space="preserve">{{Z}}. </w:t>
             </w:r>
             <w:r>
               <w:rPr>
@@ -17986,17 +15742,7 @@
                 <w:sz w:val="24"/>
                 <w:szCs w:val="24"/>
               </w:rPr>
-              <w:t>{{Y}</w:t>
-            </w:r>
-            <w:proofErr w:type="gramStart"/>
-            <w:r>
-              <w:rPr>
-                <w:rFonts w:ascii="Bookman Old Style" w:eastAsia="Arial" w:hAnsi="Bookman Old Style" w:cs="Arial"/>
-                <w:b/>
-                <w:sz w:val="24"/>
-                <w:szCs w:val="24"/>
-              </w:rPr>
-              <w:t>}</w:t>
+              <w:t>{{Y}}</w:t>
             </w:r>
             <w:r>
               <w:rPr>
@@ -18013,17 +15759,7 @@
                 <w:sz w:val="24"/>
                 <w:szCs w:val="24"/>
               </w:rPr>
-              <w:t>{</w:t>
-            </w:r>
-            <w:proofErr w:type="gramEnd"/>
-            <w:r>
-              <w:rPr>
-                <w:rFonts w:ascii="Bookman Old Style" w:eastAsia="Arial" w:hAnsi="Bookman Old Style" w:cs="Arial"/>
-                <w:b/>
-                <w:sz w:val="24"/>
-                <w:szCs w:val="24"/>
-              </w:rPr>
-              <w:t xml:space="preserve">{Z}}. </w:t>
+              <w:t xml:space="preserve">{{Z}}. </w:t>
             </w:r>
             <w:r>
               <w:rPr>
@@ -18141,17 +15877,7 @@
                 <w:szCs w:val="24"/>
               </w:rPr>
               <w:lastRenderedPageBreak/>
-              <w:t>{{Y}</w:t>
-            </w:r>
-            <w:proofErr w:type="gramStart"/>
-            <w:r>
-              <w:rPr>
-                <w:rFonts w:ascii="Bookman Old Style" w:eastAsia="Arial" w:hAnsi="Bookman Old Style" w:cs="Arial"/>
-                <w:b/>
-                <w:sz w:val="24"/>
-                <w:szCs w:val="24"/>
-              </w:rPr>
-              <w:t>}</w:t>
+              <w:t>{{Y}}</w:t>
             </w:r>
             <w:r>
               <w:rPr>
@@ -18168,17 +15894,7 @@
                 <w:sz w:val="24"/>
                 <w:szCs w:val="24"/>
               </w:rPr>
-              <w:t>{</w:t>
-            </w:r>
-            <w:proofErr w:type="gramEnd"/>
-            <w:r>
-              <w:rPr>
-                <w:rFonts w:ascii="Bookman Old Style" w:eastAsia="Arial" w:hAnsi="Bookman Old Style" w:cs="Arial"/>
-                <w:b/>
-                <w:sz w:val="24"/>
-                <w:szCs w:val="24"/>
-              </w:rPr>
-              <w:t xml:space="preserve">{Z}}. </w:t>
+              <w:t xml:space="preserve">{{Z}}. </w:t>
             </w:r>
             <w:r>
               <w:rPr>
@@ -18295,17 +16011,7 @@
                 <w:sz w:val="24"/>
                 <w:szCs w:val="24"/>
               </w:rPr>
-              <w:t>{{Y}</w:t>
-            </w:r>
-            <w:proofErr w:type="gramStart"/>
-            <w:r>
-              <w:rPr>
-                <w:rFonts w:ascii="Bookman Old Style" w:eastAsia="Arial" w:hAnsi="Bookman Old Style" w:cs="Arial"/>
-                <w:b/>
-                <w:sz w:val="24"/>
-                <w:szCs w:val="24"/>
-              </w:rPr>
-              <w:t>}</w:t>
+              <w:t>{{Y}}</w:t>
             </w:r>
             <w:r>
               <w:rPr>
@@ -18322,17 +16028,7 @@
                 <w:sz w:val="24"/>
                 <w:szCs w:val="24"/>
               </w:rPr>
-              <w:t>{</w:t>
-            </w:r>
-            <w:proofErr w:type="gramEnd"/>
-            <w:r>
-              <w:rPr>
-                <w:rFonts w:ascii="Bookman Old Style" w:eastAsia="Arial" w:hAnsi="Bookman Old Style" w:cs="Arial"/>
-                <w:b/>
-                <w:sz w:val="24"/>
-                <w:szCs w:val="24"/>
-              </w:rPr>
-              <w:t xml:space="preserve">{Z}}. </w:t>
+              <w:t xml:space="preserve">{{Z}}. </w:t>
             </w:r>
             <w:r>
               <w:rPr>
@@ -18449,17 +16145,7 @@
                 <w:sz w:val="24"/>
                 <w:szCs w:val="24"/>
               </w:rPr>
-              <w:t>{{Y}</w:t>
-            </w:r>
-            <w:proofErr w:type="gramStart"/>
-            <w:r>
-              <w:rPr>
-                <w:rFonts w:ascii="Bookman Old Style" w:eastAsia="Arial" w:hAnsi="Bookman Old Style" w:cs="Arial"/>
-                <w:b/>
-                <w:sz w:val="24"/>
-                <w:szCs w:val="24"/>
-              </w:rPr>
-              <w:t>}</w:t>
+              <w:t>{{Y}}</w:t>
             </w:r>
             <w:r>
               <w:rPr>
@@ -18476,17 +16162,7 @@
                 <w:sz w:val="24"/>
                 <w:szCs w:val="24"/>
               </w:rPr>
-              <w:t>{</w:t>
-            </w:r>
-            <w:proofErr w:type="gramEnd"/>
-            <w:r>
-              <w:rPr>
-                <w:rFonts w:ascii="Bookman Old Style" w:eastAsia="Arial" w:hAnsi="Bookman Old Style" w:cs="Arial"/>
-                <w:b/>
-                <w:sz w:val="24"/>
-                <w:szCs w:val="24"/>
-              </w:rPr>
-              <w:t xml:space="preserve">{Z}}. </w:t>
+              <w:t xml:space="preserve">{{Z}}. </w:t>
             </w:r>
             <w:r>
               <w:rPr>
@@ -18603,17 +16279,7 @@
                 <w:sz w:val="24"/>
                 <w:szCs w:val="24"/>
               </w:rPr>
-              <w:t>{{Y}</w:t>
-            </w:r>
-            <w:proofErr w:type="gramStart"/>
-            <w:r>
-              <w:rPr>
-                <w:rFonts w:ascii="Bookman Old Style" w:eastAsia="Arial" w:hAnsi="Bookman Old Style" w:cs="Arial"/>
-                <w:b/>
-                <w:sz w:val="24"/>
-                <w:szCs w:val="24"/>
-              </w:rPr>
-              <w:t>}</w:t>
+              <w:t>{{Y}}</w:t>
             </w:r>
             <w:r>
               <w:rPr>
@@ -18630,17 +16296,7 @@
                 <w:sz w:val="24"/>
                 <w:szCs w:val="24"/>
               </w:rPr>
-              <w:t>{</w:t>
-            </w:r>
-            <w:proofErr w:type="gramEnd"/>
-            <w:r>
-              <w:rPr>
-                <w:rFonts w:ascii="Bookman Old Style" w:eastAsia="Arial" w:hAnsi="Bookman Old Style" w:cs="Arial"/>
-                <w:b/>
-                <w:sz w:val="24"/>
-                <w:szCs w:val="24"/>
-              </w:rPr>
-              <w:t xml:space="preserve">{Z}}. </w:t>
+              <w:t xml:space="preserve">{{Z}}. </w:t>
             </w:r>
             <w:r>
               <w:rPr>
@@ -18757,17 +16413,7 @@
                 <w:sz w:val="24"/>
                 <w:szCs w:val="24"/>
               </w:rPr>
-              <w:t>{{Y}</w:t>
-            </w:r>
-            <w:proofErr w:type="gramStart"/>
-            <w:r>
-              <w:rPr>
-                <w:rFonts w:ascii="Bookman Old Style" w:eastAsia="Arial" w:hAnsi="Bookman Old Style" w:cs="Arial"/>
-                <w:b/>
-                <w:sz w:val="24"/>
-                <w:szCs w:val="24"/>
-              </w:rPr>
-              <w:t>}</w:t>
+              <w:t>{{Y}}</w:t>
             </w:r>
             <w:r>
               <w:rPr>
@@ -18784,17 +16430,7 @@
                 <w:sz w:val="24"/>
                 <w:szCs w:val="24"/>
               </w:rPr>
-              <w:t>{</w:t>
-            </w:r>
-            <w:proofErr w:type="gramEnd"/>
-            <w:r>
-              <w:rPr>
-                <w:rFonts w:ascii="Bookman Old Style" w:eastAsia="Arial" w:hAnsi="Bookman Old Style" w:cs="Arial"/>
-                <w:b/>
-                <w:sz w:val="24"/>
-                <w:szCs w:val="24"/>
-              </w:rPr>
-              <w:t xml:space="preserve">{Z}}. </w:t>
+              <w:t xml:space="preserve">{{Z}}. </w:t>
             </w:r>
             <w:r>
               <w:rPr>
@@ -18911,17 +16547,7 @@
                 <w:sz w:val="24"/>
                 <w:szCs w:val="24"/>
               </w:rPr>
-              <w:t>{{Y}</w:t>
-            </w:r>
-            <w:proofErr w:type="gramStart"/>
-            <w:r>
-              <w:rPr>
-                <w:rFonts w:ascii="Bookman Old Style" w:eastAsia="Arial" w:hAnsi="Bookman Old Style" w:cs="Arial"/>
-                <w:b/>
-                <w:sz w:val="24"/>
-                <w:szCs w:val="24"/>
-              </w:rPr>
-              <w:t>}</w:t>
+              <w:t>{{Y}}</w:t>
             </w:r>
             <w:r>
               <w:rPr>
@@ -18938,17 +16564,7 @@
                 <w:sz w:val="24"/>
                 <w:szCs w:val="24"/>
               </w:rPr>
-              <w:t>{</w:t>
-            </w:r>
-            <w:proofErr w:type="gramEnd"/>
-            <w:r>
-              <w:rPr>
-                <w:rFonts w:ascii="Bookman Old Style" w:eastAsia="Arial" w:hAnsi="Bookman Old Style" w:cs="Arial"/>
-                <w:b/>
-                <w:sz w:val="24"/>
-                <w:szCs w:val="24"/>
-              </w:rPr>
-              <w:t xml:space="preserve">{Z}}. </w:t>
+              <w:t xml:space="preserve">{{Z}}. </w:t>
             </w:r>
             <w:r>
               <w:rPr>
@@ -19066,17 +16682,7 @@
                 <w:sz w:val="24"/>
                 <w:szCs w:val="24"/>
               </w:rPr>
-              <w:t>{{Y}</w:t>
-            </w:r>
-            <w:proofErr w:type="gramStart"/>
-            <w:r>
-              <w:rPr>
-                <w:rFonts w:ascii="Bookman Old Style" w:eastAsia="Arial" w:hAnsi="Bookman Old Style" w:cs="Arial"/>
-                <w:b/>
-                <w:sz w:val="24"/>
-                <w:szCs w:val="24"/>
-              </w:rPr>
-              <w:t>}</w:t>
+              <w:t>{{Y}}</w:t>
             </w:r>
             <w:r>
               <w:rPr>
@@ -19093,17 +16699,7 @@
                 <w:sz w:val="24"/>
                 <w:szCs w:val="24"/>
               </w:rPr>
-              <w:t>{</w:t>
-            </w:r>
-            <w:proofErr w:type="gramEnd"/>
-            <w:r>
-              <w:rPr>
-                <w:rFonts w:ascii="Bookman Old Style" w:eastAsia="Arial" w:hAnsi="Bookman Old Style" w:cs="Arial"/>
-                <w:b/>
-                <w:sz w:val="24"/>
-                <w:szCs w:val="24"/>
-              </w:rPr>
-              <w:t xml:space="preserve">{Z}}. </w:t>
+              <w:t xml:space="preserve">{{Z}}. </w:t>
             </w:r>
             <w:r>
               <w:rPr>
@@ -19221,17 +16817,7 @@
                 <w:sz w:val="24"/>
                 <w:szCs w:val="24"/>
               </w:rPr>
-              <w:t>{{Y}</w:t>
-            </w:r>
-            <w:proofErr w:type="gramStart"/>
-            <w:r>
-              <w:rPr>
-                <w:rFonts w:ascii="Bookman Old Style" w:eastAsia="Arial" w:hAnsi="Bookman Old Style" w:cs="Arial"/>
-                <w:b/>
-                <w:sz w:val="24"/>
-                <w:szCs w:val="24"/>
-              </w:rPr>
-              <w:t>}</w:t>
+              <w:t>{{Y}}</w:t>
             </w:r>
             <w:r>
               <w:rPr>
@@ -19248,17 +16834,7 @@
                 <w:sz w:val="24"/>
                 <w:szCs w:val="24"/>
               </w:rPr>
-              <w:t>{</w:t>
-            </w:r>
-            <w:proofErr w:type="gramEnd"/>
-            <w:r>
-              <w:rPr>
-                <w:rFonts w:ascii="Bookman Old Style" w:eastAsia="Arial" w:hAnsi="Bookman Old Style" w:cs="Arial"/>
-                <w:b/>
-                <w:sz w:val="24"/>
-                <w:szCs w:val="24"/>
-              </w:rPr>
-              <w:t xml:space="preserve">{Z}}. </w:t>
+              <w:t xml:space="preserve">{{Z}}. </w:t>
             </w:r>
             <w:r>
               <w:rPr>
@@ -19375,17 +16951,7 @@
                 <w:sz w:val="24"/>
                 <w:szCs w:val="24"/>
               </w:rPr>
-              <w:t>{{Y}</w:t>
-            </w:r>
-            <w:proofErr w:type="gramStart"/>
-            <w:r>
-              <w:rPr>
-                <w:rFonts w:ascii="Bookman Old Style" w:eastAsia="Arial" w:hAnsi="Bookman Old Style" w:cs="Arial"/>
-                <w:b/>
-                <w:sz w:val="24"/>
-                <w:szCs w:val="24"/>
-              </w:rPr>
-              <w:t>}</w:t>
+              <w:t>{{Y}}</w:t>
             </w:r>
             <w:r>
               <w:rPr>
@@ -19402,17 +16968,7 @@
                 <w:sz w:val="24"/>
                 <w:szCs w:val="24"/>
               </w:rPr>
-              <w:t>{</w:t>
-            </w:r>
-            <w:proofErr w:type="gramEnd"/>
-            <w:r>
-              <w:rPr>
-                <w:rFonts w:ascii="Bookman Old Style" w:eastAsia="Arial" w:hAnsi="Bookman Old Style" w:cs="Arial"/>
-                <w:b/>
-                <w:sz w:val="24"/>
-                <w:szCs w:val="24"/>
-              </w:rPr>
-              <w:t xml:space="preserve">{Z}}. </w:t>
+              <w:t xml:space="preserve">{{Z}}. </w:t>
             </w:r>
             <w:r>
               <w:rPr>
@@ -19670,17 +17226,7 @@
                 <w:sz w:val="24"/>
                 <w:szCs w:val="24"/>
               </w:rPr>
-              <w:t>{{Y}</w:t>
-            </w:r>
-            <w:proofErr w:type="gramStart"/>
-            <w:r>
-              <w:rPr>
-                <w:rFonts w:ascii="Bookman Old Style" w:eastAsia="Arial" w:hAnsi="Bookman Old Style" w:cs="Arial"/>
-                <w:b/>
-                <w:sz w:val="24"/>
-                <w:szCs w:val="24"/>
-              </w:rPr>
-              <w:t>}</w:t>
+              <w:t>{{Y}}</w:t>
             </w:r>
             <w:r>
               <w:rPr>
@@ -19697,17 +17243,7 @@
                 <w:sz w:val="24"/>
                 <w:szCs w:val="24"/>
               </w:rPr>
-              <w:t>{</w:t>
-            </w:r>
-            <w:proofErr w:type="gramEnd"/>
-            <w:r>
-              <w:rPr>
-                <w:rFonts w:ascii="Bookman Old Style" w:eastAsia="Arial" w:hAnsi="Bookman Old Style" w:cs="Arial"/>
-                <w:b/>
-                <w:sz w:val="24"/>
-                <w:szCs w:val="24"/>
-              </w:rPr>
-              <w:t xml:space="preserve">{Z}}. </w:t>
+              <w:t xml:space="preserve">{{Z}}. </w:t>
             </w:r>
             <w:r>
               <w:rPr>
@@ -19743,27 +17279,7 @@
                 <w:sz w:val="24"/>
                 <w:szCs w:val="24"/>
               </w:rPr>
-              <w:t>{{</w:t>
-            </w:r>
-            <w:proofErr w:type="spellStart"/>
-            <w:r>
-              <w:rPr>
-                <w:rFonts w:ascii="Bookman Old Style" w:eastAsia="Arial" w:hAnsi="Bookman Old Style" w:cs="Arial"/>
-                <w:b/>
-                <w:sz w:val="24"/>
-                <w:szCs w:val="24"/>
-              </w:rPr>
-              <w:t>Contents_Z</w:t>
-            </w:r>
-            <w:proofErr w:type="spellEnd"/>
-            <w:r>
-              <w:rPr>
-                <w:rFonts w:ascii="Bookman Old Style" w:eastAsia="Arial" w:hAnsi="Bookman Old Style" w:cs="Arial"/>
-                <w:b/>
-                <w:sz w:val="24"/>
-                <w:szCs w:val="24"/>
-              </w:rPr>
-              <w:t>}}</w:t>
+              <w:t>{{Contents_Z}}</w:t>
             </w:r>
           </w:p>
         </w:tc>
@@ -19849,17 +17365,7 @@
                 <w:sz w:val="24"/>
                 <w:szCs w:val="24"/>
               </w:rPr>
-              <w:t>{{Y}</w:t>
-            </w:r>
-            <w:proofErr w:type="gramStart"/>
-            <w:r>
-              <w:rPr>
-                <w:rFonts w:ascii="Bookman Old Style" w:eastAsia="Arial" w:hAnsi="Bookman Old Style" w:cs="Arial"/>
-                <w:b/>
-                <w:sz w:val="24"/>
-                <w:szCs w:val="24"/>
-              </w:rPr>
-              <w:t>}</w:t>
+              <w:t>{{Y}}</w:t>
             </w:r>
             <w:r>
               <w:rPr>
@@ -19876,17 +17382,7 @@
                 <w:sz w:val="24"/>
                 <w:szCs w:val="24"/>
               </w:rPr>
-              <w:t>{</w:t>
-            </w:r>
-            <w:proofErr w:type="gramEnd"/>
-            <w:r>
-              <w:rPr>
-                <w:rFonts w:ascii="Bookman Old Style" w:eastAsia="Arial" w:hAnsi="Bookman Old Style" w:cs="Arial"/>
-                <w:b/>
-                <w:sz w:val="24"/>
-                <w:szCs w:val="24"/>
-              </w:rPr>
-              <w:t xml:space="preserve">{Z}}. </w:t>
+              <w:t xml:space="preserve">{{Z}}. </w:t>
             </w:r>
             <w:r>
               <w:rPr>
@@ -19999,17 +17495,7 @@
                 <w:sz w:val="24"/>
                 <w:szCs w:val="24"/>
               </w:rPr>
-              <w:t>{{Y}</w:t>
-            </w:r>
-            <w:proofErr w:type="gramStart"/>
-            <w:r>
-              <w:rPr>
-                <w:rFonts w:ascii="Bookman Old Style" w:eastAsia="Arial" w:hAnsi="Bookman Old Style" w:cs="Arial"/>
-                <w:b/>
-                <w:sz w:val="24"/>
-                <w:szCs w:val="24"/>
-              </w:rPr>
-              <w:t>}</w:t>
+              <w:t>{{Y}}</w:t>
             </w:r>
             <w:r>
               <w:rPr>
@@ -20026,17 +17512,7 @@
                 <w:sz w:val="24"/>
                 <w:szCs w:val="24"/>
               </w:rPr>
-              <w:t>{</w:t>
-            </w:r>
-            <w:proofErr w:type="gramEnd"/>
-            <w:r>
-              <w:rPr>
-                <w:rFonts w:ascii="Bookman Old Style" w:eastAsia="Arial" w:hAnsi="Bookman Old Style" w:cs="Arial"/>
-                <w:b/>
-                <w:sz w:val="24"/>
-                <w:szCs w:val="24"/>
-              </w:rPr>
-              <w:t xml:space="preserve">{Z}}. </w:t>
+              <w:t xml:space="preserve">{{Z}}. </w:t>
             </w:r>
             <w:r>
               <w:rPr>
@@ -20149,17 +17625,7 @@
                 <w:sz w:val="24"/>
                 <w:szCs w:val="24"/>
               </w:rPr>
-              <w:t>{{Y}</w:t>
-            </w:r>
-            <w:proofErr w:type="gramStart"/>
-            <w:r>
-              <w:rPr>
-                <w:rFonts w:ascii="Bookman Old Style" w:eastAsia="Arial" w:hAnsi="Bookman Old Style" w:cs="Arial"/>
-                <w:b/>
-                <w:sz w:val="24"/>
-                <w:szCs w:val="24"/>
-              </w:rPr>
-              <w:t>}</w:t>
+              <w:t>{{Y}}</w:t>
             </w:r>
             <w:r>
               <w:rPr>
@@ -20176,17 +17642,7 @@
                 <w:sz w:val="24"/>
                 <w:szCs w:val="24"/>
               </w:rPr>
-              <w:t>{</w:t>
-            </w:r>
-            <w:proofErr w:type="gramEnd"/>
-            <w:r>
-              <w:rPr>
-                <w:rFonts w:ascii="Bookman Old Style" w:eastAsia="Arial" w:hAnsi="Bookman Old Style" w:cs="Arial"/>
-                <w:b/>
-                <w:sz w:val="24"/>
-                <w:szCs w:val="24"/>
-              </w:rPr>
-              <w:t xml:space="preserve">{Z}}. </w:t>
+              <w:t xml:space="preserve">{{Z}}. </w:t>
             </w:r>
             <w:r>
               <w:rPr>
@@ -20299,17 +17755,7 @@
                 <w:sz w:val="24"/>
                 <w:szCs w:val="24"/>
               </w:rPr>
-              <w:t>{{Y}</w:t>
-            </w:r>
-            <w:proofErr w:type="gramStart"/>
-            <w:r>
-              <w:rPr>
-                <w:rFonts w:ascii="Bookman Old Style" w:eastAsia="Arial" w:hAnsi="Bookman Old Style" w:cs="Arial"/>
-                <w:b/>
-                <w:sz w:val="24"/>
-                <w:szCs w:val="24"/>
-              </w:rPr>
-              <w:t>}</w:t>
+              <w:t>{{Y}}</w:t>
             </w:r>
             <w:r>
               <w:rPr>
@@ -20326,17 +17772,7 @@
                 <w:sz w:val="24"/>
                 <w:szCs w:val="24"/>
               </w:rPr>
-              <w:t>{</w:t>
-            </w:r>
-            <w:proofErr w:type="gramEnd"/>
-            <w:r>
-              <w:rPr>
-                <w:rFonts w:ascii="Bookman Old Style" w:eastAsia="Arial" w:hAnsi="Bookman Old Style" w:cs="Arial"/>
-                <w:b/>
-                <w:sz w:val="24"/>
-                <w:szCs w:val="24"/>
-              </w:rPr>
-              <w:t xml:space="preserve">{Z}}. </w:t>
+              <w:t xml:space="preserve">{{Z}}. </w:t>
             </w:r>
             <w:r>
               <w:rPr>
@@ -20449,17 +17885,7 @@
                 <w:sz w:val="24"/>
                 <w:szCs w:val="24"/>
               </w:rPr>
-              <w:t>{{Y}</w:t>
-            </w:r>
-            <w:proofErr w:type="gramStart"/>
-            <w:r>
-              <w:rPr>
-                <w:rFonts w:ascii="Bookman Old Style" w:eastAsia="Arial" w:hAnsi="Bookman Old Style" w:cs="Arial"/>
-                <w:b/>
-                <w:sz w:val="24"/>
-                <w:szCs w:val="24"/>
-              </w:rPr>
-              <w:t>}</w:t>
+              <w:t>{{Y}}</w:t>
             </w:r>
             <w:r>
               <w:rPr>
@@ -20476,17 +17902,7 @@
                 <w:sz w:val="24"/>
                 <w:szCs w:val="24"/>
               </w:rPr>
-              <w:t>{</w:t>
-            </w:r>
-            <w:proofErr w:type="gramEnd"/>
-            <w:r>
-              <w:rPr>
-                <w:rFonts w:ascii="Bookman Old Style" w:eastAsia="Arial" w:hAnsi="Bookman Old Style" w:cs="Arial"/>
-                <w:b/>
-                <w:sz w:val="24"/>
-                <w:szCs w:val="24"/>
-              </w:rPr>
-              <w:t xml:space="preserve">{Z}}. </w:t>
+              <w:t xml:space="preserve">{{Z}}. </w:t>
             </w:r>
             <w:r>
               <w:rPr>
@@ -20599,17 +18015,7 @@
                 <w:sz w:val="24"/>
                 <w:szCs w:val="24"/>
               </w:rPr>
-              <w:t>{{Y}</w:t>
-            </w:r>
-            <w:proofErr w:type="gramStart"/>
-            <w:r>
-              <w:rPr>
-                <w:rFonts w:ascii="Bookman Old Style" w:eastAsia="Arial" w:hAnsi="Bookman Old Style" w:cs="Arial"/>
-                <w:b/>
-                <w:sz w:val="24"/>
-                <w:szCs w:val="24"/>
-              </w:rPr>
-              <w:t>}</w:t>
+              <w:t>{{Y}}</w:t>
             </w:r>
             <w:r>
               <w:rPr>
@@ -20626,17 +18032,7 @@
                 <w:sz w:val="24"/>
                 <w:szCs w:val="24"/>
               </w:rPr>
-              <w:t>{</w:t>
-            </w:r>
-            <w:proofErr w:type="gramEnd"/>
-            <w:r>
-              <w:rPr>
-                <w:rFonts w:ascii="Bookman Old Style" w:eastAsia="Arial" w:hAnsi="Bookman Old Style" w:cs="Arial"/>
-                <w:b/>
-                <w:sz w:val="24"/>
-                <w:szCs w:val="24"/>
-              </w:rPr>
-              <w:t xml:space="preserve">{Z}}. </w:t>
+              <w:t xml:space="preserve">{{Z}}. </w:t>
             </w:r>
             <w:r>
               <w:rPr>
@@ -20749,17 +18145,7 @@
                 <w:sz w:val="24"/>
                 <w:szCs w:val="24"/>
               </w:rPr>
-              <w:t>{{Y}</w:t>
-            </w:r>
-            <w:proofErr w:type="gramStart"/>
-            <w:r>
-              <w:rPr>
-                <w:rFonts w:ascii="Bookman Old Style" w:eastAsia="Arial" w:hAnsi="Bookman Old Style" w:cs="Arial"/>
-                <w:b/>
-                <w:sz w:val="24"/>
-                <w:szCs w:val="24"/>
-              </w:rPr>
-              <w:t>}</w:t>
+              <w:t>{{Y}}</w:t>
             </w:r>
             <w:r>
               <w:rPr>
@@ -20776,17 +18162,7 @@
                 <w:sz w:val="24"/>
                 <w:szCs w:val="24"/>
               </w:rPr>
-              <w:t>{</w:t>
-            </w:r>
-            <w:proofErr w:type="gramEnd"/>
-            <w:r>
-              <w:rPr>
-                <w:rFonts w:ascii="Bookman Old Style" w:eastAsia="Arial" w:hAnsi="Bookman Old Style" w:cs="Arial"/>
-                <w:b/>
-                <w:sz w:val="24"/>
-                <w:szCs w:val="24"/>
-              </w:rPr>
-              <w:t xml:space="preserve">{Z}}. </w:t>
+              <w:t xml:space="preserve">{{Z}}. </w:t>
             </w:r>
             <w:r>
               <w:rPr>
@@ -20899,17 +18275,7 @@
                 <w:sz w:val="24"/>
                 <w:szCs w:val="24"/>
               </w:rPr>
-              <w:t>{{Y}</w:t>
-            </w:r>
-            <w:proofErr w:type="gramStart"/>
-            <w:r>
-              <w:rPr>
-                <w:rFonts w:ascii="Bookman Old Style" w:eastAsia="Arial" w:hAnsi="Bookman Old Style" w:cs="Arial"/>
-                <w:b/>
-                <w:sz w:val="24"/>
-                <w:szCs w:val="24"/>
-              </w:rPr>
-              <w:t>}</w:t>
+              <w:t>{{Y}}</w:t>
             </w:r>
             <w:r>
               <w:rPr>
@@ -20926,17 +18292,7 @@
                 <w:sz w:val="24"/>
                 <w:szCs w:val="24"/>
               </w:rPr>
-              <w:t>{</w:t>
-            </w:r>
-            <w:proofErr w:type="gramEnd"/>
-            <w:r>
-              <w:rPr>
-                <w:rFonts w:ascii="Bookman Old Style" w:eastAsia="Arial" w:hAnsi="Bookman Old Style" w:cs="Arial"/>
-                <w:b/>
-                <w:sz w:val="24"/>
-                <w:szCs w:val="24"/>
-              </w:rPr>
-              <w:t xml:space="preserve">{Z}}. </w:t>
+              <w:t xml:space="preserve">{{Z}}. </w:t>
             </w:r>
             <w:r>
               <w:rPr>
@@ -21048,17 +18404,7 @@
                 <w:sz w:val="24"/>
                 <w:szCs w:val="24"/>
               </w:rPr>
-              <w:t>{{Y}</w:t>
-            </w:r>
-            <w:proofErr w:type="gramStart"/>
-            <w:r>
-              <w:rPr>
-                <w:rFonts w:ascii="Bookman Old Style" w:eastAsia="Arial" w:hAnsi="Bookman Old Style" w:cs="Arial"/>
-                <w:b/>
-                <w:sz w:val="24"/>
-                <w:szCs w:val="24"/>
-              </w:rPr>
-              <w:t>}</w:t>
+              <w:t>{{Y}}</w:t>
             </w:r>
             <w:r>
               <w:rPr>
@@ -21075,17 +18421,7 @@
                 <w:sz w:val="24"/>
                 <w:szCs w:val="24"/>
               </w:rPr>
-              <w:t>{</w:t>
-            </w:r>
-            <w:proofErr w:type="gramEnd"/>
-            <w:r>
-              <w:rPr>
-                <w:rFonts w:ascii="Bookman Old Style" w:eastAsia="Arial" w:hAnsi="Bookman Old Style" w:cs="Arial"/>
-                <w:b/>
-                <w:sz w:val="24"/>
-                <w:szCs w:val="24"/>
-              </w:rPr>
-              <w:t xml:space="preserve">{Z}}. </w:t>
+              <w:t xml:space="preserve">{{Z}}. </w:t>
             </w:r>
             <w:r>
               <w:rPr>
@@ -21194,17 +18530,7 @@
                 <w:sz w:val="24"/>
                 <w:szCs w:val="24"/>
               </w:rPr>
-              <w:t>{{Y}</w:t>
-            </w:r>
-            <w:proofErr w:type="gramStart"/>
-            <w:r>
-              <w:rPr>
-                <w:rFonts w:ascii="Bookman Old Style" w:eastAsia="Arial" w:hAnsi="Bookman Old Style" w:cs="Arial"/>
-                <w:b/>
-                <w:sz w:val="24"/>
-                <w:szCs w:val="24"/>
-              </w:rPr>
-              <w:t>}</w:t>
+              <w:t>{{Y}}</w:t>
             </w:r>
             <w:r>
               <w:rPr>
@@ -21221,17 +18547,7 @@
                 <w:sz w:val="24"/>
                 <w:szCs w:val="24"/>
               </w:rPr>
-              <w:t>{</w:t>
-            </w:r>
-            <w:proofErr w:type="gramEnd"/>
-            <w:r>
-              <w:rPr>
-                <w:rFonts w:ascii="Bookman Old Style" w:eastAsia="Arial" w:hAnsi="Bookman Old Style" w:cs="Arial"/>
-                <w:b/>
-                <w:sz w:val="24"/>
-                <w:szCs w:val="24"/>
-              </w:rPr>
-              <w:t xml:space="preserve">{Z}}. </w:t>
+              <w:t xml:space="preserve">{{Z}}. </w:t>
             </w:r>
             <w:r>
               <w:rPr>
@@ -21349,17 +18665,7 @@
                 <w:sz w:val="24"/>
                 <w:szCs w:val="24"/>
               </w:rPr>
-              <w:t>{{Y}</w:t>
-            </w:r>
-            <w:proofErr w:type="gramStart"/>
-            <w:r>
-              <w:rPr>
-                <w:rFonts w:ascii="Bookman Old Style" w:eastAsia="Arial" w:hAnsi="Bookman Old Style" w:cs="Arial"/>
-                <w:b/>
-                <w:sz w:val="24"/>
-                <w:szCs w:val="24"/>
-              </w:rPr>
-              <w:t>}</w:t>
+              <w:t>{{Y}}</w:t>
             </w:r>
             <w:r>
               <w:rPr>
@@ -21376,17 +18682,7 @@
                 <w:sz w:val="24"/>
                 <w:szCs w:val="24"/>
               </w:rPr>
-              <w:t>{</w:t>
-            </w:r>
-            <w:proofErr w:type="gramEnd"/>
-            <w:r>
-              <w:rPr>
-                <w:rFonts w:ascii="Bookman Old Style" w:eastAsia="Arial" w:hAnsi="Bookman Old Style" w:cs="Arial"/>
-                <w:b/>
-                <w:sz w:val="24"/>
-                <w:szCs w:val="24"/>
-              </w:rPr>
-              <w:t xml:space="preserve">{Z}}. </w:t>
+              <w:t xml:space="preserve">{{Z}}. </w:t>
             </w:r>
             <w:r>
               <w:rPr>
@@ -21650,17 +18946,7 @@
                 <w:sz w:val="24"/>
                 <w:szCs w:val="24"/>
               </w:rPr>
-              <w:t>{{Y}</w:t>
-            </w:r>
-            <w:proofErr w:type="gramStart"/>
-            <w:r>
-              <w:rPr>
-                <w:rFonts w:ascii="Bookman Old Style" w:eastAsia="Arial" w:hAnsi="Bookman Old Style" w:cs="Arial"/>
-                <w:b/>
-                <w:sz w:val="24"/>
-                <w:szCs w:val="24"/>
-              </w:rPr>
-              <w:t>}</w:t>
+              <w:t>{{Y}}</w:t>
             </w:r>
             <w:r>
               <w:rPr>
@@ -21677,17 +18963,7 @@
                 <w:sz w:val="24"/>
                 <w:szCs w:val="24"/>
               </w:rPr>
-              <w:t>{</w:t>
-            </w:r>
-            <w:proofErr w:type="gramEnd"/>
-            <w:r>
-              <w:rPr>
-                <w:rFonts w:ascii="Bookman Old Style" w:eastAsia="Arial" w:hAnsi="Bookman Old Style" w:cs="Arial"/>
-                <w:b/>
-                <w:sz w:val="24"/>
-                <w:szCs w:val="24"/>
-              </w:rPr>
-              <w:t xml:space="preserve">{Z}}. </w:t>
+              <w:t xml:space="preserve">{{Z}}. </w:t>
             </w:r>
             <w:r>
               <w:rPr>
@@ -21731,27 +19007,7 @@
                 <w:sz w:val="24"/>
                 <w:szCs w:val="24"/>
               </w:rPr>
-              <w:t>{{</w:t>
-            </w:r>
-            <w:proofErr w:type="spellStart"/>
-            <w:r>
-              <w:rPr>
-                <w:rFonts w:ascii="Bookman Old Style" w:eastAsia="Arial" w:hAnsi="Bookman Old Style" w:cs="Arial"/>
-                <w:b/>
-                <w:sz w:val="24"/>
-                <w:szCs w:val="24"/>
-              </w:rPr>
-              <w:t>Contents_Z</w:t>
-            </w:r>
-            <w:proofErr w:type="spellEnd"/>
-            <w:r>
-              <w:rPr>
-                <w:rFonts w:ascii="Bookman Old Style" w:eastAsia="Arial" w:hAnsi="Bookman Old Style" w:cs="Arial"/>
-                <w:b/>
-                <w:sz w:val="24"/>
-                <w:szCs w:val="24"/>
-              </w:rPr>
-              <w:t>}}</w:t>
+              <w:t>{{Contents_Z}}</w:t>
             </w:r>
           </w:p>
         </w:tc>
@@ -21835,17 +19091,7 @@
                 <w:szCs w:val="24"/>
               </w:rPr>
               <w:lastRenderedPageBreak/>
-              <w:t>{{Y}</w:t>
-            </w:r>
-            <w:proofErr w:type="gramStart"/>
-            <w:r>
-              <w:rPr>
-                <w:rFonts w:ascii="Bookman Old Style" w:eastAsia="Arial" w:hAnsi="Bookman Old Style" w:cs="Arial"/>
-                <w:b/>
-                <w:sz w:val="24"/>
-                <w:szCs w:val="24"/>
-              </w:rPr>
-              <w:t>}</w:t>
+              <w:t>{{Y}}</w:t>
             </w:r>
             <w:r>
               <w:rPr>
@@ -21862,17 +19108,7 @@
                 <w:sz w:val="24"/>
                 <w:szCs w:val="24"/>
               </w:rPr>
-              <w:t>{</w:t>
-            </w:r>
-            <w:proofErr w:type="gramEnd"/>
-            <w:r>
-              <w:rPr>
-                <w:rFonts w:ascii="Bookman Old Style" w:eastAsia="Arial" w:hAnsi="Bookman Old Style" w:cs="Arial"/>
-                <w:b/>
-                <w:sz w:val="24"/>
-                <w:szCs w:val="24"/>
-              </w:rPr>
-              <w:t xml:space="preserve">{Z}}. </w:t>
+              <w:t xml:space="preserve">{{Z}}. </w:t>
             </w:r>
             <w:r>
               <w:rPr>
@@ -21991,17 +19227,7 @@
                 <w:sz w:val="24"/>
                 <w:szCs w:val="24"/>
               </w:rPr>
-              <w:t>{{Y}</w:t>
-            </w:r>
-            <w:proofErr w:type="gramStart"/>
-            <w:r>
-              <w:rPr>
-                <w:rFonts w:ascii="Bookman Old Style" w:eastAsia="Arial" w:hAnsi="Bookman Old Style" w:cs="Arial"/>
-                <w:b/>
-                <w:sz w:val="24"/>
-                <w:szCs w:val="24"/>
-              </w:rPr>
-              <w:t>}</w:t>
+              <w:t>{{Y}}</w:t>
             </w:r>
             <w:r>
               <w:rPr>
@@ -22018,17 +19244,7 @@
                 <w:sz w:val="24"/>
                 <w:szCs w:val="24"/>
               </w:rPr>
-              <w:t>{</w:t>
-            </w:r>
-            <w:proofErr w:type="gramEnd"/>
-            <w:r>
-              <w:rPr>
-                <w:rFonts w:ascii="Bookman Old Style" w:eastAsia="Arial" w:hAnsi="Bookman Old Style" w:cs="Arial"/>
-                <w:b/>
-                <w:sz w:val="24"/>
-                <w:szCs w:val="24"/>
-              </w:rPr>
-              <w:t xml:space="preserve">{Z}}. </w:t>
+              <w:t xml:space="preserve">{{Z}}. </w:t>
             </w:r>
             <w:r>
               <w:rPr>
@@ -22147,17 +19363,7 @@
                 <w:sz w:val="24"/>
                 <w:szCs w:val="24"/>
               </w:rPr>
-              <w:t>{{Y}</w:t>
-            </w:r>
-            <w:proofErr w:type="gramStart"/>
-            <w:r>
-              <w:rPr>
-                <w:rFonts w:ascii="Bookman Old Style" w:eastAsia="Arial" w:hAnsi="Bookman Old Style" w:cs="Arial"/>
-                <w:b/>
-                <w:sz w:val="24"/>
-                <w:szCs w:val="24"/>
-              </w:rPr>
-              <w:t>}</w:t>
+              <w:t>{{Y}}</w:t>
             </w:r>
             <w:r>
               <w:rPr>
@@ -22174,17 +19380,7 @@
                 <w:sz w:val="24"/>
                 <w:szCs w:val="24"/>
               </w:rPr>
-              <w:t>{</w:t>
-            </w:r>
-            <w:proofErr w:type="gramEnd"/>
-            <w:r>
-              <w:rPr>
-                <w:rFonts w:ascii="Bookman Old Style" w:eastAsia="Arial" w:hAnsi="Bookman Old Style" w:cs="Arial"/>
-                <w:b/>
-                <w:sz w:val="24"/>
-                <w:szCs w:val="24"/>
-              </w:rPr>
-              <w:t xml:space="preserve">{Z}}. </w:t>
+              <w:t xml:space="preserve">{{Z}}. </w:t>
             </w:r>
             <w:r>
               <w:rPr>
@@ -22303,17 +19499,7 @@
                 <w:sz w:val="24"/>
                 <w:szCs w:val="24"/>
               </w:rPr>
-              <w:t>{{Y}</w:t>
-            </w:r>
-            <w:proofErr w:type="gramStart"/>
-            <w:r>
-              <w:rPr>
-                <w:rFonts w:ascii="Bookman Old Style" w:eastAsia="Arial" w:hAnsi="Bookman Old Style" w:cs="Arial"/>
-                <w:b/>
-                <w:sz w:val="24"/>
-                <w:szCs w:val="24"/>
-              </w:rPr>
-              <w:t>}</w:t>
+              <w:t>{{Y}}</w:t>
             </w:r>
             <w:r>
               <w:rPr>
@@ -22330,17 +19516,7 @@
                 <w:sz w:val="24"/>
                 <w:szCs w:val="24"/>
               </w:rPr>
-              <w:t>{</w:t>
-            </w:r>
-            <w:proofErr w:type="gramEnd"/>
-            <w:r>
-              <w:rPr>
-                <w:rFonts w:ascii="Bookman Old Style" w:eastAsia="Arial" w:hAnsi="Bookman Old Style" w:cs="Arial"/>
-                <w:b/>
-                <w:sz w:val="24"/>
-                <w:szCs w:val="24"/>
-              </w:rPr>
-              <w:t xml:space="preserve">{Z}}. </w:t>
+              <w:t xml:space="preserve">{{Z}}. </w:t>
             </w:r>
             <w:r>
               <w:rPr>
@@ -22459,17 +19635,7 @@
                 <w:sz w:val="24"/>
                 <w:szCs w:val="24"/>
               </w:rPr>
-              <w:t>{{Y}</w:t>
-            </w:r>
-            <w:proofErr w:type="gramStart"/>
-            <w:r>
-              <w:rPr>
-                <w:rFonts w:ascii="Bookman Old Style" w:eastAsia="Arial" w:hAnsi="Bookman Old Style" w:cs="Arial"/>
-                <w:b/>
-                <w:sz w:val="24"/>
-                <w:szCs w:val="24"/>
-              </w:rPr>
-              <w:t>}</w:t>
+              <w:t>{{Y}}</w:t>
             </w:r>
             <w:r>
               <w:rPr>
@@ -22486,17 +19652,7 @@
                 <w:sz w:val="24"/>
                 <w:szCs w:val="24"/>
               </w:rPr>
-              <w:t>{</w:t>
-            </w:r>
-            <w:proofErr w:type="gramEnd"/>
-            <w:r>
-              <w:rPr>
-                <w:rFonts w:ascii="Bookman Old Style" w:eastAsia="Arial" w:hAnsi="Bookman Old Style" w:cs="Arial"/>
-                <w:b/>
-                <w:sz w:val="24"/>
-                <w:szCs w:val="24"/>
-              </w:rPr>
-              <w:t xml:space="preserve">{Z}}. </w:t>
+              <w:t xml:space="preserve">{{Z}}. </w:t>
             </w:r>
             <w:r>
               <w:rPr>
@@ -22615,17 +19771,7 @@
                 <w:sz w:val="24"/>
                 <w:szCs w:val="24"/>
               </w:rPr>
-              <w:t>{{Y}</w:t>
-            </w:r>
-            <w:proofErr w:type="gramStart"/>
-            <w:r>
-              <w:rPr>
-                <w:rFonts w:ascii="Bookman Old Style" w:eastAsia="Arial" w:hAnsi="Bookman Old Style" w:cs="Arial"/>
-                <w:b/>
-                <w:sz w:val="24"/>
-                <w:szCs w:val="24"/>
-              </w:rPr>
-              <w:t>}</w:t>
+              <w:t>{{Y}}</w:t>
             </w:r>
             <w:r>
               <w:rPr>
@@ -22642,17 +19788,7 @@
                 <w:sz w:val="24"/>
                 <w:szCs w:val="24"/>
               </w:rPr>
-              <w:t>{</w:t>
-            </w:r>
-            <w:proofErr w:type="gramEnd"/>
-            <w:r>
-              <w:rPr>
-                <w:rFonts w:ascii="Bookman Old Style" w:eastAsia="Arial" w:hAnsi="Bookman Old Style" w:cs="Arial"/>
-                <w:b/>
-                <w:sz w:val="24"/>
-                <w:szCs w:val="24"/>
-              </w:rPr>
-              <w:t xml:space="preserve">{Z}}. </w:t>
+              <w:t xml:space="preserve">{{Z}}. </w:t>
             </w:r>
             <w:r>
               <w:rPr>
@@ -22771,17 +19907,7 @@
                 <w:sz w:val="24"/>
                 <w:szCs w:val="24"/>
               </w:rPr>
-              <w:t>{{Y}</w:t>
-            </w:r>
-            <w:proofErr w:type="gramStart"/>
-            <w:r>
-              <w:rPr>
-                <w:rFonts w:ascii="Bookman Old Style" w:eastAsia="Arial" w:hAnsi="Bookman Old Style" w:cs="Arial"/>
-                <w:b/>
-                <w:sz w:val="24"/>
-                <w:szCs w:val="24"/>
-              </w:rPr>
-              <w:t>}</w:t>
+              <w:t>{{Y}}</w:t>
             </w:r>
             <w:r>
               <w:rPr>
@@ -22798,17 +19924,7 @@
                 <w:sz w:val="24"/>
                 <w:szCs w:val="24"/>
               </w:rPr>
-              <w:t>{</w:t>
-            </w:r>
-            <w:proofErr w:type="gramEnd"/>
-            <w:r>
-              <w:rPr>
-                <w:rFonts w:ascii="Bookman Old Style" w:eastAsia="Arial" w:hAnsi="Bookman Old Style" w:cs="Arial"/>
-                <w:b/>
-                <w:sz w:val="24"/>
-                <w:szCs w:val="24"/>
-              </w:rPr>
-              <w:t xml:space="preserve">{Z}}. </w:t>
+              <w:t xml:space="preserve">{{Z}}. </w:t>
             </w:r>
             <w:r>
               <w:rPr>
@@ -22927,17 +20043,7 @@
                 <w:sz w:val="24"/>
                 <w:szCs w:val="24"/>
               </w:rPr>
-              <w:t>{{Y}</w:t>
-            </w:r>
-            <w:proofErr w:type="gramStart"/>
-            <w:r>
-              <w:rPr>
-                <w:rFonts w:ascii="Bookman Old Style" w:eastAsia="Arial" w:hAnsi="Bookman Old Style" w:cs="Arial"/>
-                <w:b/>
-                <w:sz w:val="24"/>
-                <w:szCs w:val="24"/>
-              </w:rPr>
-              <w:t>}</w:t>
+              <w:t>{{Y}}</w:t>
             </w:r>
             <w:r>
               <w:rPr>
@@ -22954,17 +20060,7 @@
                 <w:sz w:val="24"/>
                 <w:szCs w:val="24"/>
               </w:rPr>
-              <w:t>{</w:t>
-            </w:r>
-            <w:proofErr w:type="gramEnd"/>
-            <w:r>
-              <w:rPr>
-                <w:rFonts w:ascii="Bookman Old Style" w:eastAsia="Arial" w:hAnsi="Bookman Old Style" w:cs="Arial"/>
-                <w:b/>
-                <w:sz w:val="24"/>
-                <w:szCs w:val="24"/>
-              </w:rPr>
-              <w:t xml:space="preserve">{Z}}. </w:t>
+              <w:t xml:space="preserve">{{Z}}. </w:t>
             </w:r>
             <w:r>
               <w:rPr>
@@ -23083,17 +20179,7 @@
                 <w:sz w:val="24"/>
                 <w:szCs w:val="24"/>
               </w:rPr>
-              <w:t>{{Y}</w:t>
-            </w:r>
-            <w:proofErr w:type="gramStart"/>
-            <w:r>
-              <w:rPr>
-                <w:rFonts w:ascii="Bookman Old Style" w:eastAsia="Arial" w:hAnsi="Bookman Old Style" w:cs="Arial"/>
-                <w:b/>
-                <w:sz w:val="24"/>
-                <w:szCs w:val="24"/>
-              </w:rPr>
-              <w:t>}</w:t>
+              <w:t>{{Y}}</w:t>
             </w:r>
             <w:r>
               <w:rPr>
@@ -23110,17 +20196,7 @@
                 <w:sz w:val="24"/>
                 <w:szCs w:val="24"/>
               </w:rPr>
-              <w:t>{</w:t>
-            </w:r>
-            <w:proofErr w:type="gramEnd"/>
-            <w:r>
-              <w:rPr>
-                <w:rFonts w:ascii="Bookman Old Style" w:eastAsia="Arial" w:hAnsi="Bookman Old Style" w:cs="Arial"/>
-                <w:b/>
-                <w:sz w:val="24"/>
-                <w:szCs w:val="24"/>
-              </w:rPr>
-              <w:t xml:space="preserve">{Z}}. </w:t>
+              <w:t xml:space="preserve">{{Z}}. </w:t>
             </w:r>
             <w:r>
               <w:rPr>
@@ -23239,17 +20315,7 @@
                 <w:sz w:val="24"/>
                 <w:szCs w:val="24"/>
               </w:rPr>
-              <w:t>{{Y}</w:t>
-            </w:r>
-            <w:proofErr w:type="gramStart"/>
-            <w:r>
-              <w:rPr>
-                <w:rFonts w:ascii="Bookman Old Style" w:eastAsia="Arial" w:hAnsi="Bookman Old Style" w:cs="Arial"/>
-                <w:b/>
-                <w:sz w:val="24"/>
-                <w:szCs w:val="24"/>
-              </w:rPr>
-              <w:t>}</w:t>
+              <w:t>{{Y}}</w:t>
             </w:r>
             <w:r>
               <w:rPr>
@@ -23266,17 +20332,7 @@
                 <w:sz w:val="24"/>
                 <w:szCs w:val="24"/>
               </w:rPr>
-              <w:t>{</w:t>
-            </w:r>
-            <w:proofErr w:type="gramEnd"/>
-            <w:r>
-              <w:rPr>
-                <w:rFonts w:ascii="Bookman Old Style" w:eastAsia="Arial" w:hAnsi="Bookman Old Style" w:cs="Arial"/>
-                <w:b/>
-                <w:sz w:val="24"/>
-                <w:szCs w:val="24"/>
-              </w:rPr>
-              <w:t xml:space="preserve">{Z}}. </w:t>
+              <w:t xml:space="preserve">{{Z}}. </w:t>
             </w:r>
             <w:r>
               <w:rPr>
@@ -23395,17 +20451,7 @@
                 <w:sz w:val="24"/>
                 <w:szCs w:val="24"/>
               </w:rPr>
-              <w:t>{{Y}</w:t>
-            </w:r>
-            <w:proofErr w:type="gramStart"/>
-            <w:r>
-              <w:rPr>
-                <w:rFonts w:ascii="Bookman Old Style" w:eastAsia="Arial" w:hAnsi="Bookman Old Style" w:cs="Arial"/>
-                <w:b/>
-                <w:sz w:val="24"/>
-                <w:szCs w:val="24"/>
-              </w:rPr>
-              <w:t>}</w:t>
+              <w:t>{{Y}}</w:t>
             </w:r>
             <w:r>
               <w:rPr>
@@ -23422,17 +20468,7 @@
                 <w:sz w:val="24"/>
                 <w:szCs w:val="24"/>
               </w:rPr>
-              <w:t>{</w:t>
-            </w:r>
-            <w:proofErr w:type="gramEnd"/>
-            <w:r>
-              <w:rPr>
-                <w:rFonts w:ascii="Bookman Old Style" w:eastAsia="Arial" w:hAnsi="Bookman Old Style" w:cs="Arial"/>
-                <w:b/>
-                <w:sz w:val="24"/>
-                <w:szCs w:val="24"/>
-              </w:rPr>
-              <w:t xml:space="preserve">{Z}}. </w:t>
+              <w:t xml:space="preserve">{{Z}}. </w:t>
             </w:r>
             <w:r>
               <w:rPr>
@@ -23553,17 +20589,7 @@
                 <w:sz w:val="24"/>
                 <w:szCs w:val="24"/>
               </w:rPr>
-              <w:t>{{Y}</w:t>
-            </w:r>
-            <w:proofErr w:type="gramStart"/>
-            <w:r>
-              <w:rPr>
-                <w:rFonts w:ascii="Bookman Old Style" w:eastAsia="Arial" w:hAnsi="Bookman Old Style" w:cs="Arial"/>
-                <w:b/>
-                <w:sz w:val="24"/>
-                <w:szCs w:val="24"/>
-              </w:rPr>
-              <w:t>}</w:t>
+              <w:t>{{Y}}</w:t>
             </w:r>
             <w:r>
               <w:rPr>
@@ -23580,17 +20606,7 @@
                 <w:sz w:val="24"/>
                 <w:szCs w:val="24"/>
               </w:rPr>
-              <w:t>{</w:t>
-            </w:r>
-            <w:proofErr w:type="gramEnd"/>
-            <w:r>
-              <w:rPr>
-                <w:rFonts w:ascii="Bookman Old Style" w:eastAsia="Arial" w:hAnsi="Bookman Old Style" w:cs="Arial"/>
-                <w:b/>
-                <w:sz w:val="24"/>
-                <w:szCs w:val="24"/>
-              </w:rPr>
-              <w:t xml:space="preserve">{Z}}. </w:t>
+              <w:t xml:space="preserve">{{Z}}. </w:t>
             </w:r>
             <w:r>
               <w:rPr>
@@ -23711,17 +20727,7 @@
                 <w:sz w:val="24"/>
                 <w:szCs w:val="24"/>
               </w:rPr>
-              <w:t>{{Y}</w:t>
-            </w:r>
-            <w:proofErr w:type="gramStart"/>
-            <w:r>
-              <w:rPr>
-                <w:rFonts w:ascii="Bookman Old Style" w:eastAsia="Arial" w:hAnsi="Bookman Old Style" w:cs="Arial"/>
-                <w:b/>
-                <w:sz w:val="24"/>
-                <w:szCs w:val="24"/>
-              </w:rPr>
-              <w:t>}</w:t>
+              <w:t>{{Y}}</w:t>
             </w:r>
             <w:r>
               <w:rPr>
@@ -23738,17 +20744,7 @@
                 <w:sz w:val="24"/>
                 <w:szCs w:val="24"/>
               </w:rPr>
-              <w:t>{</w:t>
-            </w:r>
-            <w:proofErr w:type="gramEnd"/>
-            <w:r>
-              <w:rPr>
-                <w:rFonts w:ascii="Bookman Old Style" w:eastAsia="Arial" w:hAnsi="Bookman Old Style" w:cs="Arial"/>
-                <w:b/>
-                <w:sz w:val="24"/>
-                <w:szCs w:val="24"/>
-              </w:rPr>
-              <w:t xml:space="preserve">{Z}}. </w:t>
+              <w:t xml:space="preserve">{{Z}}. </w:t>
             </w:r>
             <w:r>
               <w:rPr>
@@ -24014,17 +21010,7 @@
                 <w:sz w:val="24"/>
                 <w:szCs w:val="24"/>
               </w:rPr>
-              <w:t>{{Y}</w:t>
-            </w:r>
-            <w:proofErr w:type="gramStart"/>
-            <w:r>
-              <w:rPr>
-                <w:rFonts w:ascii="Bookman Old Style" w:eastAsia="Arial" w:hAnsi="Bookman Old Style" w:cs="Arial"/>
-                <w:b/>
-                <w:sz w:val="24"/>
-                <w:szCs w:val="24"/>
-              </w:rPr>
-              <w:t>}</w:t>
+              <w:t>{{Y}}</w:t>
             </w:r>
             <w:r>
               <w:rPr>
@@ -24041,17 +21027,7 @@
                 <w:sz w:val="24"/>
                 <w:szCs w:val="24"/>
               </w:rPr>
-              <w:t>{</w:t>
-            </w:r>
-            <w:proofErr w:type="gramEnd"/>
-            <w:r>
-              <w:rPr>
-                <w:rFonts w:ascii="Bookman Old Style" w:eastAsia="Arial" w:hAnsi="Bookman Old Style" w:cs="Arial"/>
-                <w:b/>
-                <w:sz w:val="24"/>
-                <w:szCs w:val="24"/>
-              </w:rPr>
-              <w:t xml:space="preserve">{Z}}. </w:t>
+              <w:t xml:space="preserve">{{Z}}. </w:t>
             </w:r>
             <w:r>
               <w:rPr>
@@ -24095,27 +21071,7 @@
                 <w:sz w:val="24"/>
                 <w:szCs w:val="24"/>
               </w:rPr>
-              <w:t>{{</w:t>
-            </w:r>
-            <w:proofErr w:type="spellStart"/>
-            <w:r>
-              <w:rPr>
-                <w:rFonts w:ascii="Bookman Old Style" w:eastAsia="Arial" w:hAnsi="Bookman Old Style" w:cs="Arial"/>
-                <w:b/>
-                <w:sz w:val="24"/>
-                <w:szCs w:val="24"/>
-              </w:rPr>
-              <w:t>Contents_Z</w:t>
-            </w:r>
-            <w:proofErr w:type="spellEnd"/>
-            <w:r>
-              <w:rPr>
-                <w:rFonts w:ascii="Bookman Old Style" w:eastAsia="Arial" w:hAnsi="Bookman Old Style" w:cs="Arial"/>
-                <w:b/>
-                <w:sz w:val="24"/>
-                <w:szCs w:val="24"/>
-              </w:rPr>
-              <w:t>}}</w:t>
+              <w:t>{{Contents_Z}}</w:t>
             </w:r>
           </w:p>
         </w:tc>
@@ -24198,17 +21154,7 @@
                 <w:sz w:val="24"/>
                 <w:szCs w:val="24"/>
               </w:rPr>
-              <w:t>{{Y}</w:t>
-            </w:r>
-            <w:proofErr w:type="gramStart"/>
-            <w:r>
-              <w:rPr>
-                <w:rFonts w:ascii="Bookman Old Style" w:eastAsia="Arial" w:hAnsi="Bookman Old Style" w:cs="Arial"/>
-                <w:b/>
-                <w:sz w:val="24"/>
-                <w:szCs w:val="24"/>
-              </w:rPr>
-              <w:t>}</w:t>
+              <w:t>{{Y}}</w:t>
             </w:r>
             <w:r>
               <w:rPr>
@@ -24225,17 +21171,7 @@
                 <w:sz w:val="24"/>
                 <w:szCs w:val="24"/>
               </w:rPr>
-              <w:t>{</w:t>
-            </w:r>
-            <w:proofErr w:type="gramEnd"/>
-            <w:r>
-              <w:rPr>
-                <w:rFonts w:ascii="Bookman Old Style" w:eastAsia="Arial" w:hAnsi="Bookman Old Style" w:cs="Arial"/>
-                <w:b/>
-                <w:sz w:val="24"/>
-                <w:szCs w:val="24"/>
-              </w:rPr>
-              <w:t xml:space="preserve">{Z}}. </w:t>
+              <w:t xml:space="preserve">{{Z}}. </w:t>
             </w:r>
             <w:r>
               <w:rPr>
@@ -24354,17 +21290,7 @@
                 <w:sz w:val="24"/>
                 <w:szCs w:val="24"/>
               </w:rPr>
-              <w:t>{{Y}</w:t>
-            </w:r>
-            <w:proofErr w:type="gramStart"/>
-            <w:r>
-              <w:rPr>
-                <w:rFonts w:ascii="Bookman Old Style" w:eastAsia="Arial" w:hAnsi="Bookman Old Style" w:cs="Arial"/>
-                <w:b/>
-                <w:sz w:val="24"/>
-                <w:szCs w:val="24"/>
-              </w:rPr>
-              <w:t>}</w:t>
+              <w:t>{{Y}}</w:t>
             </w:r>
             <w:r>
               <w:rPr>
@@ -24381,17 +21307,7 @@
                 <w:sz w:val="24"/>
                 <w:szCs w:val="24"/>
               </w:rPr>
-              <w:t>{</w:t>
-            </w:r>
-            <w:proofErr w:type="gramEnd"/>
-            <w:r>
-              <w:rPr>
-                <w:rFonts w:ascii="Bookman Old Style" w:eastAsia="Arial" w:hAnsi="Bookman Old Style" w:cs="Arial"/>
-                <w:b/>
-                <w:sz w:val="24"/>
-                <w:szCs w:val="24"/>
-              </w:rPr>
-              <w:t xml:space="preserve">{Z}}. </w:t>
+              <w:t xml:space="preserve">{{Z}}. </w:t>
             </w:r>
             <w:r>
               <w:rPr>
@@ -24510,17 +21426,7 @@
                 <w:sz w:val="24"/>
                 <w:szCs w:val="24"/>
               </w:rPr>
-              <w:t>{{Y}</w:t>
-            </w:r>
-            <w:proofErr w:type="gramStart"/>
-            <w:r>
-              <w:rPr>
-                <w:rFonts w:ascii="Bookman Old Style" w:eastAsia="Arial" w:hAnsi="Bookman Old Style" w:cs="Arial"/>
-                <w:b/>
-                <w:sz w:val="24"/>
-                <w:szCs w:val="24"/>
-              </w:rPr>
-              <w:t>}</w:t>
+              <w:t>{{Y}}</w:t>
             </w:r>
             <w:r>
               <w:rPr>
@@ -24537,17 +21443,7 @@
                 <w:sz w:val="24"/>
                 <w:szCs w:val="24"/>
               </w:rPr>
-              <w:t>{</w:t>
-            </w:r>
-            <w:proofErr w:type="gramEnd"/>
-            <w:r>
-              <w:rPr>
-                <w:rFonts w:ascii="Bookman Old Style" w:eastAsia="Arial" w:hAnsi="Bookman Old Style" w:cs="Arial"/>
-                <w:b/>
-                <w:sz w:val="24"/>
-                <w:szCs w:val="24"/>
-              </w:rPr>
-              <w:t xml:space="preserve">{Z}}. </w:t>
+              <w:t xml:space="preserve">{{Z}}. </w:t>
             </w:r>
             <w:r>
               <w:rPr>
@@ -24666,17 +21562,7 @@
                 <w:sz w:val="24"/>
                 <w:szCs w:val="24"/>
               </w:rPr>
-              <w:t>{{Y}</w:t>
-            </w:r>
-            <w:proofErr w:type="gramStart"/>
-            <w:r>
-              <w:rPr>
-                <w:rFonts w:ascii="Bookman Old Style" w:eastAsia="Arial" w:hAnsi="Bookman Old Style" w:cs="Arial"/>
-                <w:b/>
-                <w:sz w:val="24"/>
-                <w:szCs w:val="24"/>
-              </w:rPr>
-              <w:t>}</w:t>
+              <w:t>{{Y}}</w:t>
             </w:r>
             <w:r>
               <w:rPr>
@@ -24693,17 +21579,7 @@
                 <w:sz w:val="24"/>
                 <w:szCs w:val="24"/>
               </w:rPr>
-              <w:t>{</w:t>
-            </w:r>
-            <w:proofErr w:type="gramEnd"/>
-            <w:r>
-              <w:rPr>
-                <w:rFonts w:ascii="Bookman Old Style" w:eastAsia="Arial" w:hAnsi="Bookman Old Style" w:cs="Arial"/>
-                <w:b/>
-                <w:sz w:val="24"/>
-                <w:szCs w:val="24"/>
-              </w:rPr>
-              <w:t xml:space="preserve">{Z}}. </w:t>
+              <w:t xml:space="preserve">{{Z}}. </w:t>
             </w:r>
             <w:r>
               <w:rPr>
@@ -24822,17 +21698,7 @@
                 <w:sz w:val="24"/>
                 <w:szCs w:val="24"/>
               </w:rPr>
-              <w:t>{{Y}</w:t>
-            </w:r>
-            <w:proofErr w:type="gramStart"/>
-            <w:r>
-              <w:rPr>
-                <w:rFonts w:ascii="Bookman Old Style" w:eastAsia="Arial" w:hAnsi="Bookman Old Style" w:cs="Arial"/>
-                <w:b/>
-                <w:sz w:val="24"/>
-                <w:szCs w:val="24"/>
-              </w:rPr>
-              <w:t>}</w:t>
+              <w:t>{{Y}}</w:t>
             </w:r>
             <w:r>
               <w:rPr>
@@ -24849,17 +21715,7 @@
                 <w:sz w:val="24"/>
                 <w:szCs w:val="24"/>
               </w:rPr>
-              <w:t>{</w:t>
-            </w:r>
-            <w:proofErr w:type="gramEnd"/>
-            <w:r>
-              <w:rPr>
-                <w:rFonts w:ascii="Bookman Old Style" w:eastAsia="Arial" w:hAnsi="Bookman Old Style" w:cs="Arial"/>
-                <w:b/>
-                <w:sz w:val="24"/>
-                <w:szCs w:val="24"/>
-              </w:rPr>
-              <w:t xml:space="preserve">{Z}}. </w:t>
+              <w:t xml:space="preserve">{{Z}}. </w:t>
             </w:r>
             <w:r>
               <w:rPr>
@@ -24978,17 +21834,7 @@
                 <w:sz w:val="24"/>
                 <w:szCs w:val="24"/>
               </w:rPr>
-              <w:t>{{Y}</w:t>
-            </w:r>
-            <w:proofErr w:type="gramStart"/>
-            <w:r>
-              <w:rPr>
-                <w:rFonts w:ascii="Bookman Old Style" w:eastAsia="Arial" w:hAnsi="Bookman Old Style" w:cs="Arial"/>
-                <w:b/>
-                <w:sz w:val="24"/>
-                <w:szCs w:val="24"/>
-              </w:rPr>
-              <w:t>}</w:t>
+              <w:t>{{Y}}</w:t>
             </w:r>
             <w:r>
               <w:rPr>
@@ -25005,17 +21851,7 @@
                 <w:sz w:val="24"/>
                 <w:szCs w:val="24"/>
               </w:rPr>
-              <w:t>{</w:t>
-            </w:r>
-            <w:proofErr w:type="gramEnd"/>
-            <w:r>
-              <w:rPr>
-                <w:rFonts w:ascii="Bookman Old Style" w:eastAsia="Arial" w:hAnsi="Bookman Old Style" w:cs="Arial"/>
-                <w:b/>
-                <w:sz w:val="24"/>
-                <w:szCs w:val="24"/>
-              </w:rPr>
-              <w:t xml:space="preserve">{Z}}. </w:t>
+              <w:t xml:space="preserve">{{Z}}. </w:t>
             </w:r>
             <w:r>
               <w:rPr>
@@ -25134,17 +21970,7 @@
                 <w:sz w:val="24"/>
                 <w:szCs w:val="24"/>
               </w:rPr>
-              <w:t>{{Y}</w:t>
-            </w:r>
-            <w:proofErr w:type="gramStart"/>
-            <w:r>
-              <w:rPr>
-                <w:rFonts w:ascii="Bookman Old Style" w:eastAsia="Arial" w:hAnsi="Bookman Old Style" w:cs="Arial"/>
-                <w:b/>
-                <w:sz w:val="24"/>
-                <w:szCs w:val="24"/>
-              </w:rPr>
-              <w:t>}</w:t>
+              <w:t>{{Y}}</w:t>
             </w:r>
             <w:r>
               <w:rPr>
@@ -25161,17 +21987,7 @@
                 <w:sz w:val="24"/>
                 <w:szCs w:val="24"/>
               </w:rPr>
-              <w:t>{</w:t>
-            </w:r>
-            <w:proofErr w:type="gramEnd"/>
-            <w:r>
-              <w:rPr>
-                <w:rFonts w:ascii="Bookman Old Style" w:eastAsia="Arial" w:hAnsi="Bookman Old Style" w:cs="Arial"/>
-                <w:b/>
-                <w:sz w:val="24"/>
-                <w:szCs w:val="24"/>
-              </w:rPr>
-              <w:t xml:space="preserve">{Z}}. </w:t>
+              <w:t xml:space="preserve">{{Z}}. </w:t>
             </w:r>
             <w:r>
               <w:rPr>
@@ -25290,17 +22106,7 @@
                 <w:sz w:val="24"/>
                 <w:szCs w:val="24"/>
               </w:rPr>
-              <w:t>{{Y}</w:t>
-            </w:r>
-            <w:proofErr w:type="gramStart"/>
-            <w:r>
-              <w:rPr>
-                <w:rFonts w:ascii="Bookman Old Style" w:eastAsia="Arial" w:hAnsi="Bookman Old Style" w:cs="Arial"/>
-                <w:b/>
-                <w:sz w:val="24"/>
-                <w:szCs w:val="24"/>
-              </w:rPr>
-              <w:t>}</w:t>
+              <w:t>{{Y}}</w:t>
             </w:r>
             <w:r>
               <w:rPr>
@@ -25317,17 +22123,7 @@
                 <w:sz w:val="24"/>
                 <w:szCs w:val="24"/>
               </w:rPr>
-              <w:t>{</w:t>
-            </w:r>
-            <w:proofErr w:type="gramEnd"/>
-            <w:r>
-              <w:rPr>
-                <w:rFonts w:ascii="Bookman Old Style" w:eastAsia="Arial" w:hAnsi="Bookman Old Style" w:cs="Arial"/>
-                <w:b/>
-                <w:sz w:val="24"/>
-                <w:szCs w:val="24"/>
-              </w:rPr>
-              <w:t xml:space="preserve">{Z}}. </w:t>
+              <w:t xml:space="preserve">{{Z}}. </w:t>
             </w:r>
             <w:r>
               <w:rPr>
@@ -25446,17 +22242,7 @@
                 <w:sz w:val="24"/>
                 <w:szCs w:val="24"/>
               </w:rPr>
-              <w:t>{{Y}</w:t>
-            </w:r>
-            <w:proofErr w:type="gramStart"/>
-            <w:r>
-              <w:rPr>
-                <w:rFonts w:ascii="Bookman Old Style" w:eastAsia="Arial" w:hAnsi="Bookman Old Style" w:cs="Arial"/>
-                <w:b/>
-                <w:sz w:val="24"/>
-                <w:szCs w:val="24"/>
-              </w:rPr>
-              <w:t>}</w:t>
+              <w:t>{{Y}}</w:t>
             </w:r>
             <w:r>
               <w:rPr>
@@ -25473,17 +22259,7 @@
                 <w:sz w:val="24"/>
                 <w:szCs w:val="24"/>
               </w:rPr>
-              <w:t>{</w:t>
-            </w:r>
-            <w:proofErr w:type="gramEnd"/>
-            <w:r>
-              <w:rPr>
-                <w:rFonts w:ascii="Bookman Old Style" w:eastAsia="Arial" w:hAnsi="Bookman Old Style" w:cs="Arial"/>
-                <w:b/>
-                <w:sz w:val="24"/>
-                <w:szCs w:val="24"/>
-              </w:rPr>
-              <w:t xml:space="preserve">{Z}}. </w:t>
+              <w:t xml:space="preserve">{{Z}}. </w:t>
             </w:r>
             <w:r>
               <w:rPr>
@@ -25603,17 +22379,7 @@
                 <w:szCs w:val="24"/>
               </w:rPr>
               <w:lastRenderedPageBreak/>
-              <w:t>{{Y}</w:t>
-            </w:r>
-            <w:proofErr w:type="gramStart"/>
-            <w:r>
-              <w:rPr>
-                <w:rFonts w:ascii="Bookman Old Style" w:eastAsia="Arial" w:hAnsi="Bookman Old Style" w:cs="Arial"/>
-                <w:b/>
-                <w:sz w:val="24"/>
-                <w:szCs w:val="24"/>
-              </w:rPr>
-              <w:t>}</w:t>
+              <w:t>{{Y}}</w:t>
             </w:r>
             <w:r>
               <w:rPr>
@@ -25630,17 +22396,7 @@
                 <w:sz w:val="24"/>
                 <w:szCs w:val="24"/>
               </w:rPr>
-              <w:t>{</w:t>
-            </w:r>
-            <w:proofErr w:type="gramEnd"/>
-            <w:r>
-              <w:rPr>
-                <w:rFonts w:ascii="Bookman Old Style" w:eastAsia="Arial" w:hAnsi="Bookman Old Style" w:cs="Arial"/>
-                <w:b/>
-                <w:sz w:val="24"/>
-                <w:szCs w:val="24"/>
-              </w:rPr>
-              <w:t xml:space="preserve">{Z}}. </w:t>
+              <w:t xml:space="preserve">{{Z}}. </w:t>
             </w:r>
             <w:r>
               <w:rPr>
@@ -25759,17 +22515,7 @@
                 <w:sz w:val="24"/>
                 <w:szCs w:val="24"/>
               </w:rPr>
-              <w:t>{{Y}</w:t>
-            </w:r>
-            <w:proofErr w:type="gramStart"/>
-            <w:r>
-              <w:rPr>
-                <w:rFonts w:ascii="Bookman Old Style" w:eastAsia="Arial" w:hAnsi="Bookman Old Style" w:cs="Arial"/>
-                <w:b/>
-                <w:sz w:val="24"/>
-                <w:szCs w:val="24"/>
-              </w:rPr>
-              <w:t>}</w:t>
+              <w:t>{{Y}}</w:t>
             </w:r>
             <w:r>
               <w:rPr>
@@ -25786,17 +22532,7 @@
                 <w:sz w:val="24"/>
                 <w:szCs w:val="24"/>
               </w:rPr>
-              <w:t>{</w:t>
-            </w:r>
-            <w:proofErr w:type="gramEnd"/>
-            <w:r>
-              <w:rPr>
-                <w:rFonts w:ascii="Bookman Old Style" w:eastAsia="Arial" w:hAnsi="Bookman Old Style" w:cs="Arial"/>
-                <w:b/>
-                <w:sz w:val="24"/>
-                <w:szCs w:val="24"/>
-              </w:rPr>
-              <w:t xml:space="preserve">{Z}}. </w:t>
+              <w:t xml:space="preserve">{{Z}}. </w:t>
             </w:r>
             <w:r>
               <w:rPr>
@@ -25915,17 +22651,7 @@
                 <w:sz w:val="24"/>
                 <w:szCs w:val="24"/>
               </w:rPr>
-              <w:t>{{Y}</w:t>
-            </w:r>
-            <w:proofErr w:type="gramStart"/>
-            <w:r>
-              <w:rPr>
-                <w:rFonts w:ascii="Bookman Old Style" w:eastAsia="Arial" w:hAnsi="Bookman Old Style" w:cs="Arial"/>
-                <w:b/>
-                <w:sz w:val="24"/>
-                <w:szCs w:val="24"/>
-              </w:rPr>
-              <w:t>}</w:t>
+              <w:t>{{Y}}</w:t>
             </w:r>
             <w:r>
               <w:rPr>
@@ -25942,17 +22668,7 @@
                 <w:sz w:val="24"/>
                 <w:szCs w:val="24"/>
               </w:rPr>
-              <w:t>{</w:t>
-            </w:r>
-            <w:proofErr w:type="gramEnd"/>
-            <w:r>
-              <w:rPr>
-                <w:rFonts w:ascii="Bookman Old Style" w:eastAsia="Arial" w:hAnsi="Bookman Old Style" w:cs="Arial"/>
-                <w:b/>
-                <w:sz w:val="24"/>
-                <w:szCs w:val="24"/>
-              </w:rPr>
-              <w:t xml:space="preserve">{Z}}. </w:t>
+              <w:t xml:space="preserve">{{Z}}. </w:t>
             </w:r>
             <w:r>
               <w:rPr>
@@ -26072,17 +22788,7 @@
                 <w:sz w:val="24"/>
                 <w:szCs w:val="24"/>
               </w:rPr>
-              <w:t>{{Y}</w:t>
-            </w:r>
-            <w:proofErr w:type="gramStart"/>
-            <w:r>
-              <w:rPr>
-                <w:rFonts w:ascii="Bookman Old Style" w:eastAsia="Arial" w:hAnsi="Bookman Old Style" w:cs="Arial"/>
-                <w:b/>
-                <w:sz w:val="24"/>
-                <w:szCs w:val="24"/>
-              </w:rPr>
-              <w:t>}</w:t>
+              <w:t>{{Y}}</w:t>
             </w:r>
             <w:r>
               <w:rPr>
@@ -26099,17 +22805,7 @@
                 <w:sz w:val="24"/>
                 <w:szCs w:val="24"/>
               </w:rPr>
-              <w:t>{</w:t>
-            </w:r>
-            <w:proofErr w:type="gramEnd"/>
-            <w:r>
-              <w:rPr>
-                <w:rFonts w:ascii="Bookman Old Style" w:eastAsia="Arial" w:hAnsi="Bookman Old Style" w:cs="Arial"/>
-                <w:b/>
-                <w:sz w:val="24"/>
-                <w:szCs w:val="24"/>
-              </w:rPr>
-              <w:t xml:space="preserve">{Z}}. </w:t>
+              <w:t xml:space="preserve">{{Z}}. </w:t>
             </w:r>
             <w:r>
               <w:rPr>
@@ -26228,17 +22924,7 @@
                 <w:sz w:val="24"/>
                 <w:szCs w:val="24"/>
               </w:rPr>
-              <w:t>{{Y}</w:t>
-            </w:r>
-            <w:proofErr w:type="gramStart"/>
-            <w:r>
-              <w:rPr>
-                <w:rFonts w:ascii="Bookman Old Style" w:eastAsia="Arial" w:hAnsi="Bookman Old Style" w:cs="Arial"/>
-                <w:b/>
-                <w:sz w:val="24"/>
-                <w:szCs w:val="24"/>
-              </w:rPr>
-              <w:t>}</w:t>
+              <w:t>{{Y}}</w:t>
             </w:r>
             <w:r>
               <w:rPr>
@@ -26255,17 +22941,7 @@
                 <w:sz w:val="24"/>
                 <w:szCs w:val="24"/>
               </w:rPr>
-              <w:t>{</w:t>
-            </w:r>
-            <w:proofErr w:type="gramEnd"/>
-            <w:r>
-              <w:rPr>
-                <w:rFonts w:ascii="Bookman Old Style" w:eastAsia="Arial" w:hAnsi="Bookman Old Style" w:cs="Arial"/>
-                <w:b/>
-                <w:sz w:val="24"/>
-                <w:szCs w:val="24"/>
-              </w:rPr>
-              <w:t xml:space="preserve">{Z}}. </w:t>
+              <w:t xml:space="preserve">{{Z}}. </w:t>
             </w:r>
             <w:r>
               <w:rPr>
@@ -26530,17 +23206,7 @@
                 <w:sz w:val="24"/>
                 <w:szCs w:val="24"/>
               </w:rPr>
-              <w:t>{{Y}</w:t>
-            </w:r>
-            <w:proofErr w:type="gramStart"/>
-            <w:r>
-              <w:rPr>
-                <w:rFonts w:ascii="Bookman Old Style" w:eastAsia="Arial" w:hAnsi="Bookman Old Style" w:cs="Arial"/>
-                <w:b/>
-                <w:sz w:val="24"/>
-                <w:szCs w:val="24"/>
-              </w:rPr>
-              <w:t>}</w:t>
+              <w:t>{{Y}}</w:t>
             </w:r>
             <w:r>
               <w:rPr>
@@ -26557,17 +23223,7 @@
                 <w:sz w:val="24"/>
                 <w:szCs w:val="24"/>
               </w:rPr>
-              <w:t>{</w:t>
-            </w:r>
-            <w:proofErr w:type="gramEnd"/>
-            <w:r>
-              <w:rPr>
-                <w:rFonts w:ascii="Bookman Old Style" w:eastAsia="Arial" w:hAnsi="Bookman Old Style" w:cs="Arial"/>
-                <w:b/>
-                <w:sz w:val="24"/>
-                <w:szCs w:val="24"/>
-              </w:rPr>
-              <w:t xml:space="preserve">{Z}}. </w:t>
+              <w:t xml:space="preserve">{{Z}}. </w:t>
             </w:r>
             <w:r>
               <w:rPr>
@@ -26611,27 +23267,7 @@
                 <w:sz w:val="24"/>
                 <w:szCs w:val="24"/>
               </w:rPr>
-              <w:t>{{</w:t>
-            </w:r>
-            <w:proofErr w:type="spellStart"/>
-            <w:r>
-              <w:rPr>
-                <w:rFonts w:ascii="Bookman Old Style" w:eastAsia="Arial" w:hAnsi="Bookman Old Style" w:cs="Arial"/>
-                <w:b/>
-                <w:sz w:val="24"/>
-                <w:szCs w:val="24"/>
-              </w:rPr>
-              <w:t>Contents_Z</w:t>
-            </w:r>
-            <w:proofErr w:type="spellEnd"/>
-            <w:r>
-              <w:rPr>
-                <w:rFonts w:ascii="Bookman Old Style" w:eastAsia="Arial" w:hAnsi="Bookman Old Style" w:cs="Arial"/>
-                <w:b/>
-                <w:sz w:val="24"/>
-                <w:szCs w:val="24"/>
-              </w:rPr>
-              <w:t>}}</w:t>
+              <w:t>{{Contents_Z}}</w:t>
             </w:r>
           </w:p>
         </w:tc>
@@ -26714,17 +23350,7 @@
                 <w:sz w:val="24"/>
                 <w:szCs w:val="24"/>
               </w:rPr>
-              <w:t>{{Y}</w:t>
-            </w:r>
-            <w:proofErr w:type="gramStart"/>
-            <w:r>
-              <w:rPr>
-                <w:rFonts w:ascii="Bookman Old Style" w:eastAsia="Arial" w:hAnsi="Bookman Old Style" w:cs="Arial"/>
-                <w:b/>
-                <w:sz w:val="24"/>
-                <w:szCs w:val="24"/>
-              </w:rPr>
-              <w:t>}</w:t>
+              <w:t>{{Y}}</w:t>
             </w:r>
             <w:r>
               <w:rPr>
@@ -26741,17 +23367,7 @@
                 <w:sz w:val="24"/>
                 <w:szCs w:val="24"/>
               </w:rPr>
-              <w:t>{</w:t>
-            </w:r>
-            <w:proofErr w:type="gramEnd"/>
-            <w:r>
-              <w:rPr>
-                <w:rFonts w:ascii="Bookman Old Style" w:eastAsia="Arial" w:hAnsi="Bookman Old Style" w:cs="Arial"/>
-                <w:b/>
-                <w:sz w:val="24"/>
-                <w:szCs w:val="24"/>
-              </w:rPr>
-              <w:t xml:space="preserve">{Z}}. </w:t>
+              <w:t xml:space="preserve">{{Z}}. </w:t>
             </w:r>
             <w:r>
               <w:rPr>
@@ -26870,17 +23486,7 @@
                 <w:sz w:val="24"/>
                 <w:szCs w:val="24"/>
               </w:rPr>
-              <w:t>{{Y}</w:t>
-            </w:r>
-            <w:proofErr w:type="gramStart"/>
-            <w:r>
-              <w:rPr>
-                <w:rFonts w:ascii="Bookman Old Style" w:eastAsia="Arial" w:hAnsi="Bookman Old Style" w:cs="Arial"/>
-                <w:b/>
-                <w:sz w:val="24"/>
-                <w:szCs w:val="24"/>
-              </w:rPr>
-              <w:t>}</w:t>
+              <w:t>{{Y}}</w:t>
             </w:r>
             <w:r>
               <w:rPr>
@@ -26897,17 +23503,7 @@
                 <w:sz w:val="24"/>
                 <w:szCs w:val="24"/>
               </w:rPr>
-              <w:t>{</w:t>
-            </w:r>
-            <w:proofErr w:type="gramEnd"/>
-            <w:r>
-              <w:rPr>
-                <w:rFonts w:ascii="Bookman Old Style" w:eastAsia="Arial" w:hAnsi="Bookman Old Style" w:cs="Arial"/>
-                <w:b/>
-                <w:sz w:val="24"/>
-                <w:szCs w:val="24"/>
-              </w:rPr>
-              <w:t xml:space="preserve">{Z}}. </w:t>
+              <w:t xml:space="preserve">{{Z}}. </w:t>
             </w:r>
             <w:r>
               <w:rPr>
@@ -27026,17 +23622,7 @@
                 <w:sz w:val="24"/>
                 <w:szCs w:val="24"/>
               </w:rPr>
-              <w:t>{{Y}</w:t>
-            </w:r>
-            <w:proofErr w:type="gramStart"/>
-            <w:r>
-              <w:rPr>
-                <w:rFonts w:ascii="Bookman Old Style" w:eastAsia="Arial" w:hAnsi="Bookman Old Style" w:cs="Arial"/>
-                <w:b/>
-                <w:sz w:val="24"/>
-                <w:szCs w:val="24"/>
-              </w:rPr>
-              <w:t>}</w:t>
+              <w:t>{{Y}}</w:t>
             </w:r>
             <w:r>
               <w:rPr>
@@ -27053,17 +23639,7 @@
                 <w:sz w:val="24"/>
                 <w:szCs w:val="24"/>
               </w:rPr>
-              <w:t>{</w:t>
-            </w:r>
-            <w:proofErr w:type="gramEnd"/>
-            <w:r>
-              <w:rPr>
-                <w:rFonts w:ascii="Bookman Old Style" w:eastAsia="Arial" w:hAnsi="Bookman Old Style" w:cs="Arial"/>
-                <w:b/>
-                <w:sz w:val="24"/>
-                <w:szCs w:val="24"/>
-              </w:rPr>
-              <w:t xml:space="preserve">{Z}}. </w:t>
+              <w:t xml:space="preserve">{{Z}}. </w:t>
             </w:r>
             <w:r>
               <w:rPr>
@@ -27182,17 +23758,7 @@
                 <w:sz w:val="24"/>
                 <w:szCs w:val="24"/>
               </w:rPr>
-              <w:t>{{Y}</w:t>
-            </w:r>
-            <w:proofErr w:type="gramStart"/>
-            <w:r>
-              <w:rPr>
-                <w:rFonts w:ascii="Bookman Old Style" w:eastAsia="Arial" w:hAnsi="Bookman Old Style" w:cs="Arial"/>
-                <w:b/>
-                <w:sz w:val="24"/>
-                <w:szCs w:val="24"/>
-              </w:rPr>
-              <w:t>}</w:t>
+              <w:t>{{Y}}</w:t>
             </w:r>
             <w:r>
               <w:rPr>
@@ -27209,17 +23775,7 @@
                 <w:sz w:val="24"/>
                 <w:szCs w:val="24"/>
               </w:rPr>
-              <w:t>{</w:t>
-            </w:r>
-            <w:proofErr w:type="gramEnd"/>
-            <w:r>
-              <w:rPr>
-                <w:rFonts w:ascii="Bookman Old Style" w:eastAsia="Arial" w:hAnsi="Bookman Old Style" w:cs="Arial"/>
-                <w:b/>
-                <w:sz w:val="24"/>
-                <w:szCs w:val="24"/>
-              </w:rPr>
-              <w:t xml:space="preserve">{Z}}. </w:t>
+              <w:t xml:space="preserve">{{Z}}. </w:t>
             </w:r>
             <w:r>
               <w:rPr>
@@ -27338,17 +23894,7 @@
                 <w:sz w:val="24"/>
                 <w:szCs w:val="24"/>
               </w:rPr>
-              <w:t>{{Y}</w:t>
-            </w:r>
-            <w:proofErr w:type="gramStart"/>
-            <w:r>
-              <w:rPr>
-                <w:rFonts w:ascii="Bookman Old Style" w:eastAsia="Arial" w:hAnsi="Bookman Old Style" w:cs="Arial"/>
-                <w:b/>
-                <w:sz w:val="24"/>
-                <w:szCs w:val="24"/>
-              </w:rPr>
-              <w:t>}</w:t>
+              <w:t>{{Y}}</w:t>
             </w:r>
             <w:r>
               <w:rPr>
@@ -27365,17 +23911,7 @@
                 <w:sz w:val="24"/>
                 <w:szCs w:val="24"/>
               </w:rPr>
-              <w:t>{</w:t>
-            </w:r>
-            <w:proofErr w:type="gramEnd"/>
-            <w:r>
-              <w:rPr>
-                <w:rFonts w:ascii="Bookman Old Style" w:eastAsia="Arial" w:hAnsi="Bookman Old Style" w:cs="Arial"/>
-                <w:b/>
-                <w:sz w:val="24"/>
-                <w:szCs w:val="24"/>
-              </w:rPr>
-              <w:t xml:space="preserve">{Z}}. </w:t>
+              <w:t xml:space="preserve">{{Z}}. </w:t>
             </w:r>
             <w:r>
               <w:rPr>
@@ -27494,17 +24030,7 @@
                 <w:sz w:val="24"/>
                 <w:szCs w:val="24"/>
               </w:rPr>
-              <w:t>{{Y}</w:t>
-            </w:r>
-            <w:proofErr w:type="gramStart"/>
-            <w:r>
-              <w:rPr>
-                <w:rFonts w:ascii="Bookman Old Style" w:eastAsia="Arial" w:hAnsi="Bookman Old Style" w:cs="Arial"/>
-                <w:b/>
-                <w:sz w:val="24"/>
-                <w:szCs w:val="24"/>
-              </w:rPr>
-              <w:t>}</w:t>
+              <w:t>{{Y}}</w:t>
             </w:r>
             <w:r>
               <w:rPr>
@@ -27521,17 +24047,7 @@
                 <w:sz w:val="24"/>
                 <w:szCs w:val="24"/>
               </w:rPr>
-              <w:t>{</w:t>
-            </w:r>
-            <w:proofErr w:type="gramEnd"/>
-            <w:r>
-              <w:rPr>
-                <w:rFonts w:ascii="Bookman Old Style" w:eastAsia="Arial" w:hAnsi="Bookman Old Style" w:cs="Arial"/>
-                <w:b/>
-                <w:sz w:val="24"/>
-                <w:szCs w:val="24"/>
-              </w:rPr>
-              <w:t xml:space="preserve">{Z}}. </w:t>
+              <w:t xml:space="preserve">{{Z}}. </w:t>
             </w:r>
             <w:r>
               <w:rPr>
@@ -27650,17 +24166,7 @@
                 <w:sz w:val="24"/>
                 <w:szCs w:val="24"/>
               </w:rPr>
-              <w:t>{{Y}</w:t>
-            </w:r>
-            <w:proofErr w:type="gramStart"/>
-            <w:r>
-              <w:rPr>
-                <w:rFonts w:ascii="Bookman Old Style" w:eastAsia="Arial" w:hAnsi="Bookman Old Style" w:cs="Arial"/>
-                <w:b/>
-                <w:sz w:val="24"/>
-                <w:szCs w:val="24"/>
-              </w:rPr>
-              <w:t>}</w:t>
+              <w:t>{{Y}}</w:t>
             </w:r>
             <w:r>
               <w:rPr>
@@ -27677,17 +24183,7 @@
                 <w:sz w:val="24"/>
                 <w:szCs w:val="24"/>
               </w:rPr>
-              <w:t>{</w:t>
-            </w:r>
-            <w:proofErr w:type="gramEnd"/>
-            <w:r>
-              <w:rPr>
-                <w:rFonts w:ascii="Bookman Old Style" w:eastAsia="Arial" w:hAnsi="Bookman Old Style" w:cs="Arial"/>
-                <w:b/>
-                <w:sz w:val="24"/>
-                <w:szCs w:val="24"/>
-              </w:rPr>
-              <w:t xml:space="preserve">{Z}}. </w:t>
+              <w:t xml:space="preserve">{{Z}}. </w:t>
             </w:r>
             <w:r>
               <w:rPr>
@@ -27806,17 +24302,7 @@
                 <w:sz w:val="24"/>
                 <w:szCs w:val="24"/>
               </w:rPr>
-              <w:t>{{Y}</w:t>
-            </w:r>
-            <w:proofErr w:type="gramStart"/>
-            <w:r>
-              <w:rPr>
-                <w:rFonts w:ascii="Bookman Old Style" w:eastAsia="Arial" w:hAnsi="Bookman Old Style" w:cs="Arial"/>
-                <w:b/>
-                <w:sz w:val="24"/>
-                <w:szCs w:val="24"/>
-              </w:rPr>
-              <w:t>}</w:t>
+              <w:t>{{Y}}</w:t>
             </w:r>
             <w:r>
               <w:rPr>
@@ -27833,17 +24319,7 @@
                 <w:sz w:val="24"/>
                 <w:szCs w:val="24"/>
               </w:rPr>
-              <w:t>{</w:t>
-            </w:r>
-            <w:proofErr w:type="gramEnd"/>
-            <w:r>
-              <w:rPr>
-                <w:rFonts w:ascii="Bookman Old Style" w:eastAsia="Arial" w:hAnsi="Bookman Old Style" w:cs="Arial"/>
-                <w:b/>
-                <w:sz w:val="24"/>
-                <w:szCs w:val="24"/>
-              </w:rPr>
-              <w:t xml:space="preserve">{Z}}. </w:t>
+              <w:t xml:space="preserve">{{Z}}. </w:t>
             </w:r>
             <w:r>
               <w:rPr>
@@ -27962,17 +24438,7 @@
                 <w:sz w:val="24"/>
                 <w:szCs w:val="24"/>
               </w:rPr>
-              <w:t>{{Y}</w:t>
-            </w:r>
-            <w:proofErr w:type="gramStart"/>
-            <w:r>
-              <w:rPr>
-                <w:rFonts w:ascii="Bookman Old Style" w:eastAsia="Arial" w:hAnsi="Bookman Old Style" w:cs="Arial"/>
-                <w:b/>
-                <w:sz w:val="24"/>
-                <w:szCs w:val="24"/>
-              </w:rPr>
-              <w:t>}</w:t>
+              <w:t>{{Y}}</w:t>
             </w:r>
             <w:r>
               <w:rPr>
@@ -27989,17 +24455,7 @@
                 <w:sz w:val="24"/>
                 <w:szCs w:val="24"/>
               </w:rPr>
-              <w:t>{</w:t>
-            </w:r>
-            <w:proofErr w:type="gramEnd"/>
-            <w:r>
-              <w:rPr>
-                <w:rFonts w:ascii="Bookman Old Style" w:eastAsia="Arial" w:hAnsi="Bookman Old Style" w:cs="Arial"/>
-                <w:b/>
-                <w:sz w:val="24"/>
-                <w:szCs w:val="24"/>
-              </w:rPr>
-              <w:t xml:space="preserve">{Z}}. </w:t>
+              <w:t xml:space="preserve">{{Z}}. </w:t>
             </w:r>
             <w:r>
               <w:rPr>
@@ -28118,17 +24574,7 @@
                 <w:sz w:val="24"/>
                 <w:szCs w:val="24"/>
               </w:rPr>
-              <w:t>{{Y}</w:t>
-            </w:r>
-            <w:proofErr w:type="gramStart"/>
-            <w:r>
-              <w:rPr>
-                <w:rFonts w:ascii="Bookman Old Style" w:eastAsia="Arial" w:hAnsi="Bookman Old Style" w:cs="Arial"/>
-                <w:b/>
-                <w:sz w:val="24"/>
-                <w:szCs w:val="24"/>
-              </w:rPr>
-              <w:t>}</w:t>
+              <w:t>{{Y}}</w:t>
             </w:r>
             <w:r>
               <w:rPr>
@@ -28145,17 +24591,7 @@
                 <w:sz w:val="24"/>
                 <w:szCs w:val="24"/>
               </w:rPr>
-              <w:t>{</w:t>
-            </w:r>
-            <w:proofErr w:type="gramEnd"/>
-            <w:r>
-              <w:rPr>
-                <w:rFonts w:ascii="Bookman Old Style" w:eastAsia="Arial" w:hAnsi="Bookman Old Style" w:cs="Arial"/>
-                <w:b/>
-                <w:sz w:val="24"/>
-                <w:szCs w:val="24"/>
-              </w:rPr>
-              <w:t xml:space="preserve">{Z}}. </w:t>
+              <w:t xml:space="preserve">{{Z}}. </w:t>
             </w:r>
             <w:r>
               <w:rPr>
@@ -28274,17 +24710,7 @@
                 <w:sz w:val="24"/>
                 <w:szCs w:val="24"/>
               </w:rPr>
-              <w:t>{{Y}</w:t>
-            </w:r>
-            <w:proofErr w:type="gramStart"/>
-            <w:r>
-              <w:rPr>
-                <w:rFonts w:ascii="Bookman Old Style" w:eastAsia="Arial" w:hAnsi="Bookman Old Style" w:cs="Arial"/>
-                <w:b/>
-                <w:sz w:val="24"/>
-                <w:szCs w:val="24"/>
-              </w:rPr>
-              <w:t>}</w:t>
+              <w:t>{{Y}}</w:t>
             </w:r>
             <w:r>
               <w:rPr>
@@ -28301,17 +24727,7 @@
                 <w:sz w:val="24"/>
                 <w:szCs w:val="24"/>
               </w:rPr>
-              <w:t>{</w:t>
-            </w:r>
-            <w:proofErr w:type="gramEnd"/>
-            <w:r>
-              <w:rPr>
-                <w:rFonts w:ascii="Bookman Old Style" w:eastAsia="Arial" w:hAnsi="Bookman Old Style" w:cs="Arial"/>
-                <w:b/>
-                <w:sz w:val="24"/>
-                <w:szCs w:val="24"/>
-              </w:rPr>
-              <w:t xml:space="preserve">{Z}}. </w:t>
+              <w:t xml:space="preserve">{{Z}}. </w:t>
             </w:r>
             <w:r>
               <w:rPr>
@@ -28430,17 +24846,7 @@
                 <w:sz w:val="24"/>
                 <w:szCs w:val="24"/>
               </w:rPr>
-              <w:t>{{Y}</w:t>
-            </w:r>
-            <w:proofErr w:type="gramStart"/>
-            <w:r>
-              <w:rPr>
-                <w:rFonts w:ascii="Bookman Old Style" w:eastAsia="Arial" w:hAnsi="Bookman Old Style" w:cs="Arial"/>
-                <w:b/>
-                <w:sz w:val="24"/>
-                <w:szCs w:val="24"/>
-              </w:rPr>
-              <w:t>}</w:t>
+              <w:t>{{Y}}</w:t>
             </w:r>
             <w:r>
               <w:rPr>
@@ -28457,17 +24863,7 @@
                 <w:sz w:val="24"/>
                 <w:szCs w:val="24"/>
               </w:rPr>
-              <w:t>{</w:t>
-            </w:r>
-            <w:proofErr w:type="gramEnd"/>
-            <w:r>
-              <w:rPr>
-                <w:rFonts w:ascii="Bookman Old Style" w:eastAsia="Arial" w:hAnsi="Bookman Old Style" w:cs="Arial"/>
-                <w:b/>
-                <w:sz w:val="24"/>
-                <w:szCs w:val="24"/>
-              </w:rPr>
-              <w:t xml:space="preserve">{Z}}. </w:t>
+              <w:t xml:space="preserve">{{Z}}. </w:t>
             </w:r>
             <w:r>
               <w:rPr>
@@ -28587,17 +24983,7 @@
                 <w:sz w:val="24"/>
                 <w:szCs w:val="24"/>
               </w:rPr>
-              <w:t>{{Y}</w:t>
-            </w:r>
-            <w:proofErr w:type="gramStart"/>
-            <w:r>
-              <w:rPr>
-                <w:rFonts w:ascii="Bookman Old Style" w:eastAsia="Arial" w:hAnsi="Bookman Old Style" w:cs="Arial"/>
-                <w:b/>
-                <w:sz w:val="24"/>
-                <w:szCs w:val="24"/>
-              </w:rPr>
-              <w:t>}</w:t>
+              <w:t>{{Y}}</w:t>
             </w:r>
             <w:r>
               <w:rPr>
@@ -28614,17 +25000,7 @@
                 <w:sz w:val="24"/>
                 <w:szCs w:val="24"/>
               </w:rPr>
-              <w:t>{</w:t>
-            </w:r>
-            <w:proofErr w:type="gramEnd"/>
-            <w:r>
-              <w:rPr>
-                <w:rFonts w:ascii="Bookman Old Style" w:eastAsia="Arial" w:hAnsi="Bookman Old Style" w:cs="Arial"/>
-                <w:b/>
-                <w:sz w:val="24"/>
-                <w:szCs w:val="24"/>
-              </w:rPr>
-              <w:t xml:space="preserve">{Z}}. </w:t>
+              <w:t xml:space="preserve">{{Z}}. </w:t>
             </w:r>
             <w:r>
               <w:rPr>
@@ -28743,17 +25119,7 @@
                 <w:sz w:val="24"/>
                 <w:szCs w:val="24"/>
               </w:rPr>
-              <w:t>{{Y}</w:t>
-            </w:r>
-            <w:proofErr w:type="gramStart"/>
-            <w:r>
-              <w:rPr>
-                <w:rFonts w:ascii="Bookman Old Style" w:eastAsia="Arial" w:hAnsi="Bookman Old Style" w:cs="Arial"/>
-                <w:b/>
-                <w:sz w:val="24"/>
-                <w:szCs w:val="24"/>
-              </w:rPr>
-              <w:t>}</w:t>
+              <w:t>{{Y}}</w:t>
             </w:r>
             <w:r>
               <w:rPr>
@@ -28770,17 +25136,7 @@
                 <w:sz w:val="24"/>
                 <w:szCs w:val="24"/>
               </w:rPr>
-              <w:t>{</w:t>
-            </w:r>
-            <w:proofErr w:type="gramEnd"/>
-            <w:r>
-              <w:rPr>
-                <w:rFonts w:ascii="Bookman Old Style" w:eastAsia="Arial" w:hAnsi="Bookman Old Style" w:cs="Arial"/>
-                <w:b/>
-                <w:sz w:val="24"/>
-                <w:szCs w:val="24"/>
-              </w:rPr>
-              <w:t xml:space="preserve">{Z}}. </w:t>
+              <w:t xml:space="preserve">{{Z}}. </w:t>
             </w:r>
             <w:r>
               <w:rPr>
@@ -29045,17 +25401,7 @@
                 <w:sz w:val="24"/>
                 <w:szCs w:val="24"/>
               </w:rPr>
-              <w:t>{{Y}</w:t>
-            </w:r>
-            <w:proofErr w:type="gramStart"/>
-            <w:r>
-              <w:rPr>
-                <w:rFonts w:ascii="Bookman Old Style" w:eastAsia="Arial" w:hAnsi="Bookman Old Style" w:cs="Arial"/>
-                <w:b/>
-                <w:sz w:val="24"/>
-                <w:szCs w:val="24"/>
-              </w:rPr>
-              <w:t>}</w:t>
+              <w:t>{{Y}}</w:t>
             </w:r>
             <w:r>
               <w:rPr>
@@ -29072,17 +25418,7 @@
                 <w:sz w:val="24"/>
                 <w:szCs w:val="24"/>
               </w:rPr>
-              <w:t>{</w:t>
-            </w:r>
-            <w:proofErr w:type="gramEnd"/>
-            <w:r>
-              <w:rPr>
-                <w:rFonts w:ascii="Bookman Old Style" w:eastAsia="Arial" w:hAnsi="Bookman Old Style" w:cs="Arial"/>
-                <w:b/>
-                <w:sz w:val="24"/>
-                <w:szCs w:val="24"/>
-              </w:rPr>
-              <w:t xml:space="preserve">{Z}}. </w:t>
+              <w:t xml:space="preserve">{{Z}}. </w:t>
             </w:r>
             <w:r>
               <w:rPr>
@@ -29126,27 +25462,7 @@
                 <w:sz w:val="24"/>
                 <w:szCs w:val="24"/>
               </w:rPr>
-              <w:t>{{</w:t>
-            </w:r>
-            <w:proofErr w:type="spellStart"/>
-            <w:r>
-              <w:rPr>
-                <w:rFonts w:ascii="Bookman Old Style" w:eastAsia="Arial" w:hAnsi="Bookman Old Style" w:cs="Arial"/>
-                <w:b/>
-                <w:sz w:val="24"/>
-                <w:szCs w:val="24"/>
-              </w:rPr>
-              <w:t>Contents_Z</w:t>
-            </w:r>
-            <w:proofErr w:type="spellEnd"/>
-            <w:r>
-              <w:rPr>
-                <w:rFonts w:ascii="Bookman Old Style" w:eastAsia="Arial" w:hAnsi="Bookman Old Style" w:cs="Arial"/>
-                <w:b/>
-                <w:sz w:val="24"/>
-                <w:szCs w:val="24"/>
-              </w:rPr>
-              <w:t>}}</w:t>
+              <w:t>{{Contents_Z}}</w:t>
             </w:r>
           </w:p>
         </w:tc>
@@ -29229,17 +25545,7 @@
                 <w:sz w:val="24"/>
                 <w:szCs w:val="24"/>
               </w:rPr>
-              <w:t>{{Y}</w:t>
-            </w:r>
-            <w:proofErr w:type="gramStart"/>
-            <w:r>
-              <w:rPr>
-                <w:rFonts w:ascii="Bookman Old Style" w:eastAsia="Arial" w:hAnsi="Bookman Old Style" w:cs="Arial"/>
-                <w:b/>
-                <w:sz w:val="24"/>
-                <w:szCs w:val="24"/>
-              </w:rPr>
-              <w:t>}</w:t>
+              <w:t>{{Y}}</w:t>
             </w:r>
             <w:r>
               <w:rPr>
@@ -29256,17 +25562,7 @@
                 <w:sz w:val="24"/>
                 <w:szCs w:val="24"/>
               </w:rPr>
-              <w:t>{</w:t>
-            </w:r>
-            <w:proofErr w:type="gramEnd"/>
-            <w:r>
-              <w:rPr>
-                <w:rFonts w:ascii="Bookman Old Style" w:eastAsia="Arial" w:hAnsi="Bookman Old Style" w:cs="Arial"/>
-                <w:b/>
-                <w:sz w:val="24"/>
-                <w:szCs w:val="24"/>
-              </w:rPr>
-              <w:t xml:space="preserve">{Z}}. </w:t>
+              <w:t xml:space="preserve">{{Z}}. </w:t>
             </w:r>
             <w:r>
               <w:rPr>
@@ -29386,17 +25682,7 @@
                 <w:szCs w:val="24"/>
               </w:rPr>
               <w:lastRenderedPageBreak/>
-              <w:t>{{Y}</w:t>
-            </w:r>
-            <w:proofErr w:type="gramStart"/>
-            <w:r>
-              <w:rPr>
-                <w:rFonts w:ascii="Bookman Old Style" w:eastAsia="Arial" w:hAnsi="Bookman Old Style" w:cs="Arial"/>
-                <w:b/>
-                <w:sz w:val="24"/>
-                <w:szCs w:val="24"/>
-              </w:rPr>
-              <w:t>}</w:t>
+              <w:t>{{Y}}</w:t>
             </w:r>
             <w:r>
               <w:rPr>
@@ -29413,17 +25699,7 @@
                 <w:sz w:val="24"/>
                 <w:szCs w:val="24"/>
               </w:rPr>
-              <w:t>{</w:t>
-            </w:r>
-            <w:proofErr w:type="gramEnd"/>
-            <w:r>
-              <w:rPr>
-                <w:rFonts w:ascii="Bookman Old Style" w:eastAsia="Arial" w:hAnsi="Bookman Old Style" w:cs="Arial"/>
-                <w:b/>
-                <w:sz w:val="24"/>
-                <w:szCs w:val="24"/>
-              </w:rPr>
-              <w:t xml:space="preserve">{Z}}. </w:t>
+              <w:t xml:space="preserve">{{Z}}. </w:t>
             </w:r>
             <w:r>
               <w:rPr>
@@ -29542,17 +25818,7 @@
                 <w:sz w:val="24"/>
                 <w:szCs w:val="24"/>
               </w:rPr>
-              <w:t>{{Y}</w:t>
-            </w:r>
-            <w:proofErr w:type="gramStart"/>
-            <w:r>
-              <w:rPr>
-                <w:rFonts w:ascii="Bookman Old Style" w:eastAsia="Arial" w:hAnsi="Bookman Old Style" w:cs="Arial"/>
-                <w:b/>
-                <w:sz w:val="24"/>
-                <w:szCs w:val="24"/>
-              </w:rPr>
-              <w:t>}</w:t>
+              <w:t>{{Y}}</w:t>
             </w:r>
             <w:r>
               <w:rPr>
@@ -29569,17 +25835,7 @@
                 <w:sz w:val="24"/>
                 <w:szCs w:val="24"/>
               </w:rPr>
-              <w:t>{</w:t>
-            </w:r>
-            <w:proofErr w:type="gramEnd"/>
-            <w:r>
-              <w:rPr>
-                <w:rFonts w:ascii="Bookman Old Style" w:eastAsia="Arial" w:hAnsi="Bookman Old Style" w:cs="Arial"/>
-                <w:b/>
-                <w:sz w:val="24"/>
-                <w:szCs w:val="24"/>
-              </w:rPr>
-              <w:t xml:space="preserve">{Z}}. </w:t>
+              <w:t xml:space="preserve">{{Z}}. </w:t>
             </w:r>
             <w:r>
               <w:rPr>
@@ -29698,17 +25954,7 @@
                 <w:sz w:val="24"/>
                 <w:szCs w:val="24"/>
               </w:rPr>
-              <w:t>{{Y}</w:t>
-            </w:r>
-            <w:proofErr w:type="gramStart"/>
-            <w:r>
-              <w:rPr>
-                <w:rFonts w:ascii="Bookman Old Style" w:eastAsia="Arial" w:hAnsi="Bookman Old Style" w:cs="Arial"/>
-                <w:b/>
-                <w:sz w:val="24"/>
-                <w:szCs w:val="24"/>
-              </w:rPr>
-              <w:t>}</w:t>
+              <w:t>{{Y}}</w:t>
             </w:r>
             <w:r>
               <w:rPr>
@@ -29725,17 +25971,7 @@
                 <w:sz w:val="24"/>
                 <w:szCs w:val="24"/>
               </w:rPr>
-              <w:t>{</w:t>
-            </w:r>
-            <w:proofErr w:type="gramEnd"/>
-            <w:r>
-              <w:rPr>
-                <w:rFonts w:ascii="Bookman Old Style" w:eastAsia="Arial" w:hAnsi="Bookman Old Style" w:cs="Arial"/>
-                <w:b/>
-                <w:sz w:val="24"/>
-                <w:szCs w:val="24"/>
-              </w:rPr>
-              <w:t xml:space="preserve">{Z}}. </w:t>
+              <w:t xml:space="preserve">{{Z}}. </w:t>
             </w:r>
             <w:r>
               <w:rPr>
@@ -29854,17 +26090,7 @@
                 <w:sz w:val="24"/>
                 <w:szCs w:val="24"/>
               </w:rPr>
-              <w:t>{{Y}</w:t>
-            </w:r>
-            <w:proofErr w:type="gramStart"/>
-            <w:r>
-              <w:rPr>
-                <w:rFonts w:ascii="Bookman Old Style" w:eastAsia="Arial" w:hAnsi="Bookman Old Style" w:cs="Arial"/>
-                <w:b/>
-                <w:sz w:val="24"/>
-                <w:szCs w:val="24"/>
-              </w:rPr>
-              <w:t>}</w:t>
+              <w:t>{{Y}}</w:t>
             </w:r>
             <w:r>
               <w:rPr>
@@ -29881,17 +26107,7 @@
                 <w:sz w:val="24"/>
                 <w:szCs w:val="24"/>
               </w:rPr>
-              <w:t>{</w:t>
-            </w:r>
-            <w:proofErr w:type="gramEnd"/>
-            <w:r>
-              <w:rPr>
-                <w:rFonts w:ascii="Bookman Old Style" w:eastAsia="Arial" w:hAnsi="Bookman Old Style" w:cs="Arial"/>
-                <w:b/>
-                <w:sz w:val="24"/>
-                <w:szCs w:val="24"/>
-              </w:rPr>
-              <w:t xml:space="preserve">{Z}}. </w:t>
+              <w:t xml:space="preserve">{{Z}}. </w:t>
             </w:r>
             <w:r>
               <w:rPr>
@@ -30010,17 +26226,7 @@
                 <w:sz w:val="24"/>
                 <w:szCs w:val="24"/>
               </w:rPr>
-              <w:t>{{Y}</w:t>
-            </w:r>
-            <w:proofErr w:type="gramStart"/>
-            <w:r>
-              <w:rPr>
-                <w:rFonts w:ascii="Bookman Old Style" w:eastAsia="Arial" w:hAnsi="Bookman Old Style" w:cs="Arial"/>
-                <w:b/>
-                <w:sz w:val="24"/>
-                <w:szCs w:val="24"/>
-              </w:rPr>
-              <w:t>}</w:t>
+              <w:t>{{Y}}</w:t>
             </w:r>
             <w:r>
               <w:rPr>
@@ -30037,17 +26243,7 @@
                 <w:sz w:val="24"/>
                 <w:szCs w:val="24"/>
               </w:rPr>
-              <w:t>{</w:t>
-            </w:r>
-            <w:proofErr w:type="gramEnd"/>
-            <w:r>
-              <w:rPr>
-                <w:rFonts w:ascii="Bookman Old Style" w:eastAsia="Arial" w:hAnsi="Bookman Old Style" w:cs="Arial"/>
-                <w:b/>
-                <w:sz w:val="24"/>
-                <w:szCs w:val="24"/>
-              </w:rPr>
-              <w:t xml:space="preserve">{Z}}. </w:t>
+              <w:t xml:space="preserve">{{Z}}. </w:t>
             </w:r>
             <w:r>
               <w:rPr>
@@ -30166,17 +26362,7 @@
                 <w:sz w:val="24"/>
                 <w:szCs w:val="24"/>
               </w:rPr>
-              <w:t>{{Y}</w:t>
-            </w:r>
-            <w:proofErr w:type="gramStart"/>
-            <w:r>
-              <w:rPr>
-                <w:rFonts w:ascii="Bookman Old Style" w:eastAsia="Arial" w:hAnsi="Bookman Old Style" w:cs="Arial"/>
-                <w:b/>
-                <w:sz w:val="24"/>
-                <w:szCs w:val="24"/>
-              </w:rPr>
-              <w:t>}</w:t>
+              <w:t>{{Y}}</w:t>
             </w:r>
             <w:r>
               <w:rPr>
@@ -30193,17 +26379,7 @@
                 <w:sz w:val="24"/>
                 <w:szCs w:val="24"/>
               </w:rPr>
-              <w:t>{</w:t>
-            </w:r>
-            <w:proofErr w:type="gramEnd"/>
-            <w:r>
-              <w:rPr>
-                <w:rFonts w:ascii="Bookman Old Style" w:eastAsia="Arial" w:hAnsi="Bookman Old Style" w:cs="Arial"/>
-                <w:b/>
-                <w:sz w:val="24"/>
-                <w:szCs w:val="24"/>
-              </w:rPr>
-              <w:t xml:space="preserve">{Z}}. </w:t>
+              <w:t xml:space="preserve">{{Z}}. </w:t>
             </w:r>
             <w:r>
               <w:rPr>
@@ -30322,17 +26498,7 @@
                 <w:sz w:val="24"/>
                 <w:szCs w:val="24"/>
               </w:rPr>
-              <w:t>{{Y}</w:t>
-            </w:r>
-            <w:proofErr w:type="gramStart"/>
-            <w:r>
-              <w:rPr>
-                <w:rFonts w:ascii="Bookman Old Style" w:eastAsia="Arial" w:hAnsi="Bookman Old Style" w:cs="Arial"/>
-                <w:b/>
-                <w:sz w:val="24"/>
-                <w:szCs w:val="24"/>
-              </w:rPr>
-              <w:t>}</w:t>
+              <w:t>{{Y}}</w:t>
             </w:r>
             <w:r>
               <w:rPr>
@@ -30349,17 +26515,7 @@
                 <w:sz w:val="24"/>
                 <w:szCs w:val="24"/>
               </w:rPr>
-              <w:t>{</w:t>
-            </w:r>
-            <w:proofErr w:type="gramEnd"/>
-            <w:r>
-              <w:rPr>
-                <w:rFonts w:ascii="Bookman Old Style" w:eastAsia="Arial" w:hAnsi="Bookman Old Style" w:cs="Arial"/>
-                <w:b/>
-                <w:sz w:val="24"/>
-                <w:szCs w:val="24"/>
-              </w:rPr>
-              <w:t xml:space="preserve">{Z}}. </w:t>
+              <w:t xml:space="preserve">{{Z}}. </w:t>
             </w:r>
             <w:r>
               <w:rPr>
@@ -30478,17 +26634,7 @@
                 <w:sz w:val="24"/>
                 <w:szCs w:val="24"/>
               </w:rPr>
-              <w:t>{{Y}</w:t>
-            </w:r>
-            <w:proofErr w:type="gramStart"/>
-            <w:r>
-              <w:rPr>
-                <w:rFonts w:ascii="Bookman Old Style" w:eastAsia="Arial" w:hAnsi="Bookman Old Style" w:cs="Arial"/>
-                <w:b/>
-                <w:sz w:val="24"/>
-                <w:szCs w:val="24"/>
-              </w:rPr>
-              <w:t>}</w:t>
+              <w:t>{{Y}}</w:t>
             </w:r>
             <w:r>
               <w:rPr>
@@ -30505,17 +26651,7 @@
                 <w:sz w:val="24"/>
                 <w:szCs w:val="24"/>
               </w:rPr>
-              <w:t>{</w:t>
-            </w:r>
-            <w:proofErr w:type="gramEnd"/>
-            <w:r>
-              <w:rPr>
-                <w:rFonts w:ascii="Bookman Old Style" w:eastAsia="Arial" w:hAnsi="Bookman Old Style" w:cs="Arial"/>
-                <w:b/>
-                <w:sz w:val="24"/>
-                <w:szCs w:val="24"/>
-              </w:rPr>
-              <w:t xml:space="preserve">{Z}}. </w:t>
+              <w:t xml:space="preserve">{{Z}}. </w:t>
             </w:r>
             <w:r>
               <w:rPr>
@@ -30634,17 +26770,7 @@
                 <w:sz w:val="24"/>
                 <w:szCs w:val="24"/>
               </w:rPr>
-              <w:t>{{Y}</w:t>
-            </w:r>
-            <w:proofErr w:type="gramStart"/>
-            <w:r>
-              <w:rPr>
-                <w:rFonts w:ascii="Bookman Old Style" w:eastAsia="Arial" w:hAnsi="Bookman Old Style" w:cs="Arial"/>
-                <w:b/>
-                <w:sz w:val="24"/>
-                <w:szCs w:val="24"/>
-              </w:rPr>
-              <w:t>}</w:t>
+              <w:t>{{Y}}</w:t>
             </w:r>
             <w:r>
               <w:rPr>
@@ -30661,17 +26787,7 @@
                 <w:sz w:val="24"/>
                 <w:szCs w:val="24"/>
               </w:rPr>
-              <w:t>{</w:t>
-            </w:r>
-            <w:proofErr w:type="gramEnd"/>
-            <w:r>
-              <w:rPr>
-                <w:rFonts w:ascii="Bookman Old Style" w:eastAsia="Arial" w:hAnsi="Bookman Old Style" w:cs="Arial"/>
-                <w:b/>
-                <w:sz w:val="24"/>
-                <w:szCs w:val="24"/>
-              </w:rPr>
-              <w:t xml:space="preserve">{Z}}. </w:t>
+              <w:t xml:space="preserve">{{Z}}. </w:t>
             </w:r>
             <w:r>
               <w:rPr>
@@ -30790,17 +26906,7 @@
                 <w:sz w:val="24"/>
                 <w:szCs w:val="24"/>
               </w:rPr>
-              <w:t>{{Y}</w:t>
-            </w:r>
-            <w:proofErr w:type="gramStart"/>
-            <w:r>
-              <w:rPr>
-                <w:rFonts w:ascii="Bookman Old Style" w:eastAsia="Arial" w:hAnsi="Bookman Old Style" w:cs="Arial"/>
-                <w:b/>
-                <w:sz w:val="24"/>
-                <w:szCs w:val="24"/>
-              </w:rPr>
-              <w:t>}</w:t>
+              <w:t>{{Y}}</w:t>
             </w:r>
             <w:r>
               <w:rPr>
@@ -30817,17 +26923,7 @@
                 <w:sz w:val="24"/>
                 <w:szCs w:val="24"/>
               </w:rPr>
-              <w:t>{</w:t>
-            </w:r>
-            <w:proofErr w:type="gramEnd"/>
-            <w:r>
-              <w:rPr>
-                <w:rFonts w:ascii="Bookman Old Style" w:eastAsia="Arial" w:hAnsi="Bookman Old Style" w:cs="Arial"/>
-                <w:b/>
-                <w:sz w:val="24"/>
-                <w:szCs w:val="24"/>
-              </w:rPr>
-              <w:t xml:space="preserve">{Z}}. </w:t>
+              <w:t xml:space="preserve">{{Z}}. </w:t>
             </w:r>
             <w:r>
               <w:rPr>
@@ -30946,17 +27042,7 @@
                 <w:sz w:val="24"/>
                 <w:szCs w:val="24"/>
               </w:rPr>
-              <w:t>{{Y}</w:t>
-            </w:r>
-            <w:proofErr w:type="gramStart"/>
-            <w:r>
-              <w:rPr>
-                <w:rFonts w:ascii="Bookman Old Style" w:eastAsia="Arial" w:hAnsi="Bookman Old Style" w:cs="Arial"/>
-                <w:b/>
-                <w:sz w:val="24"/>
-                <w:szCs w:val="24"/>
-              </w:rPr>
-              <w:t>}</w:t>
+              <w:t>{{Y}}</w:t>
             </w:r>
             <w:r>
               <w:rPr>
@@ -30973,17 +27059,7 @@
                 <w:sz w:val="24"/>
                 <w:szCs w:val="24"/>
               </w:rPr>
-              <w:t>{</w:t>
-            </w:r>
-            <w:proofErr w:type="gramEnd"/>
-            <w:r>
-              <w:rPr>
-                <w:rFonts w:ascii="Bookman Old Style" w:eastAsia="Arial" w:hAnsi="Bookman Old Style" w:cs="Arial"/>
-                <w:b/>
-                <w:sz w:val="24"/>
-                <w:szCs w:val="24"/>
-              </w:rPr>
-              <w:t xml:space="preserve">{Z}}. </w:t>
+              <w:t xml:space="preserve">{{Z}}. </w:t>
             </w:r>
             <w:r>
               <w:rPr>
@@ -31103,17 +27179,7 @@
                 <w:sz w:val="24"/>
                 <w:szCs w:val="24"/>
               </w:rPr>
-              <w:t>{{Y}</w:t>
-            </w:r>
-            <w:proofErr w:type="gramStart"/>
-            <w:r>
-              <w:rPr>
-                <w:rFonts w:ascii="Bookman Old Style" w:eastAsia="Arial" w:hAnsi="Bookman Old Style" w:cs="Arial"/>
-                <w:b/>
-                <w:sz w:val="24"/>
-                <w:szCs w:val="24"/>
-              </w:rPr>
-              <w:t>}</w:t>
+              <w:t>{{Y}}</w:t>
             </w:r>
             <w:r>
               <w:rPr>
@@ -31130,17 +27196,7 @@
                 <w:sz w:val="24"/>
                 <w:szCs w:val="24"/>
               </w:rPr>
-              <w:t>{</w:t>
-            </w:r>
-            <w:proofErr w:type="gramEnd"/>
-            <w:r>
-              <w:rPr>
-                <w:rFonts w:ascii="Bookman Old Style" w:eastAsia="Arial" w:hAnsi="Bookman Old Style" w:cs="Arial"/>
-                <w:b/>
-                <w:sz w:val="24"/>
-                <w:szCs w:val="24"/>
-              </w:rPr>
-              <w:t xml:space="preserve">{Z}}. </w:t>
+              <w:t xml:space="preserve">{{Z}}. </w:t>
             </w:r>
             <w:r>
               <w:rPr>
@@ -31259,17 +27315,7 @@
                 <w:sz w:val="24"/>
                 <w:szCs w:val="24"/>
               </w:rPr>
-              <w:t>{{Y}</w:t>
-            </w:r>
-            <w:proofErr w:type="gramStart"/>
-            <w:r>
-              <w:rPr>
-                <w:rFonts w:ascii="Bookman Old Style" w:eastAsia="Arial" w:hAnsi="Bookman Old Style" w:cs="Arial"/>
-                <w:b/>
-                <w:sz w:val="24"/>
-                <w:szCs w:val="24"/>
-              </w:rPr>
-              <w:t>}</w:t>
+              <w:t>{{Y}}</w:t>
             </w:r>
             <w:r>
               <w:rPr>
@@ -31286,17 +27332,7 @@
                 <w:sz w:val="24"/>
                 <w:szCs w:val="24"/>
               </w:rPr>
-              <w:t>{</w:t>
-            </w:r>
-            <w:proofErr w:type="gramEnd"/>
-            <w:r>
-              <w:rPr>
-                <w:rFonts w:ascii="Bookman Old Style" w:eastAsia="Arial" w:hAnsi="Bookman Old Style" w:cs="Arial"/>
-                <w:b/>
-                <w:sz w:val="24"/>
-                <w:szCs w:val="24"/>
-              </w:rPr>
-              <w:t xml:space="preserve">{Z}}. </w:t>
+              <w:t xml:space="preserve">{{Z}}. </w:t>
             </w:r>
             <w:r>
               <w:rPr>
@@ -31561,17 +27597,7 @@
                 <w:sz w:val="24"/>
                 <w:szCs w:val="24"/>
               </w:rPr>
-              <w:t>{{Y}</w:t>
-            </w:r>
-            <w:proofErr w:type="gramStart"/>
-            <w:r>
-              <w:rPr>
-                <w:rFonts w:ascii="Bookman Old Style" w:eastAsia="Arial" w:hAnsi="Bookman Old Style" w:cs="Arial"/>
-                <w:b/>
-                <w:sz w:val="24"/>
-                <w:szCs w:val="24"/>
-              </w:rPr>
-              <w:t>}</w:t>
+              <w:t>{{Y}}</w:t>
             </w:r>
             <w:r>
               <w:rPr>
@@ -31588,17 +27614,7 @@
                 <w:sz w:val="24"/>
                 <w:szCs w:val="24"/>
               </w:rPr>
-              <w:t>{</w:t>
-            </w:r>
-            <w:proofErr w:type="gramEnd"/>
-            <w:r>
-              <w:rPr>
-                <w:rFonts w:ascii="Bookman Old Style" w:eastAsia="Arial" w:hAnsi="Bookman Old Style" w:cs="Arial"/>
-                <w:b/>
-                <w:sz w:val="24"/>
-                <w:szCs w:val="24"/>
-              </w:rPr>
-              <w:t xml:space="preserve">{Z}}. </w:t>
+              <w:t xml:space="preserve">{{Z}}. </w:t>
             </w:r>
             <w:r>
               <w:rPr>
@@ -31642,27 +27658,7 @@
                 <w:sz w:val="24"/>
                 <w:szCs w:val="24"/>
               </w:rPr>
-              <w:t>{{</w:t>
-            </w:r>
-            <w:proofErr w:type="spellStart"/>
-            <w:r>
-              <w:rPr>
-                <w:rFonts w:ascii="Bookman Old Style" w:eastAsia="Arial" w:hAnsi="Bookman Old Style" w:cs="Arial"/>
-                <w:b/>
-                <w:sz w:val="24"/>
-                <w:szCs w:val="24"/>
-              </w:rPr>
-              <w:t>Contents_Z</w:t>
-            </w:r>
-            <w:proofErr w:type="spellEnd"/>
-            <w:r>
-              <w:rPr>
-                <w:rFonts w:ascii="Bookman Old Style" w:eastAsia="Arial" w:hAnsi="Bookman Old Style" w:cs="Arial"/>
-                <w:b/>
-                <w:sz w:val="24"/>
-                <w:szCs w:val="24"/>
-              </w:rPr>
-              <w:t>}}</w:t>
+              <w:t>{{Contents_Z}}</w:t>
             </w:r>
           </w:p>
         </w:tc>
@@ -31745,17 +27741,7 @@
                 <w:sz w:val="24"/>
                 <w:szCs w:val="24"/>
               </w:rPr>
-              <w:t>{{Y}</w:t>
-            </w:r>
-            <w:proofErr w:type="gramStart"/>
-            <w:r>
-              <w:rPr>
-                <w:rFonts w:ascii="Bookman Old Style" w:eastAsia="Arial" w:hAnsi="Bookman Old Style" w:cs="Arial"/>
-                <w:b/>
-                <w:sz w:val="24"/>
-                <w:szCs w:val="24"/>
-              </w:rPr>
-              <w:t>}</w:t>
+              <w:t>{{Y}}</w:t>
             </w:r>
             <w:r>
               <w:rPr>
@@ -31772,17 +27758,7 @@
                 <w:sz w:val="24"/>
                 <w:szCs w:val="24"/>
               </w:rPr>
-              <w:t>{</w:t>
-            </w:r>
-            <w:proofErr w:type="gramEnd"/>
-            <w:r>
-              <w:rPr>
-                <w:rFonts w:ascii="Bookman Old Style" w:eastAsia="Arial" w:hAnsi="Bookman Old Style" w:cs="Arial"/>
-                <w:b/>
-                <w:sz w:val="24"/>
-                <w:szCs w:val="24"/>
-              </w:rPr>
-              <w:t xml:space="preserve">{Z}}. </w:t>
+              <w:t xml:space="preserve">{{Z}}. </w:t>
             </w:r>
             <w:r>
               <w:rPr>
@@ -31901,17 +27877,7 @@
                 <w:sz w:val="24"/>
                 <w:szCs w:val="24"/>
               </w:rPr>
-              <w:t>{{Y}</w:t>
-            </w:r>
-            <w:proofErr w:type="gramStart"/>
-            <w:r>
-              <w:rPr>
-                <w:rFonts w:ascii="Bookman Old Style" w:eastAsia="Arial" w:hAnsi="Bookman Old Style" w:cs="Arial"/>
-                <w:b/>
-                <w:sz w:val="24"/>
-                <w:szCs w:val="24"/>
-              </w:rPr>
-              <w:t>}</w:t>
+              <w:t>{{Y}}</w:t>
             </w:r>
             <w:r>
               <w:rPr>
@@ -31928,17 +27894,7 @@
                 <w:sz w:val="24"/>
                 <w:szCs w:val="24"/>
               </w:rPr>
-              <w:t>{</w:t>
-            </w:r>
-            <w:proofErr w:type="gramEnd"/>
-            <w:r>
-              <w:rPr>
-                <w:rFonts w:ascii="Bookman Old Style" w:eastAsia="Arial" w:hAnsi="Bookman Old Style" w:cs="Arial"/>
-                <w:b/>
-                <w:sz w:val="24"/>
-                <w:szCs w:val="24"/>
-              </w:rPr>
-              <w:t xml:space="preserve">{Z}}. </w:t>
+              <w:t xml:space="preserve">{{Z}}. </w:t>
             </w:r>
             <w:r>
               <w:rPr>
@@ -32057,17 +28013,7 @@
                 <w:sz w:val="24"/>
                 <w:szCs w:val="24"/>
               </w:rPr>
-              <w:t>{{Y}</w:t>
-            </w:r>
-            <w:proofErr w:type="gramStart"/>
-            <w:r>
-              <w:rPr>
-                <w:rFonts w:ascii="Bookman Old Style" w:eastAsia="Arial" w:hAnsi="Bookman Old Style" w:cs="Arial"/>
-                <w:b/>
-                <w:sz w:val="24"/>
-                <w:szCs w:val="24"/>
-              </w:rPr>
-              <w:t>}</w:t>
+              <w:t>{{Y}}</w:t>
             </w:r>
             <w:r>
               <w:rPr>
@@ -32084,17 +28030,7 @@
                 <w:sz w:val="24"/>
                 <w:szCs w:val="24"/>
               </w:rPr>
-              <w:t>{</w:t>
-            </w:r>
-            <w:proofErr w:type="gramEnd"/>
-            <w:r>
-              <w:rPr>
-                <w:rFonts w:ascii="Bookman Old Style" w:eastAsia="Arial" w:hAnsi="Bookman Old Style" w:cs="Arial"/>
-                <w:b/>
-                <w:sz w:val="24"/>
-                <w:szCs w:val="24"/>
-              </w:rPr>
-              <w:t xml:space="preserve">{Z}}. </w:t>
+              <w:t xml:space="preserve">{{Z}}. </w:t>
             </w:r>
             <w:r>
               <w:rPr>
@@ -32213,17 +28149,7 @@
                 <w:sz w:val="24"/>
                 <w:szCs w:val="24"/>
               </w:rPr>
-              <w:t>{{Y}</w:t>
-            </w:r>
-            <w:proofErr w:type="gramStart"/>
-            <w:r>
-              <w:rPr>
-                <w:rFonts w:ascii="Bookman Old Style" w:eastAsia="Arial" w:hAnsi="Bookman Old Style" w:cs="Arial"/>
-                <w:b/>
-                <w:sz w:val="24"/>
-                <w:szCs w:val="24"/>
-              </w:rPr>
-              <w:t>}</w:t>
+              <w:t>{{Y}}</w:t>
             </w:r>
             <w:r>
               <w:rPr>
@@ -32240,17 +28166,7 @@
                 <w:sz w:val="24"/>
                 <w:szCs w:val="24"/>
               </w:rPr>
-              <w:t>{</w:t>
-            </w:r>
-            <w:proofErr w:type="gramEnd"/>
-            <w:r>
-              <w:rPr>
-                <w:rFonts w:ascii="Bookman Old Style" w:eastAsia="Arial" w:hAnsi="Bookman Old Style" w:cs="Arial"/>
-                <w:b/>
-                <w:sz w:val="24"/>
-                <w:szCs w:val="24"/>
-              </w:rPr>
-              <w:t xml:space="preserve">{Z}}. </w:t>
+              <w:t xml:space="preserve">{{Z}}. </w:t>
             </w:r>
             <w:r>
               <w:rPr>
@@ -32369,17 +28285,7 @@
                 <w:sz w:val="24"/>
                 <w:szCs w:val="24"/>
               </w:rPr>
-              <w:t>{{Y}</w:t>
-            </w:r>
-            <w:proofErr w:type="gramStart"/>
-            <w:r>
-              <w:rPr>
-                <w:rFonts w:ascii="Bookman Old Style" w:eastAsia="Arial" w:hAnsi="Bookman Old Style" w:cs="Arial"/>
-                <w:b/>
-                <w:sz w:val="24"/>
-                <w:szCs w:val="24"/>
-              </w:rPr>
-              <w:t>}</w:t>
+              <w:t>{{Y}}</w:t>
             </w:r>
             <w:r>
               <w:rPr>
@@ -32396,17 +28302,7 @@
                 <w:sz w:val="24"/>
                 <w:szCs w:val="24"/>
               </w:rPr>
-              <w:t>{</w:t>
-            </w:r>
-            <w:proofErr w:type="gramEnd"/>
-            <w:r>
-              <w:rPr>
-                <w:rFonts w:ascii="Bookman Old Style" w:eastAsia="Arial" w:hAnsi="Bookman Old Style" w:cs="Arial"/>
-                <w:b/>
-                <w:sz w:val="24"/>
-                <w:szCs w:val="24"/>
-              </w:rPr>
-              <w:t xml:space="preserve">{Z}}. </w:t>
+              <w:t xml:space="preserve">{{Z}}. </w:t>
             </w:r>
             <w:r>
               <w:rPr>
@@ -32525,17 +28421,7 @@
                 <w:sz w:val="24"/>
                 <w:szCs w:val="24"/>
               </w:rPr>
-              <w:t>{{Y}</w:t>
-            </w:r>
-            <w:proofErr w:type="gramStart"/>
-            <w:r>
-              <w:rPr>
-                <w:rFonts w:ascii="Bookman Old Style" w:eastAsia="Arial" w:hAnsi="Bookman Old Style" w:cs="Arial"/>
-                <w:b/>
-                <w:sz w:val="24"/>
-                <w:szCs w:val="24"/>
-              </w:rPr>
-              <w:t>}</w:t>
+              <w:t>{{Y}}</w:t>
             </w:r>
             <w:r>
               <w:rPr>
@@ -32552,17 +28438,7 @@
                 <w:sz w:val="24"/>
                 <w:szCs w:val="24"/>
               </w:rPr>
-              <w:t>{</w:t>
-            </w:r>
-            <w:proofErr w:type="gramEnd"/>
-            <w:r>
-              <w:rPr>
-                <w:rFonts w:ascii="Bookman Old Style" w:eastAsia="Arial" w:hAnsi="Bookman Old Style" w:cs="Arial"/>
-                <w:b/>
-                <w:sz w:val="24"/>
-                <w:szCs w:val="24"/>
-              </w:rPr>
-              <w:t xml:space="preserve">{Z}}. </w:t>
+              <w:t xml:space="preserve">{{Z}}. </w:t>
             </w:r>
             <w:r>
               <w:rPr>
@@ -32681,17 +28557,7 @@
                 <w:sz w:val="24"/>
                 <w:szCs w:val="24"/>
               </w:rPr>
-              <w:t>{{Y}</w:t>
-            </w:r>
-            <w:proofErr w:type="gramStart"/>
-            <w:r>
-              <w:rPr>
-                <w:rFonts w:ascii="Bookman Old Style" w:eastAsia="Arial" w:hAnsi="Bookman Old Style" w:cs="Arial"/>
-                <w:b/>
-                <w:sz w:val="24"/>
-                <w:szCs w:val="24"/>
-              </w:rPr>
-              <w:t>}</w:t>
+              <w:t>{{Y}}</w:t>
             </w:r>
             <w:r>
               <w:rPr>
@@ -32708,17 +28574,7 @@
                 <w:sz w:val="24"/>
                 <w:szCs w:val="24"/>
               </w:rPr>
-              <w:t>{</w:t>
-            </w:r>
-            <w:proofErr w:type="gramEnd"/>
-            <w:r>
-              <w:rPr>
-                <w:rFonts w:ascii="Bookman Old Style" w:eastAsia="Arial" w:hAnsi="Bookman Old Style" w:cs="Arial"/>
-                <w:b/>
-                <w:sz w:val="24"/>
-                <w:szCs w:val="24"/>
-              </w:rPr>
-              <w:t xml:space="preserve">{Z}}. </w:t>
+              <w:t xml:space="preserve">{{Z}}. </w:t>
             </w:r>
             <w:r>
               <w:rPr>
@@ -32837,17 +28693,7 @@
                 <w:sz w:val="24"/>
                 <w:szCs w:val="24"/>
               </w:rPr>
-              <w:t>{{Y}</w:t>
-            </w:r>
-            <w:proofErr w:type="gramStart"/>
-            <w:r>
-              <w:rPr>
-                <w:rFonts w:ascii="Bookman Old Style" w:eastAsia="Arial" w:hAnsi="Bookman Old Style" w:cs="Arial"/>
-                <w:b/>
-                <w:sz w:val="24"/>
-                <w:szCs w:val="24"/>
-              </w:rPr>
-              <w:t>}</w:t>
+              <w:t>{{Y}}</w:t>
             </w:r>
             <w:r>
               <w:rPr>
@@ -32864,17 +28710,7 @@
                 <w:sz w:val="24"/>
                 <w:szCs w:val="24"/>
               </w:rPr>
-              <w:t>{</w:t>
-            </w:r>
-            <w:proofErr w:type="gramEnd"/>
-            <w:r>
-              <w:rPr>
-                <w:rFonts w:ascii="Bookman Old Style" w:eastAsia="Arial" w:hAnsi="Bookman Old Style" w:cs="Arial"/>
-                <w:b/>
-                <w:sz w:val="24"/>
-                <w:szCs w:val="24"/>
-              </w:rPr>
-              <w:t xml:space="preserve">{Z}}. </w:t>
+              <w:t xml:space="preserve">{{Z}}. </w:t>
             </w:r>
             <w:r>
               <w:rPr>
@@ -32993,17 +28829,7 @@
                 <w:sz w:val="24"/>
                 <w:szCs w:val="24"/>
               </w:rPr>
-              <w:t>{{Y}</w:t>
-            </w:r>
-            <w:proofErr w:type="gramStart"/>
-            <w:r>
-              <w:rPr>
-                <w:rFonts w:ascii="Bookman Old Style" w:eastAsia="Arial" w:hAnsi="Bookman Old Style" w:cs="Arial"/>
-                <w:b/>
-                <w:sz w:val="24"/>
-                <w:szCs w:val="24"/>
-              </w:rPr>
-              <w:t>}</w:t>
+              <w:t>{{Y}}</w:t>
             </w:r>
             <w:r>
               <w:rPr>
@@ -33020,17 +28846,7 @@
                 <w:sz w:val="24"/>
                 <w:szCs w:val="24"/>
               </w:rPr>
-              <w:t>{</w:t>
-            </w:r>
-            <w:proofErr w:type="gramEnd"/>
-            <w:r>
-              <w:rPr>
-                <w:rFonts w:ascii="Bookman Old Style" w:eastAsia="Arial" w:hAnsi="Bookman Old Style" w:cs="Arial"/>
-                <w:b/>
-                <w:sz w:val="24"/>
-                <w:szCs w:val="24"/>
-              </w:rPr>
-              <w:t xml:space="preserve">{Z}}. </w:t>
+              <w:t xml:space="preserve">{{Z}}. </w:t>
             </w:r>
             <w:r>
               <w:rPr>
@@ -33150,17 +28966,7 @@
                 <w:szCs w:val="24"/>
               </w:rPr>
               <w:lastRenderedPageBreak/>
-              <w:t>{{Y}</w:t>
-            </w:r>
-            <w:proofErr w:type="gramStart"/>
-            <w:r>
-              <w:rPr>
-                <w:rFonts w:ascii="Bookman Old Style" w:eastAsia="Arial" w:hAnsi="Bookman Old Style" w:cs="Arial"/>
-                <w:b/>
-                <w:sz w:val="24"/>
-                <w:szCs w:val="24"/>
-              </w:rPr>
-              <w:t>}</w:t>
+              <w:t>{{Y}}</w:t>
             </w:r>
             <w:r>
               <w:rPr>
@@ -33177,17 +28983,7 @@
                 <w:sz w:val="24"/>
                 <w:szCs w:val="24"/>
               </w:rPr>
-              <w:t>{</w:t>
-            </w:r>
-            <w:proofErr w:type="gramEnd"/>
-            <w:r>
-              <w:rPr>
-                <w:rFonts w:ascii="Bookman Old Style" w:eastAsia="Arial" w:hAnsi="Bookman Old Style" w:cs="Arial"/>
-                <w:b/>
-                <w:sz w:val="24"/>
-                <w:szCs w:val="24"/>
-              </w:rPr>
-              <w:t xml:space="preserve">{Z}}. </w:t>
+              <w:t xml:space="preserve">{{Z}}. </w:t>
             </w:r>
             <w:r>
               <w:rPr>
@@ -33306,17 +29102,7 @@
                 <w:sz w:val="24"/>
                 <w:szCs w:val="24"/>
               </w:rPr>
-              <w:t>{{Y}</w:t>
-            </w:r>
-            <w:proofErr w:type="gramStart"/>
-            <w:r>
-              <w:rPr>
-                <w:rFonts w:ascii="Bookman Old Style" w:eastAsia="Arial" w:hAnsi="Bookman Old Style" w:cs="Arial"/>
-                <w:b/>
-                <w:sz w:val="24"/>
-                <w:szCs w:val="24"/>
-              </w:rPr>
-              <w:t>}</w:t>
+              <w:t>{{Y}}</w:t>
             </w:r>
             <w:r>
               <w:rPr>
@@ -33333,17 +29119,7 @@
                 <w:sz w:val="24"/>
                 <w:szCs w:val="24"/>
               </w:rPr>
-              <w:t>{</w:t>
-            </w:r>
-            <w:proofErr w:type="gramEnd"/>
-            <w:r>
-              <w:rPr>
-                <w:rFonts w:ascii="Bookman Old Style" w:eastAsia="Arial" w:hAnsi="Bookman Old Style" w:cs="Arial"/>
-                <w:b/>
-                <w:sz w:val="24"/>
-                <w:szCs w:val="24"/>
-              </w:rPr>
-              <w:t xml:space="preserve">{Z}}. </w:t>
+              <w:t xml:space="preserve">{{Z}}. </w:t>
             </w:r>
             <w:r>
               <w:rPr>
@@ -33462,17 +29238,7 @@
                 <w:sz w:val="24"/>
                 <w:szCs w:val="24"/>
               </w:rPr>
-              <w:t>{{Y}</w:t>
-            </w:r>
-            <w:proofErr w:type="gramStart"/>
-            <w:r>
-              <w:rPr>
-                <w:rFonts w:ascii="Bookman Old Style" w:eastAsia="Arial" w:hAnsi="Bookman Old Style" w:cs="Arial"/>
-                <w:b/>
-                <w:sz w:val="24"/>
-                <w:szCs w:val="24"/>
-              </w:rPr>
-              <w:t>}</w:t>
+              <w:t>{{Y}}</w:t>
             </w:r>
             <w:r>
               <w:rPr>
@@ -33489,17 +29255,7 @@
                 <w:sz w:val="24"/>
                 <w:szCs w:val="24"/>
               </w:rPr>
-              <w:t>{</w:t>
-            </w:r>
-            <w:proofErr w:type="gramEnd"/>
-            <w:r>
-              <w:rPr>
-                <w:rFonts w:ascii="Bookman Old Style" w:eastAsia="Arial" w:hAnsi="Bookman Old Style" w:cs="Arial"/>
-                <w:b/>
-                <w:sz w:val="24"/>
-                <w:szCs w:val="24"/>
-              </w:rPr>
-              <w:t xml:space="preserve">{Z}}. </w:t>
+              <w:t xml:space="preserve">{{Z}}. </w:t>
             </w:r>
             <w:r>
               <w:rPr>
@@ -33619,17 +29375,7 @@
                 <w:sz w:val="24"/>
                 <w:szCs w:val="24"/>
               </w:rPr>
-              <w:t>{{Y}</w:t>
-            </w:r>
-            <w:proofErr w:type="gramStart"/>
-            <w:r>
-              <w:rPr>
-                <w:rFonts w:ascii="Bookman Old Style" w:eastAsia="Arial" w:hAnsi="Bookman Old Style" w:cs="Arial"/>
-                <w:b/>
-                <w:sz w:val="24"/>
-                <w:szCs w:val="24"/>
-              </w:rPr>
-              <w:t>}</w:t>
+              <w:t>{{Y}}</w:t>
             </w:r>
             <w:r>
               <w:rPr>
@@ -33646,17 +29392,7 @@
                 <w:sz w:val="24"/>
                 <w:szCs w:val="24"/>
               </w:rPr>
-              <w:t>{</w:t>
-            </w:r>
-            <w:proofErr w:type="gramEnd"/>
-            <w:r>
-              <w:rPr>
-                <w:rFonts w:ascii="Bookman Old Style" w:eastAsia="Arial" w:hAnsi="Bookman Old Style" w:cs="Arial"/>
-                <w:b/>
-                <w:sz w:val="24"/>
-                <w:szCs w:val="24"/>
-              </w:rPr>
-              <w:t xml:space="preserve">{Z}}. </w:t>
+              <w:t xml:space="preserve">{{Z}}. </w:t>
             </w:r>
             <w:r>
               <w:rPr>
@@ -33775,17 +29511,7 @@
                 <w:sz w:val="24"/>
                 <w:szCs w:val="24"/>
               </w:rPr>
-              <w:t>{{Y}</w:t>
-            </w:r>
-            <w:proofErr w:type="gramStart"/>
-            <w:r>
-              <w:rPr>
-                <w:rFonts w:ascii="Bookman Old Style" w:eastAsia="Arial" w:hAnsi="Bookman Old Style" w:cs="Arial"/>
-                <w:b/>
-                <w:sz w:val="24"/>
-                <w:szCs w:val="24"/>
-              </w:rPr>
-              <w:t>}</w:t>
+              <w:t>{{Y}}</w:t>
             </w:r>
             <w:r>
               <w:rPr>
@@ -33802,17 +29528,7 @@
                 <w:sz w:val="24"/>
                 <w:szCs w:val="24"/>
               </w:rPr>
-              <w:t>{</w:t>
-            </w:r>
-            <w:proofErr w:type="gramEnd"/>
-            <w:r>
-              <w:rPr>
-                <w:rFonts w:ascii="Bookman Old Style" w:eastAsia="Arial" w:hAnsi="Bookman Old Style" w:cs="Arial"/>
-                <w:b/>
-                <w:sz w:val="24"/>
-                <w:szCs w:val="24"/>
-              </w:rPr>
-              <w:t xml:space="preserve">{Z}}. </w:t>
+              <w:t xml:space="preserve">{{Z}}. </w:t>
             </w:r>
             <w:r>
               <w:rPr>
@@ -33930,17 +29646,7 @@
                 <w:sz w:val="24"/>
                 <w:szCs w:val="24"/>
               </w:rPr>
-              <w:t>{{Y}</w:t>
-            </w:r>
-            <w:proofErr w:type="gramStart"/>
-            <w:r>
-              <w:rPr>
-                <w:rFonts w:ascii="Bookman Old Style" w:eastAsia="Arial" w:hAnsi="Bookman Old Style" w:cs="Arial"/>
-                <w:b/>
-                <w:sz w:val="24"/>
-                <w:szCs w:val="24"/>
-              </w:rPr>
-              <w:t>}</w:t>
+              <w:t>{{Y}}</w:t>
             </w:r>
             <w:r>
               <w:rPr>
@@ -33957,17 +29663,7 @@
                 <w:sz w:val="24"/>
                 <w:szCs w:val="24"/>
               </w:rPr>
-              <w:t>{</w:t>
-            </w:r>
-            <w:proofErr w:type="gramEnd"/>
-            <w:r>
-              <w:rPr>
-                <w:rFonts w:ascii="Bookman Old Style" w:eastAsia="Arial" w:hAnsi="Bookman Old Style" w:cs="Arial"/>
-                <w:b/>
-                <w:sz w:val="24"/>
-                <w:szCs w:val="24"/>
-              </w:rPr>
-              <w:t xml:space="preserve">{Z}}. </w:t>
+              <w:t xml:space="preserve">{{Z}}. </w:t>
             </w:r>
             <w:r>
               <w:rPr>
